--- a/informe/informe.docx
+++ b/informe/informe.docx
@@ -4,7 +4,129 @@
   <w:body>
     <w:p>
       <w:pPr>
+        <w:tabs>
+          <w:tab w:val="right" w:pos="9360"/>
+        </w:tabs>
+      </w:pPr>
+      <w:r>
+        <w:drawing>
+          <wp:inline>
+            <wp:extent cx="636910" cy="935999"/>
+            <wp:effectExtent b="0" l="0" r="0" t="0"/>
+            <wp:docPr descr="image" title="" id="10" name="Picture"/>
+            <a:graphic>
+              <a:graphicData uri="http://schemas.openxmlformats.org/drawingml/2006/picture">
+                <pic:pic>
+                  <pic:nvPicPr>
+                    <pic:cNvPr descr="figuras/logo_ipn.png" id="11" name="Picture"/>
+                    <pic:cNvPicPr>
+                      <a:picLocks noChangeArrowheads="1" noChangeAspect="1"/>
+                    </pic:cNvPicPr>
+                  </pic:nvPicPr>
+                  <pic:blipFill>
+                    <a:blip r:embed="rId9"/>
+                    <a:stretch>
+                      <a:fillRect/>
+                    </a:stretch>
+                  </pic:blipFill>
+                  <pic:spPr bwMode="auto">
+                    <a:xfrm>
+                      <a:off x="0" y="0"/>
+                      <a:ext cx="636910" cy="935999"/>
+                    </a:xfrm>
+                    <a:prstGeom prst="rect">
+                      <a:avLst/>
+                    </a:prstGeom>
+                    <a:noFill/>
+                    <a:ln w="9525">
+                      <a:noFill/>
+                      <a:headEnd/>
+                      <a:tailEnd/>
+                    </a:ln>
+                  </pic:spPr>
+                </pic:pic>
+              </a:graphicData>
+            </a:graphic>
+          </wp:inline>
+        </w:drawing>
+      </w:r>
+      <w:r>
+        <w:tab/>
+      </w:r>
+      <w:r>
+        <w:drawing>
+          <wp:inline>
+            <wp:extent cx="989672" cy="755999"/>
+            <wp:effectExtent b="0" l="0" r="0" t="0"/>
+            <wp:docPr descr="image" title="" id="13" name="Picture"/>
+            <a:graphic>
+              <a:graphicData uri="http://schemas.openxmlformats.org/drawingml/2006/picture">
+                <pic:pic>
+                  <pic:nvPicPr>
+                    <pic:cNvPr descr="figuras/logo_escom.png" id="14" name="Picture"/>
+                    <pic:cNvPicPr>
+                      <a:picLocks noChangeArrowheads="1" noChangeAspect="1"/>
+                    </pic:cNvPicPr>
+                  </pic:nvPicPr>
+                  <pic:blipFill>
+                    <a:blip r:embed="rId12"/>
+                    <a:stretch>
+                      <a:fillRect/>
+                    </a:stretch>
+                  </pic:blipFill>
+                  <pic:spPr bwMode="auto">
+                    <a:xfrm>
+                      <a:off x="0" y="0"/>
+                      <a:ext cx="989672" cy="755999"/>
+                    </a:xfrm>
+                    <a:prstGeom prst="rect">
+                      <a:avLst/>
+                    </a:prstGeom>
+                    <a:noFill/>
+                    <a:ln w="9525">
+                      <a:noFill/>
+                      <a:headEnd/>
+                      <a:tailEnd/>
+                    </a:ln>
+                  </pic:spPr>
+                </pic:pic>
+              </a:graphicData>
+            </a:graphic>
+          </wp:inline>
+        </w:drawing>
+      </w:r>
+    </w:p>
+    <w:p>
+      <w:pPr>
+        <w:spacing w:before="240"/>
+        <w:jc w:val="center"/>
+        <w:rPr>
+          <w:sz w:val="28"/>
+        </w:rPr>
+      </w:pPr>
+      <w:r>
+        <w:rPr>
+          <w:sz w:val="28"/>
+        </w:rPr>
+        <w:t xml:space="preserve">Instituto Politécnico Nacional</w:t>
+      </w:r>
+      <w:r>
+        <w:rPr>
+          <w:sz w:val="28"/>
+        </w:rPr>
+        <w:br/>
+      </w:r>
+      <w:r>
+        <w:rPr>
+          <w:sz w:val="28"/>
+        </w:rPr>
+        <w:t xml:space="preserve">Escuela Superior de Cómputo</w:t>
+      </w:r>
+    </w:p>
+    <w:p>
+      <w:pPr>
         <w:pStyle w:val="Title"/>
+        <w:spacing w:before="1800"/>
       </w:pPr>
       <w:r>
         <w:rPr>
@@ -37,7 +159,7 @@
         <w:br/>
       </w:r>
       <w:r>
-        <w:t xml:space="preserve">Materia — Institución</w:t>
+        <w:t xml:space="preserve">Materia: Minería de Datos</w:t>
       </w:r>
     </w:p>
     <w:p>
@@ -49,6 +171,11 @@
       </w:r>
     </w:p>
     <w:p>
+      <w:r>
+        <w:br w:type="page"/>
+      </w:r>
+    </w:p>
+    <w:p>
       <w:pPr>
         <w:pStyle w:val="AbstractTitle"/>
       </w:pPr>
@@ -67,13 +194,13 @@
         <w:t xml:space="preserve"> </w:t>
       </w:r>
       <w:r>
-        <w:t xml:space="preserve">la identificación de fuentes de datos abiertos, los criterios de limpieza e integración y</w:t>
-      </w:r>
-      <w:r>
-        <w:t xml:space="preserve"> </w:t>
-      </w:r>
-      <w:r>
-        <w:t xml:space="preserve">la bitácora de actividades. El objetivo de la fase es construir una base de datos integrada,</w:t>
+        <w:t xml:space="preserve">la identificación de fuentes de datos abiertos, su recolección y los criterios y resultados de su</w:t>
+      </w:r>
+      <w:r>
+        <w:t xml:space="preserve"> </w:t>
+      </w:r>
+      <w:r>
+        <w:t xml:space="preserve">limpieza. El objetivo de la fase es construir una base de datos integrada,</w:t>
       </w:r>
       <w:r>
         <w:t xml:space="preserve"> </w:t>
@@ -86,6 +213,11 @@
       </w:r>
       <w:r>
         <w:t xml:space="preserve">para el periodo 2016–2026. Esa base será el insumo de un modelo predictivo en la fase siguiente.</w:t>
+      </w:r>
+    </w:p>
+    <w:p>
+      <w:r>
+        <w:br w:type="page"/>
       </w:r>
     </w:p>
     <w:sdt>
@@ -114,7 +246,74 @@
         </w:p>
       </w:sdtContent>
     </w:sdt>
-    <w:bookmarkStart w:id="19" w:name="sec:problema"/>
+    <w:p>
+      <w:r>
+        <w:br w:type="page"/>
+      </w:r>
+    </w:p>
+    <w:sdt>
+      <w:sdtPr>
+        <w:docPartObj>
+          <w:docPartGallery w:val="List of Figures"/>
+          <w:docPartUnique/>
+        </w:docPartObj>
+      </w:sdtPr>
+      <w:sdtContent>
+        <w:p>
+          <w:pPr>
+            <w:pStyle w:val="TOCHeading"/>
+          </w:pPr>
+          <w:r>
+            <w:t xml:space="preserve">Índice de figuras</w:t>
+          </w:r>
+        </w:p>
+        <w:p>
+          <w:r>
+            <w:fldChar w:fldCharType="begin" w:dirty="true"/>
+            <w:instrText xml:space="preserve">TOC \h \z \t "Image Caption" \c</w:instrText>
+            <w:fldChar w:fldCharType="separate"/>
+            <w:fldChar w:fldCharType="end"/>
+          </w:r>
+        </w:p>
+      </w:sdtContent>
+    </w:sdt>
+    <w:p>
+      <w:r>
+        <w:br w:type="page"/>
+      </w:r>
+    </w:p>
+    <w:sdt>
+      <w:sdtPr>
+        <w:docPartObj>
+          <w:docPartGallery w:val="List of Tables"/>
+          <w:docPartUnique/>
+        </w:docPartObj>
+      </w:sdtPr>
+      <w:sdtContent>
+        <w:p>
+          <w:pPr>
+            <w:pStyle w:val="TOCHeading"/>
+          </w:pPr>
+          <w:r>
+            <w:t xml:space="preserve">Índice de tablas</w:t>
+          </w:r>
+        </w:p>
+        <w:p>
+          <w:r>
+            <w:fldChar w:fldCharType="begin" w:dirty="true"/>
+            <w:instrText xml:space="preserve">TOC \h \z \t "Table Caption" \c</w:instrText>
+            <w:fldChar w:fldCharType="separate"/>
+            <w:fldChar w:fldCharType="end"/>
+          </w:r>
+        </w:p>
+      </w:sdtContent>
+    </w:sdt>
+    <w:p>
+      <w:r>
+        <w:br w:type="page"/>
+      </w:r>
+    </w:p>
+    <w:bookmarkStart w:id="25" w:name="sec:problema"/>
     <w:p>
       <w:pPr>
         <w:pStyle w:val="Heading1"/>
@@ -123,7 +322,7 @@
         <w:t xml:space="preserve">Definición del problema</w:t>
       </w:r>
     </w:p>
-    <w:bookmarkStart w:id="9" w:name="pregunta-de-investigación"/>
+    <w:bookmarkStart w:id="15" w:name="pregunta-de-investigación"/>
     <w:p>
       <w:pPr>
         <w:pStyle w:val="Heading2"/>
@@ -172,8 +371,8 @@
         <w:t xml:space="preserve">recuperación posterior respecto al periodo previo a 2020?</w:t>
       </w:r>
     </w:p>
-    <w:bookmarkEnd w:id="9"/>
-    <w:bookmarkStart w:id="10" w:name="planteamiento"/>
+    <w:bookmarkEnd w:id="15"/>
+    <w:bookmarkStart w:id="16" w:name="planteamiento"/>
     <w:p>
       <w:pPr>
         <w:pStyle w:val="Heading2"/>
@@ -426,8 +625,8 @@
         </w:tc>
       </w:tr>
     </w:tbl>
-    <w:bookmarkEnd w:id="10"/>
-    <w:bookmarkStart w:id="12" w:name="qué-se-analizará"/>
+    <w:bookmarkEnd w:id="16"/>
+    <w:bookmarkStart w:id="18" w:name="qué-se-analizará"/>
     <w:p>
       <w:pPr>
         <w:pStyle w:val="Heading2"/>
@@ -461,7 +660,7 @@
         <w:t xml:space="preserve">).</w:t>
       </w:r>
     </w:p>
-    <w:bookmarkStart w:id="11" w:name="tab:dimensiones"/>
+    <w:bookmarkStart w:id="17" w:name="tab:dimensiones"/>
     <w:p>
       <w:pPr>
         <w:pStyle w:val="TableCaption"/>
@@ -693,9 +892,9 @@
         </w:tc>
       </w:tr>
     </w:tbl>
-    <w:bookmarkEnd w:id="11"/>
-    <w:bookmarkEnd w:id="12"/>
-    <w:bookmarkStart w:id="13" w:name="objetivo-de-la-fase"/>
+    <w:bookmarkEnd w:id="17"/>
+    <w:bookmarkEnd w:id="18"/>
+    <w:bookmarkStart w:id="19" w:name="objetivo-de-la-fase"/>
     <w:p>
       <w:pPr>
         <w:pStyle w:val="Heading2"/>
@@ -792,8 +991,8 @@
         <w:t xml:space="preserve">Servir de insumo a un modelo predictivo en la fase siguiente.</w:t>
       </w:r>
     </w:p>
-    <w:bookmarkEnd w:id="13"/>
-    <w:bookmarkStart w:id="14" w:name="periodos-de-análisis"/>
+    <w:bookmarkEnd w:id="19"/>
+    <w:bookmarkStart w:id="20" w:name="periodos-de-análisis"/>
     <w:p>
       <w:pPr>
         <w:pStyle w:val="Heading2"/>
@@ -1045,8 +1244,8 @@
         </w:tc>
       </w:tr>
     </w:tbl>
-    <w:bookmarkEnd w:id="14"/>
-    <w:bookmarkStart w:id="15" w:name="unidades-de-análisis"/>
+    <w:bookmarkEnd w:id="20"/>
+    <w:bookmarkStart w:id="21" w:name="unidades-de-análisis"/>
     <w:p>
       <w:pPr>
         <w:pStyle w:val="Heading2"/>
@@ -1132,8 +1331,8 @@
         <w:t xml:space="preserve">solo cuando el dato lo permita.</w:t>
       </w:r>
     </w:p>
-    <w:bookmarkEnd w:id="15"/>
-    <w:bookmarkStart w:id="16" w:name="X771b709028eefedc85050b2c8169a5c7507c386"/>
+    <w:bookmarkEnd w:id="21"/>
+    <w:bookmarkStart w:id="22" w:name="X771b709028eefedc85050b2c8169a5c7507c386"/>
     <w:p>
       <w:pPr>
         <w:pStyle w:val="Heading2"/>
@@ -1192,8 +1391,8 @@
         <w:t xml:space="preserve">esperado es un contrafactual estimado con la tendencia anterior a 2020.</w:t>
       </w:r>
     </w:p>
-    <w:bookmarkEnd w:id="16"/>
-    <w:bookmarkStart w:id="17" w:name="hipótesis-de-trabajo"/>
+    <w:bookmarkEnd w:id="22"/>
+    <w:bookmarkStart w:id="23" w:name="hipótesis-de-trabajo"/>
     <w:p>
       <w:pPr>
         <w:pStyle w:val="Heading2"/>
@@ -1301,8 +1500,8 @@
         <w:t xml:space="preserve">) solo se evalúa en seguridad y seguridad vial.</w:t>
       </w:r>
     </w:p>
-    <w:bookmarkEnd w:id="17"/>
-    <w:bookmarkStart w:id="18" w:name="alcance-y-limitaciones"/>
+    <w:bookmarkEnd w:id="23"/>
+    <w:bookmarkStart w:id="24" w:name="alcance-y-limitaciones"/>
     <w:p>
       <w:pPr>
         <w:pStyle w:val="Heading2"/>
@@ -1399,9 +1598,9 @@
         <w:t xml:space="preserve">reclasificaron. Estos cambios deben documentarse al unir las series.</w:t>
       </w:r>
     </w:p>
-    <w:bookmarkEnd w:id="18"/>
-    <w:bookmarkEnd w:id="19"/>
-    <w:bookmarkStart w:id="33" w:name="sec:fuentes"/>
+    <w:bookmarkEnd w:id="24"/>
+    <w:bookmarkEnd w:id="25"/>
+    <w:bookmarkStart w:id="39" w:name="sec:fuentes"/>
     <w:p>
       <w:pPr>
         <w:pStyle w:val="Heading1"/>
@@ -1423,7 +1622,7 @@
       <w:r>
         <w:t xml:space="preserve">(</w:t>
       </w:r>
-      <w:hyperlink r:id="rId20">
+      <w:hyperlink r:id="rId26">
         <w:r>
           <w:rPr>
             <w:rStyle w:val="Hyperlink"/>
@@ -1441,7 +1640,7 @@
         <w:t xml:space="preserve">catálogo de forma automática. El resto de las fuentes provienen de INEGI, IMSS, SESNSP y la Secretaría de Salud.</w:t>
       </w:r>
     </w:p>
-    <w:bookmarkStart w:id="23" w:name="sec:seleccion_final"/>
+    <w:bookmarkStart w:id="29" w:name="sec:seleccion_final"/>
     <w:p>
       <w:pPr>
         <w:pStyle w:val="Heading2"/>
@@ -1500,7 +1699,7 @@
         <w:t xml:space="preserve">otra mitad de la hipótesis H1, y tienen datos por alcaldía.</w:t>
       </w:r>
     </w:p>
-    <w:bookmarkStart w:id="21" w:name="tab:seleccion_final"/>
+    <w:bookmarkStart w:id="27" w:name="tab:seleccion_final"/>
     <w:p>
       <w:pPr>
         <w:pStyle w:val="TableCaption"/>
@@ -1884,8 +2083,8 @@
         </w:tc>
       </w:tr>
     </w:tbl>
-    <w:bookmarkEnd w:id="21"/>
-    <w:bookmarkStart w:id="22" w:name="descartados."/>
+    <w:bookmarkEnd w:id="27"/>
+    <w:bookmarkStart w:id="28" w:name="descartados."/>
     <w:p>
       <w:pPr>
         <w:pStyle w:val="Heading4"/>
@@ -2049,9 +2248,9 @@
         <w:t xml:space="preserve">de la ocupación hotelera con el empleo del IMSS.</w:t>
       </w:r>
     </w:p>
-    <w:bookmarkEnd w:id="22"/>
-    <w:bookmarkEnd w:id="23"/>
-    <w:bookmarkStart w:id="25" w:name="sec:seleccion"/>
+    <w:bookmarkEnd w:id="28"/>
+    <w:bookmarkEnd w:id="29"/>
+    <w:bookmarkStart w:id="31" w:name="sec:seleccion"/>
     <w:p>
       <w:pPr>
         <w:pStyle w:val="Heading2"/>
@@ -2148,7 +2347,7 @@
         <w:t xml:space="preserve">inventario completo.</w:t>
       </w:r>
     </w:p>
-    <w:bookmarkStart w:id="24" w:name="tab:seleccion"/>
+    <w:bookmarkStart w:id="30" w:name="tab:seleccion"/>
     <w:p>
       <w:pPr>
         <w:pStyle w:val="TableCaption"/>
@@ -3130,7 +3329,7 @@
         </w:tc>
       </w:tr>
     </w:tbl>
-    <w:bookmarkEnd w:id="24"/>
+    <w:bookmarkEnd w:id="30"/>
     <w:p>
       <w:pPr>
         <w:pStyle w:val="BodyText"/>
@@ -3189,15 +3388,15 @@
           <w:rPr>
             <w:rStyle w:val="Hyperlink"/>
           </w:rPr>
-          <w:t xml:space="preserve">9</w:t>
+          <w:t xml:space="preserve">8</w:t>
         </w:r>
       </w:hyperlink>
       <w:r>
         <w:t xml:space="preserve">.</w:t>
       </w:r>
     </w:p>
-    <w:bookmarkEnd w:id="25"/>
-    <w:bookmarkStart w:id="26" w:name="movilidad"/>
+    <w:bookmarkEnd w:id="31"/>
+    <w:bookmarkStart w:id="32" w:name="movilidad"/>
     <w:p>
       <w:pPr>
         <w:pStyle w:val="Heading2"/>
@@ -3953,8 +4152,8 @@
         </w:tc>
       </w:tr>
     </w:tbl>
-    <w:bookmarkEnd w:id="26"/>
-    <w:bookmarkStart w:id="27" w:name="seguridad"/>
+    <w:bookmarkEnd w:id="32"/>
+    <w:bookmarkStart w:id="33" w:name="seguridad"/>
     <w:p>
       <w:pPr>
         <w:pStyle w:val="Heading2"/>
@@ -4448,8 +4647,8 @@
         </w:tc>
       </w:tr>
     </w:tbl>
-    <w:bookmarkEnd w:id="27"/>
-    <w:bookmarkStart w:id="28" w:name="actividad-económica"/>
+    <w:bookmarkEnd w:id="33"/>
+    <w:bookmarkStart w:id="34" w:name="actividad-económica"/>
     <w:p>
       <w:pPr>
         <w:pStyle w:val="Heading2"/>
@@ -5067,8 +5266,8 @@
         </w:tc>
       </w:tr>
     </w:tbl>
-    <w:bookmarkEnd w:id="28"/>
-    <w:bookmarkStart w:id="29" w:name="pandemia-variables-de-control"/>
+    <w:bookmarkEnd w:id="34"/>
+    <w:bookmarkStart w:id="35" w:name="pandemia-variables-de-control"/>
     <w:p>
       <w:pPr>
         <w:pStyle w:val="Heading2"/>
@@ -5473,8 +5672,8 @@
         </w:tc>
       </w:tr>
     </w:tbl>
-    <w:bookmarkEnd w:id="29"/>
-    <w:bookmarkStart w:id="31" w:name="verificación-en-el-portal-de-la-cdmx"/>
+    <w:bookmarkEnd w:id="35"/>
+    <w:bookmarkStart w:id="37" w:name="verificación-en-el-portal-de-la-cdmx"/>
     <w:p>
       <w:pPr>
         <w:pStyle w:val="Heading2"/>
@@ -5547,7 +5746,7 @@
         <w:t xml:space="preserve">).</w:t>
       </w:r>
     </w:p>
-    <w:bookmarkStart w:id="30" w:name="tab:verificacion"/>
+    <w:bookmarkStart w:id="36" w:name="tab:verificacion"/>
     <w:p>
       <w:pPr>
         <w:pStyle w:val="TableCaption"/>
@@ -6901,7 +7100,7 @@
         </w:tc>
       </w:tr>
     </w:tbl>
-    <w:bookmarkEnd w:id="30"/>
+    <w:bookmarkEnd w:id="36"/>
     <w:p>
       <w:pPr>
         <w:pStyle w:val="BodyText"/>
@@ -6928,8 +7127,8 @@
         <w:t xml:space="preserve">descargar solo los años del periodo de estudio.</w:t>
       </w:r>
     </w:p>
-    <w:bookmarkEnd w:id="31"/>
-    <w:bookmarkStart w:id="32" w:name="referencias-territoriales-y-de-población"/>
+    <w:bookmarkEnd w:id="37"/>
+    <w:bookmarkStart w:id="38" w:name="referencias-territoriales-y-de-población"/>
     <w:p>
       <w:pPr>
         <w:pStyle w:val="Heading2"/>
@@ -7022,9 +7221,9 @@
         <w:t xml:space="preserve">control de la estacionalidad.</w:t>
       </w:r>
     </w:p>
-    <w:bookmarkEnd w:id="32"/>
-    <w:bookmarkEnd w:id="33"/>
-    <w:bookmarkStart w:id="37" w:name="sec:metodologia"/>
+    <w:bookmarkEnd w:id="38"/>
+    <w:bookmarkEnd w:id="39"/>
+    <w:bookmarkStart w:id="43" w:name="sec:metodologia"/>
     <w:p>
       <w:pPr>
         <w:pStyle w:val="Heading1"/>
@@ -7033,7 +7232,7 @@
         <w:t xml:space="preserve">Metodología de recolección y limpieza</w:t>
       </w:r>
     </w:p>
-    <w:bookmarkStart w:id="34" w:name="organización-del-proyecto"/>
+    <w:bookmarkStart w:id="40" w:name="organización-del-proyecto"/>
     <w:p>
       <w:pPr>
         <w:pStyle w:val="Heading2"/>
@@ -7341,8 +7540,8 @@
         </w:tc>
       </w:tr>
     </w:tbl>
-    <w:bookmarkEnd w:id="34"/>
-    <w:bookmarkStart w:id="35" w:name="criterios-de-limpieza"/>
+    <w:bookmarkEnd w:id="40"/>
+    <w:bookmarkStart w:id="41" w:name="criterios-de-limpieza"/>
     <w:p>
       <w:pPr>
         <w:pStyle w:val="Heading2"/>
@@ -7681,8 +7880,8 @@
         <w:t xml:space="preserve">.</w:t>
       </w:r>
     </w:p>
-    <w:bookmarkEnd w:id="35"/>
-    <w:bookmarkStart w:id="36" w:name="integración"/>
+    <w:bookmarkEnd w:id="41"/>
+    <w:bookmarkStart w:id="42" w:name="integración"/>
     <w:p>
       <w:pPr>
         <w:pStyle w:val="Heading2"/>
@@ -7782,9 +7981,9 @@
         <w:t xml:space="preserve">recuperación en términos relativos.</w:t>
       </w:r>
     </w:p>
-    <w:bookmarkEnd w:id="36"/>
-    <w:bookmarkEnd w:id="37"/>
-    <w:bookmarkStart w:id="54" w:name="sec:exploracion"/>
+    <w:bookmarkEnd w:id="42"/>
+    <w:bookmarkEnd w:id="43"/>
+    <w:bookmarkStart w:id="60" w:name="sec:exploracion"/>
     <w:p>
       <w:pPr>
         <w:pStyle w:val="Heading1"/>
@@ -7841,7 +8040,7 @@
         <w:t xml:space="preserve">.</w:t>
       </w:r>
     </w:p>
-    <w:bookmarkStart w:id="39" w:name="descripción-del-archivo"/>
+    <w:bookmarkStart w:id="45" w:name="descripción-del-archivo"/>
     <w:p>
       <w:pPr>
         <w:pStyle w:val="Heading2"/>
@@ -7906,7 +8105,7 @@
         <w:t xml:space="preserve">).</w:t>
       </w:r>
     </w:p>
-    <w:bookmarkStart w:id="38" w:name="tab:perfil_metro"/>
+    <w:bookmarkStart w:id="44" w:name="tab:perfil_metro"/>
     <w:p>
       <w:pPr>
         <w:pStyle w:val="TableCaption"/>
@@ -8321,9 +8520,9 @@
         </w:tc>
       </w:tr>
     </w:tbl>
-    <w:bookmarkEnd w:id="38"/>
-    <w:bookmarkEnd w:id="39"/>
-    <w:bookmarkStart w:id="44" w:name="problemas-de-calidad-detectados"/>
+    <w:bookmarkEnd w:id="44"/>
+    <w:bookmarkEnd w:id="45"/>
+    <w:bookmarkStart w:id="50" w:name="problemas-de-calidad-detectados"/>
     <w:p>
       <w:pPr>
         <w:pStyle w:val="Heading2"/>
@@ -8332,7 +8531,7 @@
         <w:t xml:space="preserve">Problemas de calidad detectados</w:t>
       </w:r>
     </w:p>
-    <w:bookmarkStart w:id="41" w:name="texto-mal-codificado-mojibake."/>
+    <w:bookmarkStart w:id="47" w:name="texto-mal-codificado-mojibake."/>
     <w:p>
       <w:pPr>
         <w:pStyle w:val="Heading4"/>
@@ -8426,7 +8625,7 @@
         <w:t xml:space="preserve">).</w:t>
       </w:r>
     </w:p>
-    <w:bookmarkStart w:id="40" w:name="tab:mojibake"/>
+    <w:bookmarkStart w:id="46" w:name="tab:mojibake"/>
     <w:p>
       <w:pPr>
         <w:pStyle w:val="TableCaption"/>
@@ -8663,9 +8862,9 @@
         </w:tc>
       </w:tr>
     </w:tbl>
-    <w:bookmarkEnd w:id="40"/>
-    <w:bookmarkEnd w:id="41"/>
-    <w:bookmarkStart w:id="42" w:name="nombres-de-línea-inconsistentes."/>
+    <w:bookmarkEnd w:id="46"/>
+    <w:bookmarkEnd w:id="47"/>
+    <w:bookmarkStart w:id="48" w:name="nombres-de-línea-inconsistentes."/>
     <w:p>
       <w:pPr>
         <w:pStyle w:val="Heading4"/>
@@ -8748,8 +8947,8 @@
         <w:t xml:space="preserve">.</w:t>
       </w:r>
     </w:p>
-    <w:bookmarkEnd w:id="42"/>
-    <w:bookmarkStart w:id="43" w:name="cierres-de-líneas."/>
+    <w:bookmarkEnd w:id="48"/>
+    <w:bookmarkStart w:id="49" w:name="cierres-de-líneas."/>
     <w:p>
       <w:pPr>
         <w:pStyle w:val="Heading4"/>
@@ -8795,9 +8994,9 @@
         <w:t xml:space="preserve">).</w:t>
       </w:r>
     </w:p>
-    <w:bookmarkEnd w:id="43"/>
-    <w:bookmarkEnd w:id="44"/>
-    <w:bookmarkStart w:id="49" w:name="comportamiento-de-la-serie"/>
+    <w:bookmarkEnd w:id="49"/>
+    <w:bookmarkEnd w:id="50"/>
+    <w:bookmarkStart w:id="55" w:name="comportamiento-de-la-serie"/>
     <w:p>
       <w:pPr>
         <w:pStyle w:val="Heading2"/>
@@ -8888,7 +9087,7 @@
         <w:t xml:space="preserve">recuperación lenta que todavía no está completa.</w:t>
       </w:r>
     </w:p>
-    <w:bookmarkStart w:id="48" w:name="fig:metro"/>
+    <w:bookmarkStart w:id="54" w:name="fig:metro"/>
     <w:p>
       <w:pPr>
         <w:pStyle w:val="CaptionedFigure"/>
@@ -8898,18 +9097,18 @@
           <wp:inline>
             <wp:extent cx="5334000" cy="1972235"/>
             <wp:effectExtent b="0" l="0" r="0" t="0"/>
-            <wp:docPr descr="" title="" id="46" name="Picture"/>
+            <wp:docPr descr="" title="" id="52" name="Picture"/>
             <a:graphic>
               <a:graphicData uri="http://schemas.openxmlformats.org/drawingml/2006/picture">
                 <pic:pic>
                   <pic:nvPicPr>
-                    <pic:cNvPr descr="figuras/metro_mensual.png" id="47" name="Picture"/>
+                    <pic:cNvPr descr="figuras/metro_mensual.png" id="53" name="Picture"/>
                     <pic:cNvPicPr>
                       <a:picLocks noChangeArrowheads="1" noChangeAspect="1"/>
                     </pic:cNvPicPr>
                   </pic:nvPicPr>
                   <pic:blipFill>
-                    <a:blip r:embed="rId45"/>
+                    <a:blip r:embed="rId51"/>
                     <a:stretch>
                       <a:fillRect/>
                     </a:stretch>
@@ -8950,9 +9149,9 @@
         <w:t xml:space="preserve">Fuente: elaboración propia con datos del STC Metro (Portal de Datos Abiertos de la CDMX).</w:t>
       </w:r>
     </w:p>
-    <w:bookmarkEnd w:id="48"/>
-    <w:bookmarkEnd w:id="49"/>
-    <w:bookmarkStart w:id="53" w:name="caída-y-recuperación-respecto-a-2019"/>
+    <w:bookmarkEnd w:id="54"/>
+    <w:bookmarkEnd w:id="55"/>
+    <w:bookmarkStart w:id="59" w:name="caída-y-recuperación-respecto-a-2019"/>
     <w:p>
       <w:pPr>
         <w:pStyle w:val="Heading2"/>
@@ -9246,7 +9445,7 @@
         <w:t xml:space="preserve">el nivel previo a la pandemia.</w:t>
       </w:r>
     </w:p>
-    <w:bookmarkStart w:id="50" w:name="tab:indice"/>
+    <w:bookmarkStart w:id="56" w:name="tab:indice"/>
     <w:p>
       <w:pPr>
         <w:pStyle w:val="TableCaption"/>
@@ -9602,8 +9801,8 @@
         </w:tc>
       </w:tr>
     </w:tbl>
-    <w:bookmarkEnd w:id="50"/>
-    <w:bookmarkStart w:id="51" w:name="tab:lineas"/>
+    <w:bookmarkEnd w:id="56"/>
+    <w:bookmarkStart w:id="57" w:name="tab:lineas"/>
     <w:p>
       <w:pPr>
         <w:pStyle w:val="TableCaption"/>
@@ -10916,8 +11115,8 @@
         </w:tc>
       </w:tr>
     </w:tbl>
-    <w:bookmarkEnd w:id="51"/>
-    <w:bookmarkStart w:id="52" w:name="lectura-preliminar."/>
+    <w:bookmarkEnd w:id="57"/>
+    <w:bookmarkStart w:id="58" w:name="lectura-preliminar."/>
     <w:p>
       <w:pPr>
         <w:pStyle w:val="Heading4"/>
@@ -10970,10 +11169,10 @@
         <w:t xml:space="preserve">cierres de infraestructura.</w:t>
       </w:r>
     </w:p>
-    <w:bookmarkEnd w:id="52"/>
-    <w:bookmarkEnd w:id="53"/>
-    <w:bookmarkEnd w:id="54"/>
-    <w:bookmarkStart w:id="62" w:name="sec:descarga"/>
+    <w:bookmarkEnd w:id="58"/>
+    <w:bookmarkEnd w:id="59"/>
+    <w:bookmarkEnd w:id="60"/>
+    <w:bookmarkStart w:id="69" w:name="sec:descarga"/>
     <w:p>
       <w:pPr>
         <w:pStyle w:val="Heading1"/>
@@ -10982,7 +11181,7 @@
         <w:t xml:space="preserve">Recolección de datos</w:t>
       </w:r>
     </w:p>
-    <w:bookmarkStart w:id="58" w:name="procedimiento"/>
+    <w:bookmarkStart w:id="64" w:name="procedimiento"/>
     <w:p>
       <w:pPr>
         <w:pStyle w:val="Heading2"/>
@@ -11278,7 +11477,7 @@
         </w:tc>
       </w:tr>
     </w:tbl>
-    <w:bookmarkStart w:id="55" w:name="trazabilidad."/>
+    <w:bookmarkStart w:id="61" w:name="trazabilidad."/>
     <w:p>
       <w:pPr>
         <w:pStyle w:val="Heading4"/>
@@ -11322,8 +11521,8 @@
         <w:t xml:space="preserve">verificar que los datos usados son exactamente los publicados.</w:t>
       </w:r>
     </w:p>
-    <w:bookmarkEnd w:id="55"/>
-    <w:bookmarkStart w:id="56" w:name="descargas-responsables."/>
+    <w:bookmarkEnd w:id="61"/>
+    <w:bookmarkStart w:id="62" w:name="descargas-responsables."/>
     <w:p>
       <w:pPr>
         <w:pStyle w:val="Heading4"/>
@@ -11358,8 +11557,8 @@
         <w:t xml:space="preserve">archivo se descarga a mano desde el navegador y después se registra en el MANIFEST.</w:t>
       </w:r>
     </w:p>
-    <w:bookmarkEnd w:id="56"/>
-    <w:bookmarkStart w:id="57" w:name="filtrado-del-imss."/>
+    <w:bookmarkEnd w:id="62"/>
+    <w:bookmarkStart w:id="63" w:name="filtrado-del-imss."/>
     <w:p>
       <w:pPr>
         <w:pStyle w:val="Heading4"/>
@@ -11412,9 +11611,9 @@
         <w:t xml:space="preserve">2025), por lo que el filtro trabaja sobre los bytes sin decodificarlos.</w:t>
       </w:r>
     </w:p>
-    <w:bookmarkEnd w:id="57"/>
-    <w:bookmarkEnd w:id="58"/>
-    <w:bookmarkStart w:id="60" w:name="cobertura-real-de-los-datos"/>
+    <w:bookmarkEnd w:id="63"/>
+    <w:bookmarkEnd w:id="64"/>
+    <w:bookmarkStart w:id="66" w:name="cobertura-real-de-los-datos"/>
     <w:p>
       <w:pPr>
         <w:pStyle w:val="Heading2"/>
@@ -11448,7 +11647,7 @@
         <w:t xml:space="preserve">).</w:t>
       </w:r>
     </w:p>
-    <w:bookmarkStart w:id="59" w:name="tab:cobertura"/>
+    <w:bookmarkStart w:id="65" w:name="tab:cobertura"/>
     <w:p>
       <w:pPr>
         <w:pStyle w:val="TableCaption"/>
@@ -12345,9 +12544,9 @@
         </w:tc>
       </w:tr>
     </w:tbl>
-    <w:bookmarkEnd w:id="59"/>
-    <w:bookmarkEnd w:id="60"/>
-    <w:bookmarkStart w:id="61" w:name="problemas-encontrados-y-decisiones"/>
+    <w:bookmarkEnd w:id="65"/>
+    <w:bookmarkEnd w:id="66"/>
+    <w:bookmarkStart w:id="68" w:name="problemas-encontrados-y-decisiones"/>
     <w:p>
       <w:pPr>
         <w:pStyle w:val="Heading2"/>
@@ -12418,6 +12617,26 @@
       <w:r>
         <w:t xml:space="preserve">registro, por lo que la serie se usará con cautela, principalmente como indicador relativo.</w:t>
       </w:r>
+      <w:r>
+        <w:t xml:space="preserve"> </w:t>
+      </w:r>
+      <w:r>
+        <w:t xml:space="preserve">Los archivos usados están disponibles en Google Drive:</w:t>
+      </w:r>
+      <w:r>
+        <w:t xml:space="preserve"> </w:t>
+      </w:r>
+      <w:hyperlink r:id="rId67">
+        <w:r>
+          <w:rPr>
+            <w:rStyle w:val="Hyperlink"/>
+          </w:rPr>
+          <w:t xml:space="preserve">https://drive.google.com/drive/folders/1_Ih0f-9izLZPIRkHpHvWx1OMLO0lkmAK</w:t>
+        </w:r>
+      </w:hyperlink>
+      <w:r>
+        <w:t xml:space="preserve">.</w:t>
+      </w:r>
     </w:p>
     <w:p>
       <w:pPr>
@@ -12706,9 +12925,9 @@
         <w:t xml:space="preserve">contiene los mismos registros que los archivos anuales.</w:t>
       </w:r>
     </w:p>
-    <w:bookmarkEnd w:id="61"/>
-    <w:bookmarkEnd w:id="62"/>
-    <w:bookmarkStart w:id="154" w:name="sec:limpieza"/>
+    <w:bookmarkEnd w:id="68"/>
+    <w:bookmarkEnd w:id="69"/>
+    <w:bookmarkStart w:id="161" w:name="sec:limpieza"/>
     <w:p>
       <w:pPr>
         <w:pStyle w:val="Heading1"/>
@@ -12803,7 +13022,7 @@
         <w:t xml:space="preserve">de registros afectados en cada paso.</w:t>
       </w:r>
     </w:p>
-    <w:bookmarkStart w:id="63" w:name="catálogos-comunes"/>
+    <w:bookmarkStart w:id="70" w:name="catálogos-comunes"/>
     <w:p>
       <w:pPr>
         <w:pStyle w:val="Heading2"/>
@@ -12968,8 +13187,8 @@
         <w:t xml:space="preserve">mediante una prueba de punto en polígono.</w:t>
       </w:r>
     </w:p>
-    <w:bookmarkEnd w:id="63"/>
-    <w:bookmarkStart w:id="72" w:name="carpetas-de-investigación-fgj"/>
+    <w:bookmarkEnd w:id="70"/>
+    <w:bookmarkStart w:id="79" w:name="carpetas-de-investigación-fgj"/>
     <w:p>
       <w:pPr>
         <w:pStyle w:val="Heading2"/>
@@ -12978,7 +13197,7 @@
         <w:t xml:space="preserve">Carpetas de investigación (FGJ)</w:t>
       </w:r>
     </w:p>
-    <w:bookmarkStart w:id="65" w:name="decisiones-principales."/>
+    <w:bookmarkStart w:id="72" w:name="decisiones-principales."/>
     <w:p>
       <w:pPr>
         <w:pStyle w:val="Heading4"/>
@@ -13278,7 +13497,7 @@
         <w:t xml:space="preserve">, y las 16 categorías de alto impacto de la FGJ caen cada una en un único grupo.</w:t>
       </w:r>
     </w:p>
-    <w:bookmarkStart w:id="64" w:name="tab:limpieza_fgj"/>
+    <w:bookmarkStart w:id="71" w:name="tab:limpieza_fgj"/>
     <w:p>
       <w:pPr>
         <w:pStyle w:val="TableCaption"/>
@@ -13746,9 +13965,9 @@
         </w:tc>
       </w:tr>
     </w:tbl>
-    <w:bookmarkEnd w:id="64"/>
-    <w:bookmarkEnd w:id="65"/>
-    <w:bookmarkStart w:id="66" w:name="salidas."/>
+    <w:bookmarkEnd w:id="71"/>
+    <w:bookmarkEnd w:id="72"/>
+    <w:bookmarkStart w:id="73" w:name="salidas."/>
     <w:p>
       <w:pPr>
         <w:pStyle w:val="Heading4"/>
@@ -13804,8 +14023,8 @@
         <w:t xml:space="preserve">.</w:t>
       </w:r>
     </w:p>
-    <w:bookmarkEnd w:id="66"/>
-    <w:bookmarkStart w:id="71" w:name="primeros-resultados."/>
+    <w:bookmarkEnd w:id="73"/>
+    <w:bookmarkStart w:id="78" w:name="primeros-resultados."/>
     <w:p>
       <w:pPr>
         <w:pStyle w:val="Heading4"/>
@@ -13956,7 +14175,7 @@
         <w:t xml:space="preserve">igual que la afluencia del Metro.</w:t>
       </w:r>
     </w:p>
-    <w:bookmarkStart w:id="70" w:name="fig:fgj_grupos"/>
+    <w:bookmarkStart w:id="77" w:name="fig:fgj_grupos"/>
     <w:p>
       <w:pPr>
         <w:pStyle w:val="CaptionedFigure"/>
@@ -13966,18 +14185,18 @@
           <wp:inline>
             <wp:extent cx="5334000" cy="1920240"/>
             <wp:effectExtent b="0" l="0" r="0" t="0"/>
-            <wp:docPr descr="" title="" id="68" name="Picture"/>
+            <wp:docPr descr="" title="" id="75" name="Picture"/>
             <a:graphic>
               <a:graphicData uri="http://schemas.openxmlformats.org/drawingml/2006/picture">
                 <pic:pic>
                   <pic:nvPicPr>
-                    <pic:cNvPr descr="figuras/fgj_grupos_mes.png" id="69" name="Picture"/>
+                    <pic:cNvPr descr="figuras/fgj_grupos_mes.png" id="76" name="Picture"/>
                     <pic:cNvPicPr>
                       <a:picLocks noChangeArrowheads="1" noChangeAspect="1"/>
                     </pic:cNvPicPr>
                   </pic:nvPicPr>
                   <pic:blipFill>
-                    <a:blip r:embed="rId67"/>
+                    <a:blip r:embed="rId74"/>
                     <a:stretch>
                       <a:fillRect/>
                     </a:stretch>
@@ -14018,10 +14237,10 @@
         <w:t xml:space="preserve">propia con datos de la FGJ.</w:t>
       </w:r>
     </w:p>
-    <w:bookmarkEnd w:id="70"/>
-    <w:bookmarkEnd w:id="71"/>
-    <w:bookmarkEnd w:id="72"/>
-    <w:bookmarkStart w:id="80" w:name="afluencia-del-metrobús"/>
+    <w:bookmarkEnd w:id="77"/>
+    <w:bookmarkEnd w:id="78"/>
+    <w:bookmarkEnd w:id="79"/>
+    <w:bookmarkStart w:id="87" w:name="afluencia-del-metrobús"/>
     <w:p>
       <w:pPr>
         <w:pStyle w:val="Heading2"/>
@@ -14030,7 +14249,7 @@
         <w:t xml:space="preserve">Afluencia del Metrobús</w:t>
       </w:r>
     </w:p>
-    <w:bookmarkStart w:id="73" w:name="tab:limpieza_mb"/>
+    <w:bookmarkStart w:id="80" w:name="tab:limpieza_mb"/>
     <w:p>
       <w:pPr>
         <w:pStyle w:val="TableCaption"/>
@@ -14345,8 +14564,8 @@
         </w:tc>
       </w:tr>
     </w:tbl>
-    <w:bookmarkEnd w:id="73"/>
-    <w:bookmarkStart w:id="74" w:name="valores-atípicos."/>
+    <w:bookmarkEnd w:id="80"/>
+    <w:bookmarkStart w:id="81" w:name="valores-atípicos."/>
     <w:p>
       <w:pPr>
         <w:pStyle w:val="Heading4"/>
@@ -14409,8 +14628,8 @@
         <w:t xml:space="preserve">20 de septiembre de 2017, Línea 2: 9 pasajeros.</w:t>
       </w:r>
     </w:p>
-    <w:bookmarkEnd w:id="74"/>
-    <w:bookmarkStart w:id="79" w:name="metro-frente-a-metrobús."/>
+    <w:bookmarkEnd w:id="81"/>
+    <w:bookmarkStart w:id="86" w:name="metro-frente-a-metrobús."/>
     <w:p>
       <w:pPr>
         <w:pStyle w:val="Heading4"/>
@@ -14474,7 +14693,7 @@
         <w:t xml:space="preserve">pregunta que conviene responder en la fase de análisis.</w:t>
       </w:r>
     </w:p>
-    <w:bookmarkStart w:id="78" w:name="fig:metro_mb"/>
+    <w:bookmarkStart w:id="85" w:name="fig:metro_mb"/>
     <w:p>
       <w:pPr>
         <w:pStyle w:val="CaptionedFigure"/>
@@ -14484,18 +14703,18 @@
           <wp:inline>
             <wp:extent cx="5334000" cy="1920240"/>
             <wp:effectExtent b="0" l="0" r="0" t="0"/>
-            <wp:docPr descr="" title="" id="76" name="Picture"/>
+            <wp:docPr descr="" title="" id="83" name="Picture"/>
             <a:graphic>
               <a:graphicData uri="http://schemas.openxmlformats.org/drawingml/2006/picture">
                 <pic:pic>
                   <pic:nvPicPr>
-                    <pic:cNvPr descr="figuras/metro_vs_metrobus.png" id="77" name="Picture"/>
+                    <pic:cNvPr descr="figuras/metro_vs_metrobus.png" id="84" name="Picture"/>
                     <pic:cNvPicPr>
                       <a:picLocks noChangeArrowheads="1" noChangeAspect="1"/>
                     </pic:cNvPicPr>
                   </pic:nvPicPr>
                   <pic:blipFill>
-                    <a:blip r:embed="rId75"/>
+                    <a:blip r:embed="rId82"/>
                     <a:stretch>
                       <a:fillRect/>
                     </a:stretch>
@@ -14536,10 +14755,10 @@
         <w:t xml:space="preserve">elaboración propia con datos del STC Metro y del Metrobús.</w:t>
       </w:r>
     </w:p>
-    <w:bookmarkEnd w:id="78"/>
-    <w:bookmarkEnd w:id="79"/>
-    <w:bookmarkEnd w:id="80"/>
-    <w:bookmarkStart w:id="99" w:name="puestos-de-trabajo-asegurados-imss"/>
+    <w:bookmarkEnd w:id="85"/>
+    <w:bookmarkEnd w:id="86"/>
+    <w:bookmarkEnd w:id="87"/>
+    <w:bookmarkStart w:id="106" w:name="puestos-de-trabajo-asegurados-imss"/>
     <w:p>
       <w:pPr>
         <w:pStyle w:val="Heading2"/>
@@ -14592,7 +14811,7 @@
         <w:t xml:space="preserve">128 meses por 10 subdelegaciones, es decir, 1,280 filas.</w:t>
       </w:r>
     </w:p>
-    <w:bookmarkStart w:id="81" w:name="decisiones."/>
+    <w:bookmarkStart w:id="88" w:name="decisiones."/>
     <w:p>
       <w:pPr>
         <w:pStyle w:val="Heading4"/>
@@ -14825,8 +15044,8 @@
         <w:t xml:space="preserve">valía lo mismo que el salario mínimo ($73.04). Enero de 2017 queda aproximado.</w:t>
       </w:r>
     </w:p>
-    <w:bookmarkEnd w:id="81"/>
-    <w:bookmarkStart w:id="83" w:name="validación."/>
+    <w:bookmarkEnd w:id="88"/>
+    <w:bookmarkStart w:id="90" w:name="validación."/>
     <w:p>
       <w:pPr>
         <w:pStyle w:val="Heading4"/>
@@ -14855,7 +15074,7 @@
         <w:t xml:space="preserve">directamente del archivo original (3,470,048 puestos).</w:t>
       </w:r>
     </w:p>
-    <w:bookmarkStart w:id="82" w:name="tab:imss"/>
+    <w:bookmarkStart w:id="89" w:name="tab:imss"/>
     <w:p>
       <w:pPr>
         <w:pStyle w:val="TableCaption"/>
@@ -15202,9 +15421,9 @@
         </w:tc>
       </w:tr>
     </w:tbl>
-    <w:bookmarkEnd w:id="82"/>
-    <w:bookmarkEnd w:id="83"/>
-    <w:bookmarkStart w:id="84" w:name="primeros-resultados.-1"/>
+    <w:bookmarkEnd w:id="89"/>
+    <w:bookmarkEnd w:id="90"/>
+    <w:bookmarkStart w:id="91" w:name="primeros-resultados.-1"/>
     <w:p>
       <w:pPr>
         <w:pStyle w:val="Heading4"/>
@@ -15245,8 +15464,8 @@
         <w:t xml:space="preserve">apoya la hipótesis H3.</w:t>
       </w:r>
     </w:p>
-    <w:bookmarkEnd w:id="84"/>
-    <w:bookmarkStart w:id="85" w:name="advertencia-sobre-los-rangos-salariales."/>
+    <w:bookmarkEnd w:id="91"/>
+    <w:bookmarkStart w:id="92" w:name="advertencia-sobre-los-rangos-salariales."/>
     <w:p>
       <w:pPr>
         <w:pStyle w:val="Heading4"/>
@@ -15309,8 +15528,8 @@
         <w:t xml:space="preserve">con el INPC. El salario nominal subió 55 % entre 2019 y 2024, con una inflación cercana al 30 %.</w:t>
       </w:r>
     </w:p>
-    <w:bookmarkEnd w:id="85"/>
-    <w:bookmarkStart w:id="98" w:name="gráficas."/>
+    <w:bookmarkEnd w:id="92"/>
+    <w:bookmarkStart w:id="105" w:name="gráficas."/>
     <w:p>
       <w:pPr>
         <w:pStyle w:val="Heading4"/>
@@ -15385,7 +15604,7 @@
         <w:t xml:space="preserve">interpretarse como cambios de empleo.</w:t>
       </w:r>
     </w:p>
-    <w:bookmarkStart w:id="89" w:name="fig:imss_top"/>
+    <w:bookmarkStart w:id="96" w:name="fig:imss_top"/>
     <w:p>
       <w:pPr>
         <w:pStyle w:val="CaptionedFigure"/>
@@ -15395,18 +15614,18 @@
           <wp:inline>
             <wp:extent cx="5334000" cy="2222499"/>
             <wp:effectExtent b="0" l="0" r="0" t="0"/>
-            <wp:docPr descr="" title="" id="87" name="Picture"/>
+            <wp:docPr descr="" title="" id="94" name="Picture"/>
             <a:graphic>
               <a:graphicData uri="http://schemas.openxmlformats.org/drawingml/2006/picture">
                 <pic:pic>
                   <pic:nvPicPr>
-                    <pic:cNvPr descr="figuras/imss_top_subdelegaciones.png" id="88" name="Picture"/>
+                    <pic:cNvPr descr="figuras/imss_top_subdelegaciones.png" id="95" name="Picture"/>
                     <pic:cNvPicPr>
                       <a:picLocks noChangeArrowheads="1" noChangeAspect="1"/>
                     </pic:cNvPicPr>
                   </pic:nvPicPr>
                   <pic:blipFill>
-                    <a:blip r:embed="rId86"/>
+                    <a:blip r:embed="rId93"/>
                     <a:stretch>
                       <a:fillRect/>
                     </a:stretch>
@@ -15441,7 +15660,7 @@
         <w:t xml:space="preserve">Puestos de trabajo formales en las cinco subdelegaciones del IMSS con más empleo en 2019.</w:t>
       </w:r>
     </w:p>
-    <w:bookmarkEnd w:id="89"/>
+    <w:bookmarkEnd w:id="96"/>
     <w:p>
       <w:pPr>
         <w:pStyle w:val="BodyText"/>
@@ -15520,7 +15739,7 @@
         <w:t xml:space="preserve">salarial y no un error de los datos.</w:t>
       </w:r>
     </w:p>
-    <w:bookmarkStart w:id="93" w:name="fig:imss_rangos"/>
+    <w:bookmarkStart w:id="100" w:name="fig:imss_rangos"/>
     <w:p>
       <w:pPr>
         <w:pStyle w:val="CaptionedFigure"/>
@@ -15530,18 +15749,18 @@
           <wp:inline>
             <wp:extent cx="5334000" cy="2222499"/>
             <wp:effectExtent b="0" l="0" r="0" t="0"/>
-            <wp:docPr descr="" title="" id="91" name="Picture"/>
+            <wp:docPr descr="" title="" id="98" name="Picture"/>
             <a:graphic>
               <a:graphicData uri="http://schemas.openxmlformats.org/drawingml/2006/picture">
                 <pic:pic>
                   <pic:nvPicPr>
-                    <pic:cNvPr descr="figuras/imss_rangos_uma.png" id="92" name="Picture"/>
+                    <pic:cNvPr descr="figuras/imss_rangos_uma.png" id="99" name="Picture"/>
                     <pic:cNvPicPr>
                       <a:picLocks noChangeArrowheads="1" noChangeAspect="1"/>
                     </pic:cNvPicPr>
                   </pic:nvPicPr>
                   <pic:blipFill>
-                    <a:blip r:embed="rId90"/>
+                    <a:blip r:embed="rId97"/>
                     <a:stretch>
                       <a:fillRect/>
                     </a:stretch>
@@ -15576,8 +15795,8 @@
         <w:t xml:space="preserve">Distribución de los puestos de trabajo por rango salarial en UMA, CDMX.</w:t>
       </w:r>
     </w:p>
-    <w:bookmarkEnd w:id="93"/>
-    <w:bookmarkStart w:id="97" w:name="fig:imss_salario"/>
+    <w:bookmarkEnd w:id="100"/>
+    <w:bookmarkStart w:id="104" w:name="fig:imss_salario"/>
     <w:p>
       <w:pPr>
         <w:pStyle w:val="CaptionedFigure"/>
@@ -15587,18 +15806,18 @@
           <wp:inline>
             <wp:extent cx="5334000" cy="2222499"/>
             <wp:effectExtent b="0" l="0" r="0" t="0"/>
-            <wp:docPr descr="" title="" id="95" name="Picture"/>
+            <wp:docPr descr="" title="" id="102" name="Picture"/>
             <a:graphic>
               <a:graphicData uri="http://schemas.openxmlformats.org/drawingml/2006/picture">
                 <pic:pic>
                   <pic:nvPicPr>
-                    <pic:cNvPr descr="figuras/imss_salario_subdelegaciones.png" id="96" name="Picture"/>
+                    <pic:cNvPr descr="figuras/imss_salario_subdelegaciones.png" id="103" name="Picture"/>
                     <pic:cNvPicPr>
                       <a:picLocks noChangeArrowheads="1" noChangeAspect="1"/>
                     </pic:cNvPicPr>
                   </pic:nvPicPr>
                   <pic:blipFill>
-                    <a:blip r:embed="rId94"/>
+                    <a:blip r:embed="rId101"/>
                     <a:stretch>
                       <a:fillRect/>
                     </a:stretch>
@@ -15633,10 +15852,10 @@
         <w:t xml:space="preserve">Salario diario promedio (pesos corrientes) por subdelegación y promedio de la CDMX.</w:t>
       </w:r>
     </w:p>
-    <w:bookmarkEnd w:id="97"/>
-    <w:bookmarkEnd w:id="98"/>
-    <w:bookmarkEnd w:id="99"/>
-    <w:bookmarkStart w:id="104" w:name="ocupación-hotelera"/>
+    <w:bookmarkEnd w:id="104"/>
+    <w:bookmarkEnd w:id="105"/>
+    <w:bookmarkEnd w:id="106"/>
+    <w:bookmarkStart w:id="111" w:name="ocupación-hotelera"/>
     <w:p>
       <w:pPr>
         <w:pStyle w:val="Heading2"/>
@@ -15814,7 +16033,7 @@
         <w:t xml:space="preserve">).</w:t>
       </w:r>
     </w:p>
-    <w:bookmarkStart w:id="103" w:name="fig:hoteles"/>
+    <w:bookmarkStart w:id="110" w:name="fig:hoteles"/>
     <w:p>
       <w:pPr>
         <w:pStyle w:val="CaptionedFigure"/>
@@ -15824,18 +16043,18 @@
           <wp:inline>
             <wp:extent cx="5334000" cy="1777999"/>
             <wp:effectExtent b="0" l="0" r="0" t="0"/>
-            <wp:docPr descr="" title="" id="101" name="Picture"/>
+            <wp:docPr descr="" title="" id="108" name="Picture"/>
             <a:graphic>
               <a:graphicData uri="http://schemas.openxmlformats.org/drawingml/2006/picture">
                 <pic:pic>
                   <pic:nvPicPr>
-                    <pic:cNvPr descr="figuras/hoteles_ocupacion.png" id="102" name="Picture"/>
+                    <pic:cNvPr descr="figuras/hoteles_ocupacion.png" id="109" name="Picture"/>
                     <pic:cNvPicPr>
                       <a:picLocks noChangeArrowheads="1" noChangeAspect="1"/>
                     </pic:cNvPicPr>
                   </pic:nvPicPr>
                   <pic:blipFill>
-                    <a:blip r:embed="rId100"/>
+                    <a:blip r:embed="rId107"/>
                     <a:stretch>
                       <a:fillRect/>
                     </a:stretch>
@@ -15870,9 +16089,9 @@
         <w:t xml:space="preserve">Ocupación hotelera mensual en la CDMX. La línea punteada es el promedio de 2019.</w:t>
       </w:r>
     </w:p>
-    <w:bookmarkEnd w:id="103"/>
-    <w:bookmarkEnd w:id="104"/>
-    <w:bookmarkStart w:id="125" w:name="hechos-de-tránsito"/>
+    <w:bookmarkEnd w:id="110"/>
+    <w:bookmarkEnd w:id="111"/>
+    <w:bookmarkStart w:id="132" w:name="hechos-de-tránsito"/>
     <w:p>
       <w:pPr>
         <w:pStyle w:val="Heading2"/>
@@ -16095,7 +16314,7 @@
         <w:t xml:space="preserve">probablemente se debe a accidentes en los límites entre alcaldías.</w:t>
       </w:r>
     </w:p>
-    <w:bookmarkStart w:id="105" w:name="tab:transito"/>
+    <w:bookmarkStart w:id="112" w:name="tab:transito"/>
     <w:p>
       <w:pPr>
         <w:pStyle w:val="TableCaption"/>
@@ -16744,8 +16963,8 @@
         </w:tc>
       </w:tr>
     </w:tbl>
-    <w:bookmarkEnd w:id="105"/>
-    <w:bookmarkStart w:id="106" w:name="tabla-diaria."/>
+    <w:bookmarkEnd w:id="112"/>
+    <w:bookmarkStart w:id="113" w:name="tabla-diaria."/>
     <w:p>
       <w:pPr>
         <w:pStyle w:val="Heading4"/>
@@ -16816,8 +17035,8 @@
         <w:t xml:space="preserve">.</w:t>
       </w:r>
     </w:p>
-    <w:bookmarkEnd w:id="106"/>
-    <w:bookmarkStart w:id="107" w:name="problemas-detectados-al-graficar."/>
+    <w:bookmarkEnd w:id="113"/>
+    <w:bookmarkStart w:id="114" w:name="problemas-detectados-al-graficar."/>
     <w:p>
       <w:pPr>
         <w:pStyle w:val="Heading4"/>
@@ -16925,8 +17144,8 @@
         <w:t xml:space="preserve">parece incompleto, así que la línea base de esta fuente es 2019.</w:t>
       </w:r>
     </w:p>
-    <w:bookmarkEnd w:id="107"/>
-    <w:bookmarkStart w:id="124" w:name="primeros-resultados.-2"/>
+    <w:bookmarkEnd w:id="114"/>
+    <w:bookmarkStart w:id="131" w:name="primeros-resultados.-2"/>
     <w:p>
       <w:pPr>
         <w:pStyle w:val="Heading4"/>
@@ -17093,7 +17312,7 @@
         <w:t xml:space="preserve">cambio de registro.</w:t>
       </w:r>
     </w:p>
-    <w:bookmarkStart w:id="111" w:name="fig:transito_tipos"/>
+    <w:bookmarkStart w:id="118" w:name="fig:transito_tipos"/>
     <w:p>
       <w:pPr>
         <w:pStyle w:val="CaptionedFigure"/>
@@ -17103,18 +17322,18 @@
           <wp:inline>
             <wp:extent cx="5334000" cy="2000250"/>
             <wp:effectExtent b="0" l="0" r="0" t="0"/>
-            <wp:docPr descr="" title="" id="109" name="Picture"/>
+            <wp:docPr descr="" title="" id="116" name="Picture"/>
             <a:graphic>
               <a:graphicData uri="http://schemas.openxmlformats.org/drawingml/2006/picture">
                 <pic:pic>
                   <pic:nvPicPr>
-                    <pic:cNvPr descr="figuras/transito_tipos_mes.png" id="110" name="Picture"/>
+                    <pic:cNvPr descr="figuras/transito_tipos_mes.png" id="117" name="Picture"/>
                     <pic:cNvPicPr>
                       <a:picLocks noChangeArrowheads="1" noChangeAspect="1"/>
                     </pic:cNvPicPr>
                   </pic:nvPicPr>
                   <pic:blipFill>
-                    <a:blip r:embed="rId108"/>
+                    <a:blip r:embed="rId115"/>
                     <a:stretch>
                       <a:fillRect/>
                     </a:stretch>
@@ -17149,8 +17368,8 @@
         <w:t xml:space="preserve">Hechos de tránsito mensuales por tipo. El salto de 2021–2022 se debe en parte al cambio de registro.</w:t>
       </w:r>
     </w:p>
-    <w:bookmarkEnd w:id="111"/>
-    <w:bookmarkStart w:id="115" w:name="fig:transito_peatones"/>
+    <w:bookmarkEnd w:id="118"/>
+    <w:bookmarkStart w:id="122" w:name="fig:transito_peatones"/>
     <w:p>
       <w:pPr>
         <w:pStyle w:val="CaptionedFigure"/>
@@ -17160,18 +17379,18 @@
           <wp:inline>
             <wp:extent cx="5334000" cy="2889250"/>
             <wp:effectExtent b="0" l="0" r="0" t="0"/>
-            <wp:docPr descr="" title="" id="113" name="Picture"/>
+            <wp:docPr descr="" title="" id="120" name="Picture"/>
             <a:graphic>
               <a:graphicData uri="http://schemas.openxmlformats.org/drawingml/2006/picture">
                 <pic:pic>
                   <pic:nvPicPr>
-                    <pic:cNvPr descr="figuras/transito_peatones_ciclistas.png" id="114" name="Picture"/>
+                    <pic:cNvPr descr="figuras/transito_peatones_ciclistas.png" id="121" name="Picture"/>
                     <pic:cNvPicPr>
                       <a:picLocks noChangeArrowheads="1" noChangeAspect="1"/>
                     </pic:cNvPicPr>
                   </pic:nvPicPr>
                   <pic:blipFill>
-                    <a:blip r:embed="rId112"/>
+                    <a:blip r:embed="rId119"/>
                     <a:stretch>
                       <a:fillRect/>
                     </a:stretch>
@@ -17206,8 +17425,8 @@
         <w:t xml:space="preserve">Atropellados y caídas de ciclista por mes. Obsérvese el corte de registro de febrero de 2020 en las caídas de ciclista.</w:t>
       </w:r>
     </w:p>
-    <w:bookmarkEnd w:id="115"/>
-    <w:bookmarkStart w:id="119" w:name="fig:transito_alcaldia"/>
+    <w:bookmarkEnd w:id="122"/>
+    <w:bookmarkStart w:id="126" w:name="fig:transito_alcaldia"/>
     <w:p>
       <w:pPr>
         <w:pStyle w:val="CaptionedFigure"/>
@@ -17217,18 +17436,18 @@
           <wp:inline>
             <wp:extent cx="5334000" cy="3733800"/>
             <wp:effectExtent b="0" l="0" r="0" t="0"/>
-            <wp:docPr descr="" title="" id="117" name="Picture"/>
+            <wp:docPr descr="" title="" id="124" name="Picture"/>
             <a:graphic>
               <a:graphicData uri="http://schemas.openxmlformats.org/drawingml/2006/picture">
                 <pic:pic>
                   <pic:nvPicPr>
-                    <pic:cNvPr descr="figuras/transito_atropellados_alcaldia.png" id="118" name="Picture"/>
+                    <pic:cNvPr descr="figuras/transito_atropellados_alcaldia.png" id="125" name="Picture"/>
                     <pic:cNvPicPr>
                       <a:picLocks noChangeArrowheads="1" noChangeAspect="1"/>
                     </pic:cNvPicPr>
                   </pic:nvPicPr>
                   <pic:blipFill>
-                    <a:blip r:embed="rId116"/>
+                    <a:blip r:embed="rId123"/>
                     <a:stretch>
                       <a:fillRect/>
                     </a:stretch>
@@ -17263,8 +17482,8 @@
         <w:t xml:space="preserve">Atropellados por alcaldía, índice 2019 = 100. Los valores de 2018 están subestimados por registro incompleto.</w:t>
       </w:r>
     </w:p>
-    <w:bookmarkEnd w:id="119"/>
-    <w:bookmarkStart w:id="123" w:name="fig:transito_fallecidos"/>
+    <w:bookmarkEnd w:id="126"/>
+    <w:bookmarkStart w:id="130" w:name="fig:transito_fallecidos"/>
     <w:p>
       <w:pPr>
         <w:pStyle w:val="CaptionedFigure"/>
@@ -17274,18 +17493,18 @@
           <wp:inline>
             <wp:extent cx="5334000" cy="2400300"/>
             <wp:effectExtent b="0" l="0" r="0" t="0"/>
-            <wp:docPr descr="" title="" id="121" name="Picture"/>
+            <wp:docPr descr="" title="" id="128" name="Picture"/>
             <a:graphic>
               <a:graphicData uri="http://schemas.openxmlformats.org/drawingml/2006/picture">
                 <pic:pic>
                   <pic:nvPicPr>
-                    <pic:cNvPr descr="figuras/transito_fallecidos.png" id="122" name="Picture"/>
+                    <pic:cNvPr descr="figuras/transito_fallecidos.png" id="129" name="Picture"/>
                     <pic:cNvPicPr>
                       <a:picLocks noChangeArrowheads="1" noChangeAspect="1"/>
                     </pic:cNvPicPr>
                   </pic:nvPicPr>
                   <pic:blipFill>
-                    <a:blip r:embed="rId120"/>
+                    <a:blip r:embed="rId127"/>
                     <a:stretch>
                       <a:fillRect/>
                     </a:stretch>
@@ -17320,10 +17539,10 @@
         <w:t xml:space="preserve">Personas fallecidas en hechos de tránsito por año y tipo de accidente.</w:t>
       </w:r>
     </w:p>
-    <w:bookmarkEnd w:id="123"/>
-    <w:bookmarkEnd w:id="124"/>
-    <w:bookmarkEnd w:id="125"/>
-    <w:bookmarkStart w:id="144" w:name="afluencia-del-metro"/>
+    <w:bookmarkEnd w:id="130"/>
+    <w:bookmarkEnd w:id="131"/>
+    <w:bookmarkEnd w:id="132"/>
+    <w:bookmarkStart w:id="151" w:name="afluencia-del-metro"/>
     <w:p>
       <w:pPr>
         <w:pStyle w:val="Heading2"/>
@@ -17384,7 +17603,7 @@
         <w:t xml:space="preserve">).</w:t>
       </w:r>
     </w:p>
-    <w:bookmarkStart w:id="126" w:name="tab:limpieza_metro"/>
+    <w:bookmarkStart w:id="133" w:name="tab:limpieza_metro"/>
     <w:p>
       <w:pPr>
         <w:pStyle w:val="TableCaption"/>
@@ -17952,8 +18171,8 @@
         </w:tc>
       </w:tr>
     </w:tbl>
-    <w:bookmarkEnd w:id="126"/>
-    <w:bookmarkStart w:id="127" w:name="duplicado-de-oceanía."/>
+    <w:bookmarkEnd w:id="133"/>
+    <w:bookmarkStart w:id="134" w:name="duplicado-de-oceanía."/>
     <w:p>
       <w:pPr>
         <w:pStyle w:val="Heading4"/>
@@ -17994,8 +18213,8 @@
         <w:t xml:space="preserve">como un error de etiqueta y se reasignó en lugar de borrarse.</w:t>
       </w:r>
     </w:p>
-    <w:bookmarkEnd w:id="127"/>
-    <w:bookmarkStart w:id="128" w:name="tres-tipos-de-ceros."/>
+    <w:bookmarkEnd w:id="134"/>
+    <w:bookmarkStart w:id="135" w:name="tres-tipos-de-ceros."/>
     <w:p>
       <w:pPr>
         <w:pStyle w:val="Heading4"/>
@@ -18042,8 +18261,8 @@
         <w:t xml:space="preserve">se calculan solo con los días que tienen dato.</w:t>
       </w:r>
     </w:p>
-    <w:bookmarkEnd w:id="128"/>
-    <w:bookmarkStart w:id="129" w:name="salidas.-1"/>
+    <w:bookmarkEnd w:id="135"/>
+    <w:bookmarkStart w:id="136" w:name="salidas.-1"/>
     <w:p>
       <w:pPr>
         <w:pStyle w:val="Heading4"/>
@@ -18123,8 +18342,8 @@
         <w:t xml:space="preserve">coinciden con los de la base depurada (23,155 millones de viajes).</w:t>
       </w:r>
     </w:p>
-    <w:bookmarkEnd w:id="129"/>
-    <w:bookmarkStart w:id="130" w:name="cierres-de-líneas.-1"/>
+    <w:bookmarkEnd w:id="136"/>
+    <w:bookmarkStart w:id="137" w:name="cierres-de-líneas.-1"/>
     <w:p>
       <w:pPr>
         <w:pStyle w:val="Heading4"/>
@@ -18176,8 +18395,8 @@
         <w:t xml:space="preserve">la falta de recuperación de la demanda.</w:t>
       </w:r>
     </w:p>
-    <w:bookmarkEnd w:id="130"/>
-    <w:bookmarkStart w:id="143" w:name="primeros-resultados.-3"/>
+    <w:bookmarkEnd w:id="137"/>
+    <w:bookmarkStart w:id="150" w:name="primeros-resultados.-3"/>
     <w:p>
       <w:pPr>
         <w:pStyle w:val="Heading4"/>
@@ -18252,7 +18471,7 @@
         <w:t xml:space="preserve">buena parte del año, llegó a 51.</w:t>
       </w:r>
     </w:p>
-    <w:bookmarkStart w:id="134" w:name="fig:metro_mensual"/>
+    <w:bookmarkStart w:id="141" w:name="fig:metro_mensual"/>
     <w:p>
       <w:pPr>
         <w:pStyle w:val="CaptionedFigure"/>
@@ -18262,18 +18481,18 @@
           <wp:inline>
             <wp:extent cx="5334000" cy="2000250"/>
             <wp:effectExtent b="0" l="0" r="0" t="0"/>
-            <wp:docPr descr="" title="" id="132" name="Picture"/>
+            <wp:docPr descr="" title="" id="139" name="Picture"/>
             <a:graphic>
               <a:graphicData uri="http://schemas.openxmlformats.org/drawingml/2006/picture">
                 <pic:pic>
                   <pic:nvPicPr>
-                    <pic:cNvPr descr="figuras/metro_limpio_mensual.png" id="133" name="Picture"/>
+                    <pic:cNvPr descr="figuras/metro_limpio_mensual.png" id="140" name="Picture"/>
                     <pic:cNvPicPr>
                       <a:picLocks noChangeArrowheads="1" noChangeAspect="1"/>
                     </pic:cNvPicPr>
                   </pic:nvPicPr>
                   <pic:blipFill>
-                    <a:blip r:embed="rId131"/>
+                    <a:blip r:embed="rId138"/>
                     <a:stretch>
                       <a:fillRect/>
                     </a:stretch>
@@ -18308,8 +18527,8 @@
         <w:t xml:space="preserve">Afluencia diaria promedio mensual del Metro, completo y sin las Líneas 1 y 12. Las bandas marcan los periodos de choque, transición y post-pandemia.</w:t>
       </w:r>
     </w:p>
-    <w:bookmarkEnd w:id="134"/>
-    <w:bookmarkStart w:id="138" w:name="fig:metro_lineas"/>
+    <w:bookmarkEnd w:id="141"/>
+    <w:bookmarkStart w:id="145" w:name="fig:metro_lineas"/>
     <w:p>
       <w:pPr>
         <w:pStyle w:val="CaptionedFigure"/>
@@ -18319,18 +18538,18 @@
           <wp:inline>
             <wp:extent cx="5334000" cy="3259666"/>
             <wp:effectExtent b="0" l="0" r="0" t="0"/>
-            <wp:docPr descr="" title="" id="136" name="Picture"/>
+            <wp:docPr descr="" title="" id="143" name="Picture"/>
             <a:graphic>
               <a:graphicData uri="http://schemas.openxmlformats.org/drawingml/2006/picture">
                 <pic:pic>
                   <pic:nvPicPr>
-                    <pic:cNvPr descr="figuras/metro_lineas_indice.png" id="137" name="Picture"/>
+                    <pic:cNvPr descr="figuras/metro_lineas_indice.png" id="144" name="Picture"/>
                     <pic:cNvPicPr>
                       <a:picLocks noChangeArrowheads="1" noChangeAspect="1"/>
                     </pic:cNvPicPr>
                   </pic:nvPicPr>
                   <pic:blipFill>
-                    <a:blip r:embed="rId135"/>
+                    <a:blip r:embed="rId142"/>
                     <a:stretch>
                       <a:fillRect/>
                     </a:stretch>
@@ -18365,8 +18584,8 @@
         <w:t xml:space="preserve">Afluencia diaria promedio por línea y año, índice 2019 = 100.</w:t>
       </w:r>
     </w:p>
-    <w:bookmarkEnd w:id="138"/>
-    <w:bookmarkStart w:id="142" w:name="fig:metro_cierres"/>
+    <w:bookmarkEnd w:id="145"/>
+    <w:bookmarkStart w:id="149" w:name="fig:metro_cierres"/>
     <w:p>
       <w:pPr>
         <w:pStyle w:val="CaptionedFigure"/>
@@ -18376,18 +18595,18 @@
           <wp:inline>
             <wp:extent cx="5334000" cy="1778000"/>
             <wp:effectExtent b="0" l="0" r="0" t="0"/>
-            <wp:docPr descr="" title="" id="140" name="Picture"/>
+            <wp:docPr descr="" title="" id="147" name="Picture"/>
             <a:graphic>
               <a:graphicData uri="http://schemas.openxmlformats.org/drawingml/2006/picture">
                 <pic:pic>
                   <pic:nvPicPr>
-                    <pic:cNvPr descr="figuras/metro_cierres.png" id="141" name="Picture"/>
+                    <pic:cNvPr descr="figuras/metro_cierres.png" id="148" name="Picture"/>
                     <pic:cNvPicPr>
                       <a:picLocks noChangeArrowheads="1" noChangeAspect="1"/>
                     </pic:cNvPicPr>
                   </pic:nvPicPr>
                   <pic:blipFill>
-                    <a:blip r:embed="rId139"/>
+                    <a:blip r:embed="rId146"/>
                     <a:stretch>
                       <a:fillRect/>
                     </a:stretch>
@@ -18422,10 +18641,10 @@
         <w:t xml:space="preserve">Estaciones del Metro cerradas por día. El pico de enero de 2021 corresponde al incendio del Puesto Central de Control.</w:t>
       </w:r>
     </w:p>
-    <w:bookmarkEnd w:id="142"/>
-    <w:bookmarkEnd w:id="143"/>
-    <w:bookmarkEnd w:id="144"/>
-    <w:bookmarkStart w:id="152" w:name="casos-positivos-de-covid-19"/>
+    <w:bookmarkEnd w:id="149"/>
+    <w:bookmarkEnd w:id="150"/>
+    <w:bookmarkEnd w:id="151"/>
+    <w:bookmarkStart w:id="159" w:name="casos-positivos-de-covid-19"/>
     <w:p>
       <w:pPr>
         <w:pStyle w:val="Heading2"/>
@@ -18477,7 +18696,7 @@
         <w:t xml:space="preserve">).</w:t>
       </w:r>
     </w:p>
-    <w:bookmarkStart w:id="145" w:name="tab:limpieza_covid"/>
+    <w:bookmarkStart w:id="152" w:name="tab:limpieza_covid"/>
     <w:p>
       <w:pPr>
         <w:pStyle w:val="TableCaption"/>
@@ -18709,8 +18928,8 @@
         </w:tc>
       </w:tr>
     </w:tbl>
-    <w:bookmarkEnd w:id="145"/>
-    <w:bookmarkStart w:id="146" w:name="salidas.-2"/>
+    <w:bookmarkEnd w:id="152"/>
+    <w:bookmarkStart w:id="153" w:name="salidas.-2"/>
     <w:p>
       <w:pPr>
         <w:pStyle w:val="Heading4"/>
@@ -18790,8 +19009,8 @@
         <w:t xml:space="preserve">abril de 2023 no hay dato: al integrar se debe dejar vacío, no en 0.</w:t>
       </w:r>
     </w:p>
-    <w:bookmarkEnd w:id="146"/>
-    <w:bookmarkStart w:id="151" w:name="primeros-resultados.-4"/>
+    <w:bookmarkEnd w:id="153"/>
+    <w:bookmarkStart w:id="158" w:name="primeros-resultados.-4"/>
     <w:p>
       <w:pPr>
         <w:pStyle w:val="Heading4"/>
@@ -18849,7 +19068,7 @@
         <w:t xml:space="preserve">positividad junto con los positivos.</w:t>
       </w:r>
     </w:p>
-    <w:bookmarkStart w:id="150" w:name="fig:covid"/>
+    <w:bookmarkStart w:id="157" w:name="fig:covid"/>
     <w:p>
       <w:pPr>
         <w:pStyle w:val="CaptionedFigure"/>
@@ -18859,18 +19078,18 @@
           <wp:inline>
             <wp:extent cx="5334000" cy="2889250"/>
             <wp:effectExtent b="0" l="0" r="0" t="0"/>
-            <wp:docPr descr="" title="" id="148" name="Picture"/>
+            <wp:docPr descr="" title="" id="155" name="Picture"/>
             <a:graphic>
               <a:graphicData uri="http://schemas.openxmlformats.org/drawingml/2006/picture">
                 <pic:pic>
                   <pic:nvPicPr>
-                    <pic:cNvPr descr="figuras/covid_semanal.png" id="149" name="Picture"/>
+                    <pic:cNvPr descr="figuras/covid_semanal.png" id="156" name="Picture"/>
                     <pic:cNvPicPr>
                       <a:picLocks noChangeArrowheads="1" noChangeAspect="1"/>
                     </pic:cNvPicPr>
                   </pic:nvPicPr>
                   <pic:blipFill>
-                    <a:blip r:embed="rId147"/>
+                    <a:blip r:embed="rId154"/>
                     <a:stretch>
                       <a:fillRect/>
                     </a:stretch>
@@ -18905,10 +19124,10 @@
         <w:t xml:space="preserve">Casos positivos de COVID-19 por semana y tasa de positividad (residentes de la CDMX).</w:t>
       </w:r>
     </w:p>
-    <w:bookmarkEnd w:id="150"/>
-    <w:bookmarkEnd w:id="151"/>
-    <w:bookmarkEnd w:id="152"/>
-    <w:bookmarkStart w:id="153" w:name="semáforo-epidemiológico"/>
+    <w:bookmarkEnd w:id="157"/>
+    <w:bookmarkEnd w:id="158"/>
+    <w:bookmarkEnd w:id="159"/>
+    <w:bookmarkStart w:id="160" w:name="semáforo-epidemiológico"/>
     <w:p>
       <w:pPr>
         <w:pStyle w:val="Heading2"/>
@@ -19110,407 +19329,24 @@
         <w:t xml:space="preserve">rojo, 42 en naranja, 20 en amarillo y 83 en verde.</w:t>
       </w:r>
     </w:p>
-    <w:bookmarkEnd w:id="153"/>
-    <w:bookmarkEnd w:id="154"/>
-    <w:bookmarkStart w:id="177" w:name="sec:bitacora"/>
+    <w:bookmarkEnd w:id="160"/>
+    <w:bookmarkEnd w:id="161"/>
+    <w:bookmarkStart w:id="168" w:name="sec:pendientes"/>
     <w:p>
       <w:pPr>
         <w:pStyle w:val="Heading1"/>
       </w:pPr>
       <w:r>
-        <w:t xml:space="preserve">Bitácora de actividades</w:t>
-      </w:r>
-    </w:p>
-    <w:p>
-      <w:pPr>
-        <w:pStyle w:val="FirstParagraph"/>
-      </w:pPr>
-      <w:r>
-        <w:t xml:space="preserve">Esta sección registra en orden cronológico cada actividad realizada: qué se hizo, cómo se hizo</w:t>
-      </w:r>
-      <w:r>
-        <w:t xml:space="preserve"> </w:t>
-      </w:r>
-      <w:r>
-        <w:t xml:space="preserve">y qué se obtuvo.</w:t>
-      </w:r>
-    </w:p>
-    <w:bookmarkStart w:id="155" w:name="definición-del-problema"/>
+        <w:t xml:space="preserve">Plan de trabajo y actividades pendientes</w:t>
+      </w:r>
+    </w:p>
+    <w:bookmarkStart w:id="162" w:name="preparación"/>
     <w:p>
       <w:pPr>
         <w:pStyle w:val="Heading2"/>
       </w:pPr>
       <w:r>
-        <w:t xml:space="preserve">2026-09-26 — Definición del problema</w:t>
-      </w:r>
-    </w:p>
-    <w:p>
-      <w:pPr>
-        <w:pStyle w:val="FirstParagraph"/>
-      </w:pPr>
-      <w:r>
-        <w:rPr>
-          <w:b/>
-          <w:bCs/>
-        </w:rPr>
-        <w:t xml:space="preserve">Objetivo:</w:t>
-      </w:r>
-      <w:r>
-        <w:t xml:space="preserve"> </w:t>
-      </w:r>
-      <w:r>
-        <w:t xml:space="preserve">delimitar la pregunta de investigación y el alcance de la fase 1.</w:t>
-      </w:r>
-      <w:r>
-        <w:br/>
-      </w:r>
-      <w:r>
-        <w:rPr>
-          <w:b/>
-          <w:bCs/>
-        </w:rPr>
-        <w:t xml:space="preserve">Procedimiento:</w:t>
-      </w:r>
-      <w:r>
-        <w:t xml:space="preserve"> </w:t>
-      </w:r>
-      <w:r>
-        <w:t xml:space="preserve">se definieron los periodos de análisis, las unidades temporal y territorial,</w:t>
-      </w:r>
-      <w:r>
-        <w:t xml:space="preserve"> </w:t>
-      </w:r>
-      <w:r>
-        <w:t xml:space="preserve">las variables objetivo candidatas y las hipótesis (Sección </w:t>
-      </w:r>
-      <w:hyperlink w:anchor="sec:problema">
-        <w:r>
-          <w:rPr>
-            <w:rStyle w:val="Hyperlink"/>
-          </w:rPr>
-          <w:t xml:space="preserve">1</w:t>
-        </w:r>
-      </w:hyperlink>
-      <w:r>
-        <w:t xml:space="preserve">).</w:t>
-      </w:r>
-      <w:r>
-        <w:br/>
-      </w:r>
-      <w:r>
-        <w:rPr>
-          <w:b/>
-          <w:bCs/>
-        </w:rPr>
-        <w:t xml:space="preserve">Resultado:</w:t>
-      </w:r>
-      <w:r>
-        <w:t xml:space="preserve"> </w:t>
-      </w:r>
-      <w:r>
-        <w:t xml:space="preserve">documentos</w:t>
-      </w:r>
-      <w:r>
-        <w:t xml:space="preserve"> </w:t>
-      </w:r>
-      <w:r>
-        <w:rPr>
-          <w:rStyle w:val="VerbatimChar"/>
-        </w:rPr>
-        <w:t xml:space="preserve">CONTEXTO.md</w:t>
-      </w:r>
-      <w:r>
-        <w:t xml:space="preserve"> </w:t>
-      </w:r>
-      <w:r>
-        <w:t xml:space="preserve">y</w:t>
-      </w:r>
-      <w:r>
-        <w:t xml:space="preserve"> </w:t>
-      </w:r>
-      <w:r>
-        <w:rPr>
-          <w:rStyle w:val="VerbatimChar"/>
-        </w:rPr>
-        <w:t xml:space="preserve">PENDIENTES.md</w:t>
-      </w:r>
-      <w:r>
-        <w:t xml:space="preserve"> </w:t>
-      </w:r>
-      <w:r>
-        <w:t xml:space="preserve">y este informe.</w:t>
-      </w:r>
-    </w:p>
-    <w:bookmarkEnd w:id="155"/>
-    <w:bookmarkStart w:id="157" w:name="identificación-y-verificación-de-fuentes"/>
-    <w:p>
-      <w:pPr>
-        <w:pStyle w:val="Heading2"/>
-      </w:pPr>
-      <w:r>
-        <w:t xml:space="preserve">2026-09-26 — Identificación y verificación de fuentes</w:t>
-      </w:r>
-    </w:p>
-    <w:p>
-      <w:pPr>
-        <w:pStyle w:val="FirstParagraph"/>
-      </w:pPr>
-      <w:r>
-        <w:rPr>
-          <w:b/>
-          <w:bCs/>
-        </w:rPr>
-        <w:t xml:space="preserve">Objetivo:</w:t>
-      </w:r>
-      <w:r>
-        <w:t xml:space="preserve"> </w:t>
-      </w:r>
-      <w:r>
-        <w:t xml:space="preserve">localizar los conjuntos de datos que cubren las tres dimensiones y la pandemia.</w:t>
-      </w:r>
-      <w:r>
-        <w:br/>
-      </w:r>
-      <w:r>
-        <w:rPr>
-          <w:b/>
-          <w:bCs/>
-        </w:rPr>
-        <w:t xml:space="preserve">Procedimiento:</w:t>
-      </w:r>
-      <w:r>
-        <w:t xml:space="preserve"> </w:t>
-      </w:r>
-      <w:r>
-        <w:t xml:space="preserve">se consultó el catálogo del Portal de Datos Abiertos de la CDMX a través de</w:t>
-      </w:r>
-      <w:r>
-        <w:t xml:space="preserve"> </w:t>
-      </w:r>
-      <w:r>
-        <w:t xml:space="preserve">su API CKAN (</w:t>
-      </w:r>
-      <w:r>
-        <w:rPr>
-          <w:rStyle w:val="VerbatimChar"/>
-        </w:rPr>
-        <w:t xml:space="preserve">/api/3/action/package_search</w:t>
-      </w:r>
-      <w:r>
-        <w:t xml:space="preserve"> </w:t>
-      </w:r>
-      <w:r>
-        <w:t xml:space="preserve">y</w:t>
-      </w:r>
-      <w:r>
-        <w:t xml:space="preserve"> </w:t>
-      </w:r>
-      <w:r>
-        <w:rPr>
-          <w:rStyle w:val="VerbatimChar"/>
-        </w:rPr>
-        <w:t xml:space="preserve">package_show</w:t>
-      </w:r>
-      <w:r>
-        <w:t xml:space="preserve">). Se buscaron los</w:t>
-      </w:r>
-      <w:r>
-        <w:t xml:space="preserve"> </w:t>
-      </w:r>
-      <w:r>
-        <w:t xml:space="preserve">términos</w:t>
-      </w:r>
-      <w:r>
-        <w:t xml:space="preserve"> </w:t>
-      </w:r>
-      <w:r>
-        <w:rPr>
-          <w:i/>
-          <w:iCs/>
-        </w:rPr>
-        <w:t xml:space="preserve">afluencia</w:t>
-      </w:r>
-      <w:r>
-        <w:t xml:space="preserve">,</w:t>
-      </w:r>
-      <w:r>
-        <w:t xml:space="preserve"> </w:t>
-      </w:r>
-      <w:r>
-        <w:rPr>
-          <w:i/>
-          <w:iCs/>
-        </w:rPr>
-        <w:t xml:space="preserve">carpetas</w:t>
-      </w:r>
-      <w:r>
-        <w:t xml:space="preserve">,</w:t>
-      </w:r>
-      <w:r>
-        <w:t xml:space="preserve"> </w:t>
-      </w:r>
-      <w:r>
-        <w:rPr>
-          <w:i/>
-          <w:iCs/>
-        </w:rPr>
-        <w:t xml:space="preserve">ecobici</w:t>
-      </w:r>
-      <w:r>
-        <w:t xml:space="preserve">,</w:t>
-      </w:r>
-      <w:r>
-        <w:t xml:space="preserve"> </w:t>
-      </w:r>
-      <w:r>
-        <w:rPr>
-          <w:i/>
-          <w:iCs/>
-        </w:rPr>
-        <w:t xml:space="preserve">hechos de tránsito</w:t>
-      </w:r>
-      <w:r>
-        <w:t xml:space="preserve">,</w:t>
-      </w:r>
-      <w:r>
-        <w:t xml:space="preserve"> </w:t>
-      </w:r>
-      <w:r>
-        <w:rPr>
-          <w:i/>
-          <w:iCs/>
-        </w:rPr>
-        <w:t xml:space="preserve">covid</w:t>
-      </w:r>
-      <w:r>
-        <w:t xml:space="preserve">,</w:t>
-      </w:r>
-      <w:r>
-        <w:t xml:space="preserve"> </w:t>
-      </w:r>
-      <w:r>
-        <w:rPr>
-          <w:i/>
-          <w:iCs/>
-        </w:rPr>
-        <w:t xml:space="preserve">víctimas</w:t>
-      </w:r>
-      <w:r>
-        <w:t xml:space="preserve">,</w:t>
-      </w:r>
-      <w:r>
-        <w:t xml:space="preserve"> </w:t>
-      </w:r>
-      <w:r>
-        <w:rPr>
-          <w:i/>
-          <w:iCs/>
-        </w:rPr>
-        <w:t xml:space="preserve">911</w:t>
-      </w:r>
-      <w:r>
-        <w:t xml:space="preserve">,</w:t>
-      </w:r>
-      <w:r>
-        <w:t xml:space="preserve"> </w:t>
-      </w:r>
-      <w:r>
-        <w:rPr>
-          <w:i/>
-          <w:iCs/>
-        </w:rPr>
-        <w:t xml:space="preserve">metrobús</w:t>
-      </w:r>
-      <w:r>
-        <w:t xml:space="preserve">,</w:t>
-      </w:r>
-      <w:r>
-        <w:t xml:space="preserve"> </w:t>
-      </w:r>
-      <w:r>
-        <w:rPr>
-          <w:i/>
-          <w:iCs/>
-        </w:rPr>
-        <w:t xml:space="preserve">empleo</w:t>
-      </w:r>
-      <w:r>
-        <w:t xml:space="preserve">,</w:t>
-      </w:r>
-      <w:r>
-        <w:t xml:space="preserve"> </w:t>
-      </w:r>
-      <w:r>
-        <w:rPr>
-          <w:i/>
-          <w:iCs/>
-        </w:rPr>
-        <w:t xml:space="preserve">unidades económicas</w:t>
-      </w:r>
-      <w:r>
-        <w:t xml:space="preserve">,</w:t>
-      </w:r>
-      <w:r>
-        <w:t xml:space="preserve"> </w:t>
-      </w:r>
-      <w:r>
-        <w:rPr>
-          <w:i/>
-          <w:iCs/>
-        </w:rPr>
-        <w:t xml:space="preserve">ocupación hotelera</w:t>
-      </w:r>
-      <w:r>
-        <w:t xml:space="preserve"> </w:t>
-      </w:r>
-      <w:r>
-        <w:t xml:space="preserve">y</w:t>
-      </w:r>
-      <w:r>
-        <w:t xml:space="preserve"> </w:t>
-      </w:r>
-      <w:r>
-        <w:rPr>
-          <w:i/>
-          <w:iCs/>
-        </w:rPr>
-        <w:t xml:space="preserve">calidad del aire</w:t>
-      </w:r>
-      <w:r>
-        <w:t xml:space="preserve">. Para cada conjunto se revisó la lista de</w:t>
-      </w:r>
-      <w:r>
-        <w:t xml:space="preserve"> </w:t>
-      </w:r>
-      <w:r>
-        <w:t xml:space="preserve">archivos (recursos) que ofrece.</w:t>
-      </w:r>
-      <w:r>
-        <w:br/>
-      </w:r>
-      <w:r>
-        <w:rPr>
-          <w:b/>
-          <w:bCs/>
-        </w:rPr>
-        <w:t xml:space="preserve">Resultado:</w:t>
-      </w:r>
-      <w:r>
-        <w:t xml:space="preserve"> </w:t>
-      </w:r>
-      <w:r>
-        <w:t xml:space="preserve">se verificaron 20 conjuntos del portal (Sección </w:t>
-      </w:r>
-      <w:hyperlink w:anchor="sec:fuentes">
-        <w:r>
-          <w:rPr>
-            <w:rStyle w:val="Hyperlink"/>
-          </w:rPr>
-          <w:t xml:space="preserve">2</w:t>
-        </w:r>
-      </w:hyperlink>
-      <w:r>
-        <w:t xml:space="preserve">). Además:</w:t>
+        <w:t xml:space="preserve">Preparación</w:t>
       </w:r>
     </w:p>
     <w:p>
@@ -19521,27 +19357,7 @@
         </w:numPr>
       </w:pPr>
       <w:r>
-        <w:t xml:space="preserve">Las carpetas de investigación de la FGJ se publican como CSV anuales de 2016 a 2024, más un</w:t>
-      </w:r>
-      <w:r>
-        <w:t xml:space="preserve"> </w:t>
-      </w:r>
-      <w:r>
-        <w:t xml:space="preserve">archivo acumulado, en</w:t>
-      </w:r>
-      <w:r>
-        <w:t xml:space="preserve"> </w:t>
-      </w:r>
-      <w:hyperlink r:id="rId156">
-        <w:r>
-          <w:rPr>
-            <w:rStyle w:val="Hyperlink"/>
-          </w:rPr>
-          <w:t xml:space="preserve">https://archivo.datos.cdmx.gob.mx/FGJ/carpetas/</w:t>
-        </w:r>
-      </w:hyperlink>
-      <w:r>
-        <w:t xml:space="preserve">.</w:t>
+        <w:t xml:space="preserve">☑ Definir la pregunta y el problema.</w:t>
       </w:r>
     </w:p>
     <w:p>
@@ -19552,7 +19368,7 @@
         </w:numPr>
       </w:pPr>
       <w:r>
-        <w:t xml:space="preserve">Las llamadas al 911 se publican en archivos semestrales desde 2019-S1.</w:t>
+        <w:t xml:space="preserve">☑ Identificar las fuentes de información.</w:t>
       </w:r>
     </w:p>
     <w:p>
@@ -19563,133 +19379,125 @@
         </w:numPr>
       </w:pPr>
       <w:r>
-        <w:t xml:space="preserve">El conjunto</w:t>
-      </w:r>
-      <w:r>
-        <w:t xml:space="preserve"> </w:t>
-      </w:r>
-      <w:r>
-        <w:t xml:space="preserve">“Datos de movilidad (histórico COVID-19)”</w:t>
-      </w:r>
-      <w:r>
-        <w:t xml:space="preserve"> </w:t>
-      </w:r>
-      <w:r>
-        <w:t xml:space="preserve">contiene índices relativos, no</w:t>
-      </w:r>
-      <w:r>
-        <w:t xml:space="preserve"> </w:t>
-      </w:r>
-      <w:r>
-        <w:t xml:space="preserve">valores absolutos, por lo que no sirve para comparar con el periodo anterior a 2020.</w:t>
-      </w:r>
-    </w:p>
-    <w:p>
-      <w:pPr>
-        <w:pStyle w:val="FirstParagraph"/>
-      </w:pPr>
-      <w:r>
-        <w:rPr>
-          <w:b/>
-          <w:bCs/>
-        </w:rPr>
-        <w:t xml:space="preserve">Observaciones:</w:t>
-      </w:r>
-      <w:r>
-        <w:t xml:space="preserve"> </w:t>
-      </w:r>
-      <w:r>
-        <w:t xml:space="preserve">el semáforo epidemiológico no está publicado como conjunto de datos y deberá</w:t>
-      </w:r>
-      <w:r>
-        <w:t xml:space="preserve"> </w:t>
-      </w:r>
-      <w:r>
-        <w:t xml:space="preserve">construirse a mano.</w:t>
-      </w:r>
-    </w:p>
-    <w:bookmarkEnd w:id="157"/>
-    <w:bookmarkStart w:id="158" w:name="X09a6dfcebaff3a1644526623b4a551b94a0d3a5"/>
-    <w:p>
-      <w:pPr>
-        <w:pStyle w:val="Heading2"/>
-      </w:pPr>
-      <w:r>
-        <w:t xml:space="preserve">2026-09-26 — Inspección inicial de la afluencia del Metro</w:t>
-      </w:r>
-    </w:p>
-    <w:p>
-      <w:pPr>
-        <w:pStyle w:val="FirstParagraph"/>
-      </w:pPr>
-      <w:r>
-        <w:rPr>
-          <w:b/>
-          <w:bCs/>
-        </w:rPr>
-        <w:t xml:space="preserve">Objetivo:</w:t>
-      </w:r>
-      <w:r>
-        <w:t xml:space="preserve"> </w:t>
-      </w:r>
-      <w:r>
-        <w:t xml:space="preserve">comprobar el formato y la cobertura de la fuente principal de movilidad.</w:t>
-      </w:r>
-      <w:r>
-        <w:br/>
-      </w:r>
-      <w:r>
-        <w:rPr>
-          <w:b/>
-          <w:bCs/>
-        </w:rPr>
-        <w:t xml:space="preserve">Procedimiento:</w:t>
-      </w:r>
-      <w:r>
-        <w:t xml:space="preserve"> </w:t>
-      </w:r>
-      <w:r>
-        <w:t xml:space="preserve">se descargó el recurso</w:t>
-      </w:r>
-      <w:r>
-        <w:t xml:space="preserve"> </w:t>
-      </w:r>
-      <w:r>
-        <w:t xml:space="preserve">“Afluencia Diaria del Metro (Simple)”</w:t>
-      </w:r>
-      <w:r>
-        <w:t xml:space="preserve"> </w:t>
-      </w:r>
-      <w:r>
-        <w:t xml:space="preserve">y se</w:t>
-      </w:r>
-      <w:r>
-        <w:t xml:space="preserve"> </w:t>
-      </w:r>
-      <w:r>
-        <w:t xml:space="preserve">revisaron su encabezado, número de filas y rango de fechas con Python (módulo</w:t>
-      </w:r>
-      <w:r>
-        <w:t xml:space="preserve"> </w:t>
+        <w:t xml:space="preserve">☑ Crear el entorno de Python (</w:t>
       </w:r>
       <w:r>
         <w:rPr>
           <w:rStyle w:val="VerbatimChar"/>
         </w:rPr>
-        <w:t xml:space="preserve">csv</w:t>
+        <w:t xml:space="preserve">.venv</w:t>
+      </w:r>
+      <w:r>
+        <w:t xml:space="preserve">) y el notebook de contexto (</w:t>
+      </w:r>
+      <w:r>
+        <w:rPr>
+          <w:rStyle w:val="VerbatimChar"/>
+        </w:rPr>
+        <w:t xml:space="preserve">notebooks/00_contexto_y_datasets.ipynb</w:t>
       </w:r>
       <w:r>
         <w:t xml:space="preserve">).</w:t>
       </w:r>
-      <w:r>
-        <w:br/>
+    </w:p>
+    <w:p>
+      <w:pPr>
+        <w:numPr>
+          <w:ilvl w:val="0"/>
+          <w:numId w:val="1023"/>
+        </w:numPr>
+      </w:pPr>
+      <w:r>
+        <w:t xml:space="preserve">☐ Completar la estructura de carpetas (</w:t>
       </w:r>
       <w:r>
         <w:rPr>
-          <w:b/>
-          <w:bCs/>
+          <w:rStyle w:val="VerbatimChar"/>
         </w:rPr>
-        <w:t xml:space="preserve">Resultado:</w:t>
+        <w:t xml:space="preserve">src/</w:t>
+      </w:r>
+      <w:r>
+        <w:t xml:space="preserve">,</w:t>
+      </w:r>
+      <w:r>
+        <w:t xml:space="preserve"> </w:t>
+      </w:r>
+      <w:r>
+        <w:rPr>
+          <w:rStyle w:val="VerbatimChar"/>
+        </w:rPr>
+        <w:t xml:space="preserve">docs/</w:t>
+      </w:r>
+      <w:r>
+        <w:t xml:space="preserve">,</w:t>
+      </w:r>
+      <w:r>
+        <w:t xml:space="preserve"> </w:t>
+      </w:r>
+      <w:r>
+        <w:rPr>
+          <w:rStyle w:val="VerbatimChar"/>
+        </w:rPr>
+        <w:t xml:space="preserve">data/interim/</w:t>
+      </w:r>
+      <w:r>
+        <w:t xml:space="preserve">,</w:t>
+      </w:r>
+      <w:r>
+        <w:t xml:space="preserve"> </w:t>
+      </w:r>
+      <w:r>
+        <w:rPr>
+          <w:rStyle w:val="VerbatimChar"/>
+        </w:rPr>
+        <w:t xml:space="preserve">data/processed/</w:t>
+      </w:r>
+      <w:r>
+        <w:t xml:space="preserve">).</w:t>
+      </w:r>
+    </w:p>
+    <w:p>
+      <w:pPr>
+        <w:numPr>
+          <w:ilvl w:val="0"/>
+          <w:numId w:val="1023"/>
+        </w:numPr>
+      </w:pPr>
+      <w:r>
+        <w:t xml:space="preserve">☐ Crear el control de versiones y el archivo</w:t>
+      </w:r>
+      <w:r>
+        <w:t xml:space="preserve"> </w:t>
+      </w:r>
+      <w:r>
+        <w:rPr>
+          <w:rStyle w:val="VerbatimChar"/>
+        </w:rPr>
+        <w:t xml:space="preserve">data/raw/MANIFEST.csv</w:t>
+      </w:r>
+      <w:r>
+        <w:t xml:space="preserve">.</w:t>
+      </w:r>
+    </w:p>
+    <w:p>
+      <w:pPr>
+        <w:numPr>
+          <w:ilvl w:val="0"/>
+          <w:numId w:val="1023"/>
+        </w:numPr>
+      </w:pPr>
+      <w:r>
+        <w:t xml:space="preserve">☐ Confirmar los cortes de los periodos de análisis.</w:t>
+      </w:r>
+    </w:p>
+    <w:bookmarkEnd w:id="162"/>
+    <w:bookmarkStart w:id="163" w:name="descarga-14-conjuntos-seleccionados"/>
+    <w:p>
+      <w:pPr>
+        <w:pStyle w:val="Heading2"/>
+      </w:pPr>
+      <w:r>
+        <w:t xml:space="preserve">Descarga (14 conjuntos seleccionados)</w:t>
       </w:r>
     </w:p>
     <w:p>
@@ -19700,819 +19508,7 @@
         </w:numPr>
       </w:pPr>
       <w:r>
-        <w:t xml:space="preserve">Columnas:</w:t>
-      </w:r>
-      <w:r>
-        <w:t xml:space="preserve"> </w:t>
-      </w:r>
-      <w:r>
-        <w:rPr>
-          <w:rStyle w:val="VerbatimChar"/>
-        </w:rPr>
-        <w:t xml:space="preserve">fecha, anio, mes, linea, estacion, afluencia</w:t>
-      </w:r>
-      <w:r>
-        <w:t xml:space="preserve">.</w:t>
-      </w:r>
-    </w:p>
-    <w:p>
-      <w:pPr>
-        <w:numPr>
-          <w:ilvl w:val="0"/>
-          <w:numId w:val="1024"/>
-        </w:numPr>
-      </w:pPr>
-      <w:r>
-        <w:t xml:space="preserve">1,180,920 registros; cada registro corresponde a un día, una línea y una estación.</w:t>
-      </w:r>
-    </w:p>
-    <w:p>
-      <w:pPr>
-        <w:numPr>
-          <w:ilvl w:val="0"/>
-          <w:numId w:val="1024"/>
-        </w:numPr>
-      </w:pPr>
-      <w:r>
-        <w:t xml:space="preserve">Cobertura: del 2010-01-01 al 2026-07-31. La línea base anterior a la pandemia es suficiente.</w:t>
-      </w:r>
-    </w:p>
-    <w:p>
-      <w:pPr>
-        <w:pStyle w:val="FirstParagraph"/>
-      </w:pPr>
-      <w:r>
-        <w:rPr>
-          <w:b/>
-          <w:bCs/>
-        </w:rPr>
-        <w:t xml:space="preserve">Observaciones / problemas:</w:t>
-      </w:r>
-      <w:r>
-        <w:t xml:space="preserve"> </w:t>
-      </w:r>
-      <w:r>
-        <w:t xml:space="preserve">los nombres de las estaciones presentan</w:t>
-      </w:r>
-      <w:r>
-        <w:t xml:space="preserve"> </w:t>
-      </w:r>
-      <w:r>
-        <w:rPr>
-          <w:i/>
-          <w:iCs/>
-        </w:rPr>
-        <w:t xml:space="preserve">mojibake</w:t>
-      </w:r>
-      <w:r>
-        <w:t xml:space="preserve"> </w:t>
-      </w:r>
-      <w:r>
-        <w:t xml:space="preserve">(</w:t>
-      </w:r>
-      <w:r>
-        <w:rPr>
-          <w:rStyle w:val="VerbatimChar"/>
-        </w:rPr>
-        <w:t xml:space="preserve">Isabel la CatÃ³lica</w:t>
-      </w:r>
-      <w:r>
-        <w:t xml:space="preserve">). Se registró como tarea de limpieza.</w:t>
-      </w:r>
-    </w:p>
-    <w:bookmarkEnd w:id="158"/>
-    <w:bookmarkStart w:id="159" w:name="entorno-de-python-y-notebook-de-contexto"/>
-    <w:p>
-      <w:pPr>
-        <w:pStyle w:val="Heading2"/>
-      </w:pPr>
-      <w:r>
-        <w:t xml:space="preserve">2026-09-26 — Entorno de Python y notebook de contexto</w:t>
-      </w:r>
-    </w:p>
-    <w:p>
-      <w:pPr>
-        <w:pStyle w:val="FirstParagraph"/>
-      </w:pPr>
-      <w:r>
-        <w:rPr>
-          <w:b/>
-          <w:bCs/>
-        </w:rPr>
-        <w:t xml:space="preserve">Objetivo:</w:t>
-      </w:r>
-      <w:r>
-        <w:t xml:space="preserve"> </w:t>
-      </w:r>
-      <w:r>
-        <w:t xml:space="preserve">contar con un notebook que explique la problemática, lo que se analizará y los</w:t>
-      </w:r>
-      <w:r>
-        <w:t xml:space="preserve"> </w:t>
-      </w:r>
-      <w:r>
-        <w:t xml:space="preserve">conjuntos de datos, y que sirva como primera exploración reproducible.</w:t>
-      </w:r>
-      <w:r>
-        <w:br/>
-      </w:r>
-      <w:r>
-        <w:rPr>
-          <w:b/>
-          <w:bCs/>
-        </w:rPr>
-        <w:t xml:space="preserve">Procedimiento:</w:t>
-      </w:r>
-    </w:p>
-    <w:p>
-      <w:pPr>
-        <w:numPr>
-          <w:ilvl w:val="0"/>
-          <w:numId w:val="1025"/>
-        </w:numPr>
-      </w:pPr>
-      <w:r>
-        <w:t xml:space="preserve">Se creó el entorno virtual</w:t>
-      </w:r>
-      <w:r>
-        <w:t xml:space="preserve"> </w:t>
-      </w:r>
-      <w:r>
-        <w:rPr>
-          <w:rStyle w:val="VerbatimChar"/>
-        </w:rPr>
-        <w:t xml:space="preserve">.venv</w:t>
-      </w:r>
-      <w:r>
-        <w:t xml:space="preserve"> </w:t>
-      </w:r>
-      <w:r>
-        <w:t xml:space="preserve">con</w:t>
-      </w:r>
-      <w:r>
-        <w:t xml:space="preserve"> </w:t>
-      </w:r>
-      <w:r>
-        <w:rPr>
-          <w:rStyle w:val="VerbatimChar"/>
-        </w:rPr>
-        <w:t xml:space="preserve">pandas</w:t>
-      </w:r>
-      <w:r>
-        <w:t xml:space="preserve">,</w:t>
-      </w:r>
-      <w:r>
-        <w:t xml:space="preserve"> </w:t>
-      </w:r>
-      <w:r>
-        <w:rPr>
-          <w:rStyle w:val="VerbatimChar"/>
-        </w:rPr>
-        <w:t xml:space="preserve">requests</w:t>
-      </w:r>
-      <w:r>
-        <w:t xml:space="preserve">,</w:t>
-      </w:r>
-      <w:r>
-        <w:t xml:space="preserve"> </w:t>
-      </w:r>
-      <w:r>
-        <w:rPr>
-          <w:rStyle w:val="VerbatimChar"/>
-        </w:rPr>
-        <w:t xml:space="preserve">matplotlib</w:t>
-      </w:r>
-      <w:r>
-        <w:t xml:space="preserve">,</w:t>
-      </w:r>
-      <w:r>
-        <w:t xml:space="preserve"> </w:t>
-      </w:r>
-      <w:r>
-        <w:rPr>
-          <w:rStyle w:val="VerbatimChar"/>
-        </w:rPr>
-        <w:t xml:space="preserve">ftfy</w:t>
-      </w:r>
-      <w:r>
-        <w:t xml:space="preserve">,</w:t>
-      </w:r>
-      <w:r>
-        <w:t xml:space="preserve"> </w:t>
-      </w:r>
-      <w:r>
-        <w:rPr>
-          <w:rStyle w:val="VerbatimChar"/>
-        </w:rPr>
-        <w:t xml:space="preserve">pyarrow</w:t>
-      </w:r>
-      <w:r>
-        <w:t xml:space="preserve"> </w:t>
-      </w:r>
-      <w:r>
-        <w:t xml:space="preserve">y</w:t>
-      </w:r>
-      <w:r>
-        <w:t xml:space="preserve"> </w:t>
-      </w:r>
-      <w:r>
-        <w:rPr>
-          <w:rStyle w:val="VerbatimChar"/>
-        </w:rPr>
-        <w:t xml:space="preserve">jupyter</w:t>
-      </w:r>
-      <w:r>
-        <w:t xml:space="preserve">.</w:t>
-      </w:r>
-    </w:p>
-    <w:p>
-      <w:pPr>
-        <w:numPr>
-          <w:ilvl w:val="0"/>
-          <w:numId w:val="1025"/>
-        </w:numPr>
-      </w:pPr>
-      <w:r>
-        <w:t xml:space="preserve">Se elaboró el notebook</w:t>
-      </w:r>
-      <w:r>
-        <w:t xml:space="preserve"> </w:t>
-      </w:r>
-      <w:r>
-        <w:rPr>
-          <w:rStyle w:val="VerbatimChar"/>
-        </w:rPr>
-        <w:t xml:space="preserve">notebooks/00_contexto_y_datasets.ipynb</w:t>
-      </w:r>
-      <w:r>
-        <w:t xml:space="preserve">. Contiene la</w:t>
-      </w:r>
-      <w:r>
-        <w:t xml:space="preserve"> </w:t>
-      </w:r>
-      <w:r>
-        <w:t xml:space="preserve">problemática, la pregunta, las dimensiones y variables, los periodos, las hipótesis y un</w:t>
-      </w:r>
-      <w:r>
-        <w:t xml:space="preserve"> </w:t>
-      </w:r>
-      <w:r>
-        <w:t xml:space="preserve">catálogo de 29 conjuntos de datos.</w:t>
-      </w:r>
-    </w:p>
-    <w:p>
-      <w:pPr>
-        <w:numPr>
-          <w:ilvl w:val="0"/>
-          <w:numId w:val="1025"/>
-        </w:numPr>
-      </w:pPr>
-      <w:r>
-        <w:t xml:space="preserve">El notebook verifica en vivo, mediante la API CKAN, que cada conjunto del portal existe, y</w:t>
-      </w:r>
-      <w:r>
-        <w:t xml:space="preserve"> </w:t>
-      </w:r>
-      <w:r>
-        <w:t xml:space="preserve">muestra su fecha de actualización y su número de archivos.</w:t>
-      </w:r>
-    </w:p>
-    <w:p>
-      <w:pPr>
-        <w:numPr>
-          <w:ilvl w:val="0"/>
-          <w:numId w:val="1025"/>
-        </w:numPr>
-      </w:pPr>
-      <w:r>
-        <w:t xml:space="preserve">Se descargó la afluencia diaria del Metro en</w:t>
-      </w:r>
-      <w:r>
-        <w:t xml:space="preserve"> </w:t>
-      </w:r>
-      <w:r>
-        <w:rPr>
-          <w:rStyle w:val="VerbatimChar"/>
-        </w:rPr>
-        <w:t xml:space="preserve">data/raw/metro/</w:t>
-      </w:r>
-      <w:r>
-        <w:t xml:space="preserve"> </w:t>
-      </w:r>
-      <w:r>
-        <w:t xml:space="preserve">(58 MB) para hacer</w:t>
-      </w:r>
-      <w:r>
-        <w:t xml:space="preserve"> </w:t>
-      </w:r>
-      <w:r>
-        <w:t xml:space="preserve">una primera exploración.</w:t>
-      </w:r>
-    </w:p>
-    <w:p>
-      <w:pPr>
-        <w:pStyle w:val="FirstParagraph"/>
-      </w:pPr>
-      <w:r>
-        <w:rPr>
-          <w:b/>
-          <w:bCs/>
-        </w:rPr>
-        <w:t xml:space="preserve">Resultado:</w:t>
-      </w:r>
-    </w:p>
-    <w:p>
-      <w:pPr>
-        <w:numPr>
-          <w:ilvl w:val="0"/>
-          <w:numId w:val="1026"/>
-        </w:numPr>
-      </w:pPr>
-      <w:r>
-        <w:t xml:space="preserve">La afluencia mensual del Metro tocó fondo en</w:t>
-      </w:r>
-      <w:r>
-        <w:t xml:space="preserve"> </w:t>
-      </w:r>
-      <w:r>
-        <w:rPr>
-          <w:b/>
-          <w:bCs/>
-        </w:rPr>
-        <w:t xml:space="preserve">mayo de 2020</w:t>
-      </w:r>
-      <w:r>
-        <w:t xml:space="preserve">, con un índice de 27</w:t>
-      </w:r>
-      <w:r>
-        <w:t xml:space="preserve"> </w:t>
-      </w:r>
-      <w:r>
-        <w:t xml:space="preserve">(2019 = 100), es decir, una caída del 73 %. En julio de 2026 el índice es de 78.1: la</w:t>
-      </w:r>
-      <w:r>
-        <w:t xml:space="preserve"> </w:t>
-      </w:r>
-      <w:r>
-        <w:t xml:space="preserve">afluencia</w:t>
-      </w:r>
-      <w:r>
-        <w:t xml:space="preserve"> </w:t>
-      </w:r>
-      <w:r>
-        <w:rPr>
-          <w:b/>
-          <w:bCs/>
-        </w:rPr>
-        <w:t xml:space="preserve">aún no recupera el nivel previo a la pandemia</w:t>
-      </w:r>
-      <w:r>
-        <w:t xml:space="preserve"> </w:t>
-      </w:r>
-      <w:r>
-        <w:t xml:space="preserve">(Figura </w:t>
-      </w:r>
-      <w:hyperlink w:anchor="fig:metro">
-        <w:r>
-          <w:rPr>
-            <w:rStyle w:val="Hyperlink"/>
-          </w:rPr>
-          <w:t xml:space="preserve">1</w:t>
-        </w:r>
-      </w:hyperlink>
-      <w:r>
-        <w:t xml:space="preserve">).</w:t>
-      </w:r>
-    </w:p>
-    <w:p>
-      <w:pPr>
-        <w:numPr>
-          <w:ilvl w:val="0"/>
-          <w:numId w:val="1026"/>
-        </w:numPr>
-      </w:pPr>
-      <w:r>
-        <w:t xml:space="preserve">Promedio anual del índice: 2020 = 56.1, 2021 = 49.8, 2022 = 64.6, 2023 = 69.9,</w:t>
-      </w:r>
-      <w:r>
-        <w:t xml:space="preserve"> </w:t>
-      </w:r>
-      <w:r>
-        <w:t xml:space="preserve">2024 = 73.5 y 2025 = 78.7.</w:t>
-      </w:r>
-    </w:p>
-    <w:p>
-      <w:pPr>
-        <w:numPr>
-          <w:ilvl w:val="0"/>
-          <w:numId w:val="1026"/>
-        </w:numPr>
-      </w:pPr>
-      <w:r>
-        <w:t xml:space="preserve">La caída aislada de septiembre de 2017 corresponde al sismo del 19-S, un ejemplo de choque</w:t>
-      </w:r>
-      <w:r>
-        <w:t xml:space="preserve"> </w:t>
-      </w:r>
-      <w:r>
-        <w:t xml:space="preserve">puntual frente al choque prolongado de la pandemia.</w:t>
-      </w:r>
-    </w:p>
-    <w:p>
-      <w:pPr>
-        <w:pStyle w:val="FirstParagraph"/>
-      </w:pPr>
-      <w:r>
-        <w:rPr>
-          <w:b/>
-          <w:bCs/>
-        </w:rPr>
-        <w:t xml:space="preserve">Problemas de calidad detectados:</w:t>
-      </w:r>
-    </w:p>
-    <w:p>
-      <w:pPr>
-        <w:numPr>
-          <w:ilvl w:val="0"/>
-          <w:numId w:val="1027"/>
-        </w:numPr>
-      </w:pPr>
-      <w:r>
-        <w:rPr>
-          <w:i/>
-          <w:iCs/>
-        </w:rPr>
-        <w:t xml:space="preserve">Mojibake</w:t>
-      </w:r>
-      <w:r>
-        <w:t xml:space="preserve"> </w:t>
-      </w:r>
-      <w:r>
-        <w:t xml:space="preserve">en 57 de 168 nombres de estación. Se reparó con</w:t>
-      </w:r>
-      <w:r>
-        <w:t xml:space="preserve"> </w:t>
-      </w:r>
-      <w:r>
-        <w:rPr>
-          <w:rStyle w:val="VerbatimChar"/>
-        </w:rPr>
-        <w:t xml:space="preserve">ftfy</w:t>
-      </w:r>
-      <w:r>
-        <w:t xml:space="preserve">; tras la</w:t>
-      </w:r>
-      <w:r>
-        <w:t xml:space="preserve"> </w:t>
-      </w:r>
-      <w:r>
-        <w:t xml:space="preserve">reparación quedan 165 estaciones únicas, porque había variantes duplicadas.</w:t>
-      </w:r>
-    </w:p>
-    <w:p>
-      <w:pPr>
-        <w:numPr>
-          <w:ilvl w:val="0"/>
-          <w:numId w:val="1027"/>
-        </w:numPr>
-      </w:pPr>
-      <w:r>
-        <w:t xml:space="preserve">Los</w:t>
-      </w:r>
-      <w:r>
-        <w:t xml:space="preserve"> </w:t>
-      </w:r>
-      <w:r>
-        <w:rPr>
-          <w:b/>
-          <w:bCs/>
-        </w:rPr>
-        <w:t xml:space="preserve">nombres de línea son inconsistentes</w:t>
-      </w:r>
-      <w:r>
-        <w:t xml:space="preserve">: entre 2021 y 2023 aparece</w:t>
-      </w:r>
-      <w:r>
-        <w:t xml:space="preserve"> </w:t>
-      </w:r>
-      <w:r>
-        <w:rPr>
-          <w:rStyle w:val="VerbatimChar"/>
-        </w:rPr>
-        <w:t xml:space="preserve">LÃnea 1</w:t>
-      </w:r>
-      <w:r>
-        <w:t xml:space="preserve"> </w:t>
-      </w:r>
-      <w:r>
-        <w:t xml:space="preserve">y en los demás años</w:t>
-      </w:r>
-      <w:r>
-        <w:t xml:space="preserve"> </w:t>
-      </w:r>
-      <w:r>
-        <w:rPr>
-          <w:rStyle w:val="VerbatimChar"/>
-        </w:rPr>
-        <w:t xml:space="preserve">Linea 1</w:t>
-      </w:r>
-      <w:r>
-        <w:t xml:space="preserve">. Por eso hay 24 valores en lugar</w:t>
-      </w:r>
-      <w:r>
-        <w:t xml:space="preserve"> </w:t>
-      </w:r>
-      <w:r>
-        <w:t xml:space="preserve">de 12 líneas, y cada línea queda partida en dos series. Se normalizó a</w:t>
-      </w:r>
-      <w:r>
-        <w:t xml:space="preserve"> </w:t>
-      </w:r>
-      <w:r>
-        <w:rPr>
-          <w:rStyle w:val="VerbatimChar"/>
-        </w:rPr>
-        <w:t xml:space="preserve">Línea N</w:t>
-      </w:r>
-      <w:r>
-        <w:t xml:space="preserve">.</w:t>
-      </w:r>
-    </w:p>
-    <w:p>
-      <w:pPr>
-        <w:numPr>
-          <w:ilvl w:val="0"/>
-          <w:numId w:val="1027"/>
-        </w:numPr>
-      </w:pPr>
-      <w:r>
-        <w:t xml:space="preserve">Los cierres de la Línea 12 (2021–2023) y de la Línea 1 (2022–2024) reducen la afluencia</w:t>
-      </w:r>
-      <w:r>
-        <w:t xml:space="preserve"> </w:t>
-      </w:r>
-      <w:r>
-        <w:t xml:space="preserve">por causas ajenas a la demanda. Deben marcarse en la limpieza.</w:t>
-      </w:r>
-    </w:p>
-    <w:p>
-      <w:pPr>
-        <w:pStyle w:val="FirstParagraph"/>
-      </w:pPr>
-      <w:r>
-        <w:t xml:space="preserve">El análisis detallado de estos resultados está en la Sección </w:t>
-      </w:r>
-      <w:hyperlink w:anchor="sec:exploracion">
-        <w:r>
-          <w:rPr>
-            <w:rStyle w:val="Hyperlink"/>
-          </w:rPr>
-          <w:t xml:space="preserve">4</w:t>
-        </w:r>
-      </w:hyperlink>
-      <w:r>
-        <w:t xml:space="preserve">.</w:t>
-      </w:r>
-    </w:p>
-    <w:bookmarkEnd w:id="159"/>
-    <w:bookmarkStart w:id="160" w:name="Xa97d1544971997c2e5289c2dab8052f5ff83025"/>
-    <w:p>
-      <w:pPr>
-        <w:pStyle w:val="Heading2"/>
-      </w:pPr>
-      <w:r>
-        <w:t xml:space="preserve">2026-09-26 — Ampliación del informe con los resultados del notebook</w:t>
-      </w:r>
-    </w:p>
-    <w:p>
-      <w:pPr>
-        <w:pStyle w:val="FirstParagraph"/>
-      </w:pPr>
-      <w:r>
-        <w:rPr>
-          <w:b/>
-          <w:bCs/>
-        </w:rPr>
-        <w:t xml:space="preserve">Objetivo:</w:t>
-      </w:r>
-      <w:r>
-        <w:t xml:space="preserve"> </w:t>
-      </w:r>
-      <w:r>
-        <w:t xml:space="preserve">que el informe contenga la misma información que el notebook de contexto.</w:t>
-      </w:r>
-      <w:r>
-        <w:br/>
-      </w:r>
-      <w:r>
-        <w:rPr>
-          <w:b/>
-          <w:bCs/>
-        </w:rPr>
-        <w:t xml:space="preserve">Procedimiento:</w:t>
-      </w:r>
-      <w:r>
-        <w:t xml:space="preserve"> </w:t>
-      </w:r>
-      <w:r>
-        <w:t xml:space="preserve">se añadieron varios elementos al informe:</w:t>
-      </w:r>
-    </w:p>
-    <w:p>
-      <w:pPr>
-        <w:numPr>
-          <w:ilvl w:val="0"/>
-          <w:numId w:val="1028"/>
-        </w:numPr>
-      </w:pPr>
-      <w:r>
-        <w:t xml:space="preserve">La tabla de problemas de los datos y la tabla de dimensiones y variables (Sección </w:t>
-      </w:r>
-      <w:hyperlink w:anchor="sec:problema">
-        <w:r>
-          <w:rPr>
-            <w:rStyle w:val="Hyperlink"/>
-          </w:rPr>
-          <w:t xml:space="preserve">1</w:t>
-        </w:r>
-      </w:hyperlink>
-      <w:r>
-        <w:t xml:space="preserve">).</w:t>
-      </w:r>
-    </w:p>
-    <w:p>
-      <w:pPr>
-        <w:numPr>
-          <w:ilvl w:val="0"/>
-          <w:numId w:val="1028"/>
-        </w:numPr>
-      </w:pPr>
-      <w:r>
-        <w:t xml:space="preserve">La verificación en vivo de los 20 conjuntos del portal (Tabla </w:t>
-      </w:r>
-      <w:hyperlink w:anchor="tab:verificacion">
-        <w:r>
-          <w:rPr>
-            <w:rStyle w:val="Hyperlink"/>
-          </w:rPr>
-          <w:t xml:space="preserve">4</w:t>
-        </w:r>
-      </w:hyperlink>
-      <w:r>
-        <w:t xml:space="preserve">).</w:t>
-      </w:r>
-    </w:p>
-    <w:p>
-      <w:pPr>
-        <w:numPr>
-          <w:ilvl w:val="0"/>
-          <w:numId w:val="1028"/>
-        </w:numPr>
-      </w:pPr>
-      <w:r>
-        <w:t xml:space="preserve">Una sección nueva con la exploración de la afluencia del Metro (Sección </w:t>
-      </w:r>
-      <w:hyperlink w:anchor="sec:exploracion">
-        <w:r>
-          <w:rPr>
-            <w:rStyle w:val="Hyperlink"/>
-          </w:rPr>
-          <w:t xml:space="preserve">4</w:t>
-        </w:r>
-      </w:hyperlink>
-      <w:r>
-        <w:t xml:space="preserve">):</w:t>
-      </w:r>
-      <w:r>
-        <w:t xml:space="preserve"> </w:t>
-      </w:r>
-      <w:r>
-        <w:t xml:space="preserve">perfil de las columnas, problemas de calidad, figura, índice</w:t>
-      </w:r>
-      <w:r>
-        <w:t xml:space="preserve"> </w:t>
-      </w:r>
-      <m:oMath>
-        <m:r>
-          <m:t>2019</m:t>
-        </m:r>
-        <m:r>
-          <m:rPr>
-            <m:sty m:val="p"/>
-          </m:rPr>
-          <m:t>=</m:t>
-        </m:r>
-        <m:r>
-          <m:t>100</m:t>
-        </m:r>
-      </m:oMath>
-      <w:r>
-        <w:t xml:space="preserve"> </w:t>
-      </w:r>
-      <w:r>
-        <w:t xml:space="preserve">y afluencia por línea.</w:t>
-      </w:r>
-    </w:p>
-    <w:p>
-      <w:pPr>
-        <w:pStyle w:val="FirstParagraph"/>
-      </w:pPr>
-      <w:r>
-        <w:rPr>
-          <w:b/>
-          <w:bCs/>
-        </w:rPr>
-        <w:t xml:space="preserve">Resultado:</w:t>
-      </w:r>
-      <w:r>
-        <w:t xml:space="preserve"> </w:t>
-      </w:r>
-      <w:r>
-        <w:t xml:space="preserve">sin contar los cierres de las Líneas 1 y 12, la afluencia de 2025 equivale al</w:t>
-      </w:r>
-      <w:r>
-        <w:t xml:space="preserve"> </w:t>
-      </w:r>
-      <w:r>
-        <w:t xml:space="preserve">83.2 % de la de 2019; con ellos, al 78.7 %. Ninguna línea ha recuperado su nivel previo a la</w:t>
-      </w:r>
-      <w:r>
-        <w:t xml:space="preserve"> </w:t>
-      </w:r>
-      <w:r>
-        <w:t xml:space="preserve">pandemia.</w:t>
-      </w:r>
-    </w:p>
-    <w:bookmarkEnd w:id="160"/>
-    <w:bookmarkStart w:id="161" w:name="selección-de-conjuntos-de-datos"/>
-    <w:p>
-      <w:pPr>
-        <w:pStyle w:val="Heading2"/>
-      </w:pPr>
-      <w:r>
-        <w:t xml:space="preserve">2026-09-26 — Selección de conjuntos de datos</w:t>
-      </w:r>
-    </w:p>
-    <w:p>
-      <w:pPr>
-        <w:pStyle w:val="FirstParagraph"/>
-      </w:pPr>
-      <w:r>
-        <w:rPr>
-          <w:b/>
-          <w:bCs/>
-        </w:rPr>
-        <w:t xml:space="preserve">Objetivo:</w:t>
-      </w:r>
-      <w:r>
-        <w:t xml:space="preserve"> </w:t>
-      </w:r>
-      <w:r>
-        <w:t xml:space="preserve">reducir el inventario de 29 fuentes a un conjunto manejable que responda la pregunta.</w:t>
-      </w:r>
-      <w:r>
-        <w:br/>
-      </w:r>
-      <w:r>
-        <w:rPr>
-          <w:b/>
-          <w:bCs/>
-        </w:rPr>
-        <w:t xml:space="preserve">Procedimiento:</w:t>
-      </w:r>
-      <w:r>
-        <w:t xml:space="preserve"> </w:t>
-      </w:r>
-      <w:r>
-        <w:t xml:space="preserve">se aplicaron cuatro criterios: línea base anterior a 2020, cobertura hasta</w:t>
-      </w:r>
-      <w:r>
-        <w:t xml:space="preserve"> </w:t>
-      </w:r>
-      <w:r>
-        <w:t xml:space="preserve">2024–2025, granularidad mensual o más fina, y descarga sin registro. Se revisaron los encabezados</w:t>
-      </w:r>
-      <w:r>
-        <w:t xml:space="preserve"> </w:t>
-      </w:r>
-      <w:r>
-        <w:t xml:space="preserve">de los CSV de los candidatos directamente en el portal.</w:t>
-      </w:r>
-      <w:r>
-        <w:br/>
-      </w:r>
-      <w:r>
-        <w:rPr>
-          <w:b/>
-          <w:bCs/>
-        </w:rPr>
-        <w:t xml:space="preserve">Resultado:</w:t>
-      </w:r>
-      <w:r>
-        <w:t xml:space="preserve"> </w:t>
-      </w:r>
-      <w:r>
-        <w:t xml:space="preserve">se seleccionaron 14 conjuntos (Tabla </w:t>
+        <w:t xml:space="preserve">☑ Seleccionar los conjuntos de datos (Tabla </w:t>
       </w:r>
       <w:hyperlink w:anchor="tab:seleccion">
         <w:r>
@@ -20523,101 +19519,18 @@
         </w:r>
       </w:hyperlink>
       <w:r>
-        <w:t xml:space="preserve">); el resto quedó como opcional.</w:t>
-      </w:r>
-      <w:r>
-        <w:t xml:space="preserve"> </w:t>
-      </w:r>
-      <w:r>
-        <w:t xml:space="preserve">La revisión de los encabezados mostró que:</w:t>
+        <w:t xml:space="preserve">).</w:t>
       </w:r>
     </w:p>
     <w:p>
       <w:pPr>
         <w:numPr>
           <w:ilvl w:val="0"/>
-          <w:numId w:val="1029"/>
+          <w:numId w:val="1024"/>
         </w:numPr>
       </w:pPr>
       <w:r>
-        <w:t xml:space="preserve">La ocupación hotelera empieza en octubre de 2018, por lo que su línea base es corta.</w:t>
-      </w:r>
-    </w:p>
-    <w:p>
-      <w:pPr>
-        <w:numPr>
-          <w:ilvl w:val="0"/>
-          <w:numId w:val="1029"/>
-        </w:numPr>
-      </w:pPr>
-      <w:r>
-        <w:t xml:space="preserve">El Metrobús tiene una serie simple desde 2005 y una desglosada por tipo de pago desde 2021.</w:t>
-      </w:r>
-    </w:p>
-    <w:p>
-      <w:pPr>
-        <w:numPr>
-          <w:ilvl w:val="0"/>
-          <w:numId w:val="1029"/>
-        </w:numPr>
-      </w:pPr>
-      <w:r>
-        <w:t xml:space="preserve">Ecobici ofrece dos formatos: diario por género y horario por rango de edad (desde 2010).</w:t>
-      </w:r>
-    </w:p>
-    <w:p>
-      <w:pPr>
-        <w:numPr>
-          <w:ilvl w:val="0"/>
-          <w:numId w:val="1029"/>
-        </w:numPr>
-      </w:pPr>
-      <w:r>
-        <w:t xml:space="preserve">La serie de casos COVID de la CDMX empieza el 5 de marzo de 2020.</w:t>
-      </w:r>
-    </w:p>
-    <w:bookmarkEnd w:id="161"/>
-    <w:bookmarkStart w:id="162" w:name="descarga-de-los-conjuntos-seleccionados"/>
-    <w:p>
-      <w:pPr>
-        <w:pStyle w:val="Heading2"/>
-      </w:pPr>
-      <w:r>
-        <w:t xml:space="preserve">2026-09-26 — Descarga de los conjuntos seleccionados</w:t>
-      </w:r>
-    </w:p>
-    <w:p>
-      <w:pPr>
-        <w:pStyle w:val="FirstParagraph"/>
-      </w:pPr>
-      <w:r>
-        <w:rPr>
-          <w:b/>
-          <w:bCs/>
-        </w:rPr>
-        <w:t xml:space="preserve">Objetivo:</w:t>
-      </w:r>
-      <w:r>
-        <w:t xml:space="preserve"> </w:t>
-      </w:r>
-      <w:r>
-        <w:t xml:space="preserve">obtener los 14 conjuntos seleccionados de forma reproducible y trazable.</w:t>
-      </w:r>
-      <w:r>
-        <w:br/>
-      </w:r>
-      <w:r>
-        <w:rPr>
-          <w:b/>
-          <w:bCs/>
-        </w:rPr>
-        <w:t xml:space="preserve">Procedimiento:</w:t>
-      </w:r>
-      <w:r>
-        <w:t xml:space="preserve"> </w:t>
-      </w:r>
-      <w:r>
-        <w:t xml:space="preserve">se escribieron seis scripts de descarga (Sección </w:t>
+        <w:t xml:space="preserve">☑ Scripts de descarga con MANIFEST (Sección </w:t>
       </w:r>
       <w:hyperlink w:anchor="sec:descarga">
         <w:r>
@@ -20628,1946 +19541,213 @@
         </w:r>
       </w:hyperlink>
       <w:r>
-        <w:t xml:space="preserve">). Se</w:t>
-      </w:r>
-      <w:r>
-        <w:t xml:space="preserve"> </w:t>
-      </w:r>
-      <w:r>
-        <w:t xml:space="preserve">descargó primero el portal de la CDMX (unos 1.5 GB), luego INEGI y por último el IMSS, filtrado a</w:t>
-      </w:r>
-      <w:r>
-        <w:t xml:space="preserve"> </w:t>
-      </w:r>
-      <w:r>
-        <w:t xml:space="preserve">la CDMX. Antes de descargar se consultó el tamaño de cada archivo.</w:t>
-      </w:r>
-      <w:r>
-        <w:br/>
-      </w:r>
-      <w:r>
-        <w:rPr>
-          <w:b/>
-          <w:bCs/>
-        </w:rPr>
-        <w:t xml:space="preserve">Resultado:</w:t>
-      </w:r>
-      <w:r>
-        <w:t xml:space="preserve"> </w:t>
-      </w:r>
-      <w:r>
-        <w:t xml:space="preserve">se descargaron 13 de los 14 conjuntos; el SESNSP queda como descarga manual. Todo</w:t>
-      </w:r>
-      <w:r>
-        <w:t xml:space="preserve"> </w:t>
-      </w:r>
-      <w:r>
-        <w:t xml:space="preserve">está registrado en</w:t>
-      </w:r>
-      <w:r>
-        <w:t xml:space="preserve"> </w:t>
-      </w:r>
-      <w:r>
-        <w:rPr>
-          <w:rStyle w:val="VerbatimChar"/>
-        </w:rPr>
-        <w:t xml:space="preserve">data/raw/MANIFEST.csv</w:t>
-      </w:r>
-      <w:r>
-        <w:t xml:space="preserve">. La cobertura real aparece en la Tabla </w:t>
-      </w:r>
-      <w:hyperlink w:anchor="tab:cobertura">
-        <w:r>
-          <w:rPr>
-            <w:rStyle w:val="Hyperlink"/>
-          </w:rPr>
-          <w:t xml:space="preserve">9</w:t>
-        </w:r>
-      </w:hyperlink>
-      <w:r>
-        <w:t xml:space="preserve">.</w:t>
-      </w:r>
-      <w:r>
-        <w:br/>
-      </w:r>
-      <w:r>
-        <w:rPr>
-          <w:b/>
-          <w:bCs/>
-        </w:rPr>
-        <w:t xml:space="preserve">Observaciones / problemas:</w:t>
+        <w:t xml:space="preserve">).</w:t>
       </w:r>
     </w:p>
     <w:p>
       <w:pPr>
         <w:numPr>
           <w:ilvl w:val="0"/>
-          <w:numId w:val="1030"/>
+          <w:numId w:val="1024"/>
         </w:numPr>
       </w:pPr>
       <w:r>
-        <w:t xml:space="preserve">SharePoint (SESNSP) identifica el script como bot y devuelve una página de error. No se intentó</w:t>
-      </w:r>
-      <w:r>
-        <w:t xml:space="preserve"> </w:t>
-      </w:r>
-      <w:r>
-        <w:t xml:space="preserve">evadir el bloqueo; el archivo se descargará a mano.</w:t>
+        <w:t xml:space="preserve">☑ Movilidad: Metro, Metrobús, Ecobici, hechos de tránsito (comparable, ampliada y 2024).</w:t>
       </w:r>
     </w:p>
     <w:p>
       <w:pPr>
         <w:numPr>
           <w:ilvl w:val="0"/>
-          <w:numId w:val="1030"/>
+          <w:numId w:val="1024"/>
         </w:numPr>
       </w:pPr>
       <w:r>
-        <w:t xml:space="preserve">El servidor del IMSS envía los archivos comprimidos y en codificaciones distintas según el año.</w:t>
-      </w:r>
-      <w:r>
-        <w:t xml:space="preserve"> </w:t>
-      </w:r>
-      <w:r>
-        <w:t xml:space="preserve">El script se ajustó para filtrar sobre bytes.</w:t>
+        <w:t xml:space="preserve">☑ Seguridad: carpetas FGJ 2016–2024, llamadas al 911 2019–2022.</w:t>
       </w:r>
     </w:p>
     <w:p>
       <w:pPr>
         <w:numPr>
           <w:ilvl w:val="0"/>
-          <w:numId w:val="1030"/>
+          <w:numId w:val="1024"/>
         </w:numPr>
       </w:pPr>
       <w:r>
-        <w:t xml:space="preserve">Los nombres de archivo perdían letras acentuadas (</w:t>
-      </w:r>
-      <w:r>
-        <w:rPr>
-          <w:rStyle w:val="VerbatimChar"/>
-        </w:rPr>
-        <w:t xml:space="preserve">metrob_s</w:t>
-      </w:r>
-      <w:r>
-        <w:t xml:space="preserve">). Se corrigió la</w:t>
-      </w:r>
-      <w:r>
-        <w:t xml:space="preserve"> </w:t>
-      </w:r>
-      <w:r>
-        <w:t xml:space="preserve">normalización y se renombraron los archivos en el MANIFEST.</w:t>
+        <w:t xml:space="preserve">☐ Seguridad: SESNSP municipal (descarga manual).</w:t>
       </w:r>
     </w:p>
     <w:p>
       <w:pPr>
         <w:numPr>
           <w:ilvl w:val="0"/>
-          <w:numId w:val="1030"/>
+          <w:numId w:val="1024"/>
         </w:numPr>
       </w:pPr>
       <w:r>
-        <w:t xml:space="preserve">Se encontró que la serie comparable de hechos de tránsito no cubre la pandemia. Se agregó la</w:t>
-      </w:r>
-      <w:r>
-        <w:t xml:space="preserve"> </w:t>
-      </w:r>
-      <w:r>
-        <w:t xml:space="preserve">serie ampliada.</w:t>
-      </w:r>
-    </w:p>
-    <w:bookmarkEnd w:id="162"/>
-    <w:bookmarkStart w:id="163" w:name="X26c852b25884d428aea297486aac4eadf3a5616"/>
-    <w:p>
-      <w:pPr>
-        <w:pStyle w:val="Heading2"/>
-      </w:pPr>
-      <w:r>
-        <w:t xml:space="preserve">2026-09-26 — Limpieza de las carpetas FGJ y del Metrobús</w:t>
-      </w:r>
-    </w:p>
-    <w:p>
-      <w:pPr>
-        <w:pStyle w:val="FirstParagraph"/>
-      </w:pPr>
-      <w:r>
-        <w:rPr>
-          <w:b/>
-          <w:bCs/>
-        </w:rPr>
-        <w:t xml:space="preserve">Objetivo:</w:t>
-      </w:r>
-      <w:r>
-        <w:t xml:space="preserve"> </w:t>
-      </w:r>
-      <w:r>
-        <w:t xml:space="preserve">obtener las primeras dos fuentes limpias y listas para integrarse.</w:t>
-      </w:r>
-      <w:r>
-        <w:br/>
-      </w:r>
-      <w:r>
-        <w:rPr>
-          <w:b/>
-          <w:bCs/>
-        </w:rPr>
-        <w:t xml:space="preserve">Procedimiento:</w:t>
+        <w:t xml:space="preserve">☑ Economía: DENUE, ocupación hotelera, ENOE (35 trimestres), IMSS (128 meses).</w:t>
       </w:r>
     </w:p>
     <w:p>
       <w:pPr>
         <w:numPr>
           <w:ilvl w:val="0"/>
-          <w:numId w:val="1031"/>
+          <w:numId w:val="1024"/>
         </w:numPr>
       </w:pPr>
       <w:r>
-        <w:t xml:space="preserve">Se creó el catálogo de alcaldías a partir del Marco Geoestadístico y funciones comunes de</w:t>
-      </w:r>
-      <w:r>
-        <w:t xml:space="preserve"> </w:t>
-      </w:r>
-      <w:r>
-        <w:t xml:space="preserve">normalización (</w:t>
-      </w:r>
-      <w:r>
-        <w:rPr>
-          <w:rStyle w:val="VerbatimChar"/>
-        </w:rPr>
-        <w:t xml:space="preserve">src/clean/catalogos.py</w:t>
-      </w:r>
-      <w:r>
-        <w:t xml:space="preserve">).</w:t>
+        <w:t xml:space="preserve">☑ Pandemia y referencia: casos COVID, semáforo federal, Censo 2020, Marco Geoestadístico.</w:t>
+      </w:r>
+    </w:p>
+    <w:bookmarkEnd w:id="163"/>
+    <w:bookmarkStart w:id="164" w:name="tareas-surgidas-en-la-descarga"/>
+    <w:p>
+      <w:pPr>
+        <w:pStyle w:val="Heading2"/>
+      </w:pPr>
+      <w:r>
+        <w:t xml:space="preserve">Tareas surgidas en la descarga</w:t>
       </w:r>
     </w:p>
     <w:p>
       <w:pPr>
         <w:numPr>
           <w:ilvl w:val="0"/>
-          <w:numId w:val="1031"/>
+          <w:numId w:val="1025"/>
         </w:numPr>
       </w:pPr>
       <w:r>
-        <w:t xml:space="preserve">Se exploraron las columnas, las categorías, las fechas y los duplicados de la FGJ, y se leyeron</w:t>
-      </w:r>
-      <w:r>
-        <w:t xml:space="preserve"> </w:t>
-      </w:r>
-      <w:r>
-        <w:t xml:space="preserve">sus tres notas metodológicas.</w:t>
+        <w:t xml:space="preserve">☐ Unificar los formatos de fecha del 911 y revisar los traslapes entre semestres.</w:t>
       </w:r>
     </w:p>
     <w:p>
       <w:pPr>
         <w:numPr>
           <w:ilvl w:val="0"/>
-          <w:numId w:val="1031"/>
+          <w:numId w:val="1025"/>
         </w:numPr>
       </w:pPr>
       <w:r>
-        <w:t xml:space="preserve">Se definieron 22 grupos de delito estables (</w:t>
-      </w:r>
-      <w:r>
-        <w:rPr>
-          <w:rStyle w:val="VerbatimChar"/>
-        </w:rPr>
-        <w:t xml:space="preserve">grupos_delito.py</w:t>
-      </w:r>
-      <w:r>
-        <w:t xml:space="preserve">).</w:t>
+        <w:t xml:space="preserve">☐ Documentar el cambio de registro de los hechos de tránsito (2021–2022).</w:t>
       </w:r>
     </w:p>
     <w:p>
       <w:pPr>
         <w:numPr>
           <w:ilvl w:val="0"/>
-          <w:numId w:val="1031"/>
+          <w:numId w:val="1025"/>
         </w:numPr>
       </w:pPr>
       <w:r>
-        <w:t xml:space="preserve">Se escribieron los scripts</w:t>
-      </w:r>
-      <w:r>
-        <w:t xml:space="preserve"> </w:t>
-      </w:r>
-      <w:r>
-        <w:rPr>
-          <w:rStyle w:val="VerbatimChar"/>
-        </w:rPr>
-        <w:t xml:space="preserve">fgj.py</w:t>
-      </w:r>
-      <w:r>
-        <w:t xml:space="preserve"> </w:t>
-      </w:r>
-      <w:r>
-        <w:t xml:space="preserve">y</w:t>
-      </w:r>
-      <w:r>
-        <w:t xml:space="preserve"> </w:t>
-      </w:r>
-      <w:r>
-        <w:rPr>
-          <w:rStyle w:val="VerbatimChar"/>
-        </w:rPr>
-        <w:t xml:space="preserve">metrobus.py</w:t>
-      </w:r>
-      <w:r>
-        <w:t xml:space="preserve"> </w:t>
-      </w:r>
-      <w:r>
-        <w:t xml:space="preserve">(Sección </w:t>
-      </w:r>
-      <w:hyperlink w:anchor="sec:limpieza">
-        <w:r>
-          <w:rPr>
-            <w:rStyle w:val="Hyperlink"/>
-          </w:rPr>
-          <w:t xml:space="preserve">6</w:t>
-        </w:r>
-      </w:hyperlink>
-      <w:r>
-        <w:t xml:space="preserve">).</w:t>
-      </w:r>
-    </w:p>
-    <w:p>
-      <w:pPr>
-        <w:pStyle w:val="FirstParagraph"/>
-      </w:pPr>
-      <w:r>
-        <w:rPr>
-          <w:b/>
-          <w:bCs/>
-        </w:rPr>
-        <w:t xml:space="preserve">Resultado:</w:t>
+        <w:t xml:space="preserve">☐ Fijar la ventana post-pandemia común (2023-01 – 2024-07).</w:t>
       </w:r>
     </w:p>
     <w:p>
       <w:pPr>
         <w:numPr>
           <w:ilvl w:val="0"/>
-          <w:numId w:val="1032"/>
+          <w:numId w:val="1025"/>
         </w:numPr>
       </w:pPr>
       <w:r>
-        <w:t xml:space="preserve">FGJ: 1,937,812 carpetas limpias, el 97.5 % del original.</w:t>
+        <w:t xml:space="preserve">☑ Rellenar las semanas 2020-W53 y 2022-W01 del semáforo.</w:t>
+      </w:r>
+    </w:p>
+    <w:bookmarkEnd w:id="164"/>
+    <w:bookmarkStart w:id="165" w:name="exploración"/>
+    <w:p>
+      <w:pPr>
+        <w:pStyle w:val="Heading2"/>
+      </w:pPr>
+      <w:r>
+        <w:t xml:space="preserve">Exploración</w:t>
       </w:r>
     </w:p>
     <w:p>
       <w:pPr>
         <w:numPr>
           <w:ilvl w:val="0"/>
-          <w:numId w:val="1032"/>
+          <w:numId w:val="1026"/>
         </w:numPr>
       </w:pPr>
       <w:r>
-        <w:t xml:space="preserve">Metrobús: 7 líneas unificadas y 2 errores anulados.</w:t>
+        <w:t xml:space="preserve">Obtener el perfil de cada conjunto: filas, columnas, rango de fechas, % de nulos, tipos y categorías.</w:t>
       </w:r>
     </w:p>
     <w:p>
       <w:pPr>
         <w:numPr>
           <w:ilvl w:val="0"/>
-          <w:numId w:val="1032"/>
+          <w:numId w:val="1027"/>
         </w:numPr>
       </w:pPr>
       <w:r>
-        <w:t xml:space="preserve">Aparecen primeros indicios a favor de H1 y H2, y un contraste Metro–Metrobús no previsto.</w:t>
-      </w:r>
-    </w:p>
-    <w:p>
-      <w:pPr>
-        <w:pStyle w:val="FirstParagraph"/>
-      </w:pPr>
-      <w:r>
-        <w:rPr>
-          <w:b/>
-          <w:bCs/>
-        </w:rPr>
-        <w:t xml:space="preserve">Observaciones / problemas:</w:t>
+        <w:t xml:space="preserve">Documentar los cambios metodológicos de cada fuente.</w:t>
+      </w:r>
+    </w:p>
+    <w:bookmarkEnd w:id="165"/>
+    <w:bookmarkStart w:id="166" w:name="limpieza-selección-final"/>
+    <w:p>
+      <w:pPr>
+        <w:pStyle w:val="Heading2"/>
+      </w:pPr>
+      <w:r>
+        <w:t xml:space="preserve">Limpieza (selección final)</w:t>
       </w:r>
     </w:p>
     <w:p>
       <w:pPr>
         <w:numPr>
           <w:ilvl w:val="0"/>
-          <w:numId w:val="1033"/>
+          <w:numId w:val="1028"/>
         </w:numPr>
       </w:pPr>
       <w:r>
-        <w:t xml:space="preserve">La FGJ no publica un identificador de carpeta, así que los duplicados no se pueden confirmar;</w:t>
-      </w:r>
-      <w:r>
-        <w:t xml:space="preserve"> </w:t>
-      </w:r>
-      <w:r>
-        <w:t xml:space="preserve">se marcaron en vez de borrarse.</w:t>
+        <w:t xml:space="preserve">☑ Catálogo de alcaldías (clave INEGI y polígonos) y normalización de texto.</w:t>
       </w:r>
     </w:p>
     <w:p>
       <w:pPr>
         <w:numPr>
           <w:ilvl w:val="0"/>
-          <w:numId w:val="1033"/>
+          <w:numId w:val="1028"/>
         </w:numPr>
       </w:pPr>
       <w:r>
-        <w:t xml:space="preserve">El robo a transeúnte ya bajaba antes de 2020, así que el análisis tendrá que controlar la</w:t>
-      </w:r>
-      <w:r>
-        <w:t xml:space="preserve"> </w:t>
-      </w:r>
-      <w:r>
-        <w:t xml:space="preserve">tendencia previa.</w:t>
+        <w:t xml:space="preserve">☑ Carpetas FGJ, Metrobús e IMSS.</w:t>
       </w:r>
     </w:p>
     <w:p>
       <w:pPr>
         <w:numPr>
           <w:ilvl w:val="0"/>
-          <w:numId w:val="1033"/>
+          <w:numId w:val="1028"/>
         </w:numPr>
       </w:pPr>
       <w:r>
-        <w:t xml:space="preserve">El Metrobús publicó 57 valores con decimales en 2025, probablemente estimaciones.</w:t>
-      </w:r>
-    </w:p>
-    <w:bookmarkEnd w:id="163"/>
-    <w:bookmarkStart w:id="164" w:name="fin-de-la-descarga-del-imss"/>
-    <w:p>
-      <w:pPr>
-        <w:pStyle w:val="Heading2"/>
-      </w:pPr>
-      <w:r>
-        <w:t xml:space="preserve">2026-09-26 — Fin de la descarga del IMSS</w:t>
-      </w:r>
-    </w:p>
-    <w:p>
-      <w:pPr>
-        <w:pStyle w:val="FirstParagraph"/>
-      </w:pPr>
-      <w:r>
-        <w:rPr>
-          <w:b/>
-          <w:bCs/>
-        </w:rPr>
-        <w:t xml:space="preserve">Resultado:</w:t>
-      </w:r>
-      <w:r>
-        <w:t xml:space="preserve"> </w:t>
-      </w:r>
-      <w:r>
-        <w:t xml:space="preserve">se descargaron 128 meses, de enero de 2016 a agosto de 2026. Se conservaron solo</w:t>
-      </w:r>
-      <w:r>
-        <w:t xml:space="preserve"> </w:t>
-      </w:r>
-      <w:r>
-        <w:t xml:space="preserve">las filas de la CDMX (entre 430 y 550 mil por mes, de 3.6 a 4.7 millones nacionales). El total</w:t>
-      </w:r>
-      <w:r>
-        <w:t xml:space="preserve"> </w:t>
-      </w:r>
-      <w:r>
-        <w:t xml:space="preserve">ocupa 717 MB comprimidos, frente a unos 45 GB de los archivos nacionales completos.</w:t>
-      </w:r>
-      <w:r>
-        <w:br/>
-      </w:r>
-      <w:r>
-        <w:rPr>
-          <w:b/>
-          <w:bCs/>
-        </w:rPr>
-        <w:t xml:space="preserve">Observaciones / problemas:</w:t>
-      </w:r>
-      <w:r>
-        <w:t xml:space="preserve"> </w:t>
-      </w:r>
-      <w:r>
-        <w:t xml:space="preserve">la descarga se detuvo en enero de 2025 por una línea mal formada</w:t>
-      </w:r>
-      <w:r>
-        <w:t xml:space="preserve"> </w:t>
-      </w:r>
-      <w:r>
-        <w:t xml:space="preserve">(con menos columnas) en el archivo del IMSS. El script se ajustó para omitir y contar ese tipo de</w:t>
-      </w:r>
-      <w:r>
-        <w:t xml:space="preserve"> </w:t>
-      </w:r>
-      <w:r>
-        <w:t xml:space="preserve">líneas, y la descarga se reanudó desde ese mes. En total se omitió 1 línea.</w:t>
-      </w:r>
-    </w:p>
-    <w:bookmarkEnd w:id="164"/>
-    <w:bookmarkStart w:id="165" w:name="notebook-de-limpieza"/>
-    <w:p>
-      <w:pPr>
-        <w:pStyle w:val="Heading2"/>
-      </w:pPr>
-      <w:r>
-        <w:t xml:space="preserve">2026-09-26 — Notebook de limpieza</w:t>
-      </w:r>
-    </w:p>
-    <w:p>
-      <w:pPr>
-        <w:pStyle w:val="FirstParagraph"/>
-      </w:pPr>
-      <w:r>
-        <w:rPr>
-          <w:b/>
-          <w:bCs/>
-        </w:rPr>
-        <w:t xml:space="preserve">Objetivo:</w:t>
-      </w:r>
-      <w:r>
-        <w:t xml:space="preserve"> </w:t>
-      </w:r>
-      <w:r>
-        <w:t xml:space="preserve">mostrar en un notebook los datos limpios y las decisiones de limpieza.</w:t>
-      </w:r>
-      <w:r>
-        <w:br/>
-      </w:r>
-      <w:r>
-        <w:rPr>
-          <w:b/>
-          <w:bCs/>
-        </w:rPr>
-        <w:t xml:space="preserve">Procedimiento:</w:t>
-      </w:r>
-      <w:r>
-        <w:t xml:space="preserve"> </w:t>
-      </w:r>
-      <w:r>
-        <w:t xml:space="preserve">se inició el notebook</w:t>
-      </w:r>
-      <w:r>
-        <w:t xml:space="preserve"> </w:t>
-      </w:r>
-      <w:r>
-        <w:rPr>
-          <w:rStyle w:val="VerbatimChar"/>
-        </w:rPr>
-        <w:t xml:space="preserve">notebooks/01_limpieza_datasets.ipynb</w:t>
-      </w:r>
-      <w:r>
-        <w:t xml:space="preserve">. Primero</w:t>
-      </w:r>
-      <w:r>
-        <w:t xml:space="preserve"> </w:t>
-      </w:r>
-      <w:r>
-        <w:t xml:space="preserve">se trabajó el semáforo: se filtró la CDMX, se pasó a formato largo y se guardó en</w:t>
-      </w:r>
-      <w:r>
-        <w:t xml:space="preserve"> </w:t>
-      </w:r>
-      <w:r>
-        <w:rPr>
-          <w:rStyle w:val="VerbatimChar"/>
-        </w:rPr>
-        <w:t xml:space="preserve">data/interim/semaforo_cdmx_semana.csv</w:t>
-      </w:r>
-      <w:r>
-        <w:t xml:space="preserve">. Después se agregaron secciones con los resultados de</w:t>
-      </w:r>
-      <w:r>
-        <w:t xml:space="preserve"> </w:t>
-      </w:r>
-      <w:r>
-        <w:t xml:space="preserve">los scripts de limpieza de la FGJ y del Metrobús. Cada sección incluye el reporte de pasos, la carga de</w:t>
-      </w:r>
-      <w:r>
-        <w:t xml:space="preserve"> </w:t>
-      </w:r>
-      <w:r>
-        <w:t xml:space="preserve">los CSV limpios, la revisión de faltantes y gráficas.</w:t>
-      </w:r>
-      <w:r>
-        <w:br/>
-      </w:r>
-      <w:r>
-        <w:rPr>
-          <w:b/>
-          <w:bCs/>
-        </w:rPr>
-        <w:t xml:space="preserve">Observaciones:</w:t>
-      </w:r>
-      <w:r>
-        <w:t xml:space="preserve"> </w:t>
-      </w:r>
-      <w:r>
-        <w:t xml:space="preserve">al revisar el semáforo en formato largo se encontró que, además de la semana</w:t>
-      </w:r>
-      <w:r>
-        <w:t xml:space="preserve"> </w:t>
-      </w:r>
-      <w:r>
-        <w:t xml:space="preserve">2022-W01, falta la 2020-W53 (2020 tuvo 53 semanas ISO). La revisión con</w:t>
-      </w:r>
-      <w:r>
-        <w:t xml:space="preserve"> </w:t>
-      </w:r>
-      <w:r>
-        <w:rPr>
-          <w:rStyle w:val="VerbatimChar"/>
-        </w:rPr>
-        <w:t xml:space="preserve">isna()</w:t>
-      </w:r>
-      <w:r>
-        <w:t xml:space="preserve"> </w:t>
-      </w:r>
-      <w:r>
-        <w:t xml:space="preserve">daba cero</w:t>
-      </w:r>
-      <w:r>
-        <w:t xml:space="preserve"> </w:t>
-      </w:r>
-      <w:r>
-        <w:t xml:space="preserve">vacíos porque las semanas faltantes no aparecen como filas. Se detectaron comparando contra el</w:t>
-      </w:r>
-      <w:r>
-        <w:t xml:space="preserve"> </w:t>
-      </w:r>
-      <w:r>
-        <w:t xml:space="preserve">calendario completo de semanas.</w:t>
-      </w:r>
-    </w:p>
-    <w:bookmarkEnd w:id="165"/>
-    <w:bookmarkStart w:id="166" w:name="publicación-del-proyecto-en-github"/>
-    <w:p>
-      <w:pPr>
-        <w:pStyle w:val="Heading2"/>
-      </w:pPr>
-      <w:r>
-        <w:t xml:space="preserve">2026-09-26 — Publicación del proyecto en GitHub</w:t>
-      </w:r>
-    </w:p>
-    <w:p>
-      <w:pPr>
-        <w:pStyle w:val="FirstParagraph"/>
-      </w:pPr>
-      <w:r>
-        <w:rPr>
-          <w:b/>
-          <w:bCs/>
-        </w:rPr>
-        <w:t xml:space="preserve">Problema:</w:t>
-      </w:r>
-      <w:r>
-        <w:t xml:space="preserve"> </w:t>
-      </w:r>
-      <w:r>
-        <w:t xml:space="preserve">el primer commit incluía todos los datos crudos (3 GB) y seis archivos de más de</w:t>
-      </w:r>
-      <w:r>
-        <w:t xml:space="preserve"> </w:t>
-      </w:r>
-      <w:r>
-        <w:t xml:space="preserve">100 MB, así que GitHub rechazaba el envío.</w:t>
-      </w:r>
-      <w:r>
-        <w:br/>
-      </w:r>
-      <w:r>
-        <w:rPr>
-          <w:b/>
-          <w:bCs/>
-        </w:rPr>
-        <w:t xml:space="preserve">Solución:</w:t>
-      </w:r>
-      <w:r>
-        <w:t xml:space="preserve"> </w:t>
-      </w:r>
-      <w:r>
-        <w:t xml:space="preserve">se agregó un</w:t>
-      </w:r>
-      <w:r>
-        <w:t xml:space="preserve"> </w:t>
-      </w:r>
-      <w:r>
-        <w:rPr>
-          <w:rStyle w:val="VerbatimChar"/>
-        </w:rPr>
-        <w:t xml:space="preserve">.gitignore</w:t>
-      </w:r>
-      <w:r>
-        <w:t xml:space="preserve"> </w:t>
-      </w:r>
-      <w:r>
-        <w:t xml:space="preserve">que excluye</w:t>
-      </w:r>
-      <w:r>
-        <w:t xml:space="preserve"> </w:t>
-      </w:r>
-      <w:r>
-        <w:rPr>
-          <w:rStyle w:val="VerbatimChar"/>
-        </w:rPr>
-        <w:t xml:space="preserve">data/raw/</w:t>
-      </w:r>
-      <w:r>
-        <w:t xml:space="preserve"> </w:t>
-      </w:r>
-      <w:r>
-        <w:t xml:space="preserve">y la base de</w:t>
-      </w:r>
-      <w:r>
-        <w:t xml:space="preserve"> </w:t>
-      </w:r>
-      <w:r>
-        <w:t xml:space="preserve">carpetas de la FGJ a nivel de registro (495 MB). Se versionan el código, los notebooks, el informe, el</w:t>
-      </w:r>
-      <w:r>
-        <w:t xml:space="preserve"> </w:t>
-      </w:r>
-      <w:r>
-        <w:rPr>
-          <w:rStyle w:val="VerbatimChar"/>
-        </w:rPr>
-        <w:t xml:space="preserve">MANIFEST.csv</w:t>
-      </w:r>
-      <w:r>
-        <w:t xml:space="preserve"> </w:t>
-      </w:r>
-      <w:r>
-        <w:t xml:space="preserve">y los datos limpios agregados. El commit quedó en 6 MB. Los datos excluidos se</w:t>
-      </w:r>
-      <w:r>
-        <w:t xml:space="preserve"> </w:t>
-      </w:r>
-      <w:r>
-        <w:t xml:space="preserve">regeneran con los scripts de descarga y limpieza, y el MANIFEST permite verificar con SHA-256 que son</w:t>
-      </w:r>
-      <w:r>
-        <w:t xml:space="preserve"> </w:t>
-      </w:r>
-      <w:r>
-        <w:t xml:space="preserve">idénticos a los originales. Las instrucciones están en el</w:t>
-      </w:r>
-      <w:r>
-        <w:t xml:space="preserve"> </w:t>
-      </w:r>
-      <w:r>
-        <w:rPr>
-          <w:rStyle w:val="VerbatimChar"/>
-        </w:rPr>
-        <w:t xml:space="preserve">README.md</w:t>
-      </w:r>
-      <w:r>
-        <w:t xml:space="preserve">.</w:t>
-      </w:r>
-    </w:p>
-    <w:bookmarkEnd w:id="166"/>
-    <w:bookmarkStart w:id="167" w:name="X52b94f1db4e1acc14096ccbde9e076be309a89c"/>
-    <w:p>
-      <w:pPr>
-        <w:pStyle w:val="Heading2"/>
-      </w:pPr>
-      <w:r>
-        <w:t xml:space="preserve">2026-09-26 — Limpieza del IMSS y criterios de imputación</w:t>
-      </w:r>
-    </w:p>
-    <w:p>
-      <w:pPr>
-        <w:pStyle w:val="FirstParagraph"/>
-      </w:pPr>
-      <w:r>
-        <w:rPr>
-          <w:b/>
-          <w:bCs/>
-        </w:rPr>
-        <w:t xml:space="preserve">Procedimiento:</w:t>
-      </w:r>
-      <w:r>
-        <w:t xml:space="preserve"> </w:t>
-      </w:r>
-      <w:r>
-        <w:t xml:space="preserve">se revisó el diccionario oficial del IMSS. Se definieron las columnas que se</w:t>
-      </w:r>
-      <w:r>
-        <w:t xml:space="preserve"> </w:t>
-      </w:r>
-      <w:r>
-        <w:t xml:space="preserve">conservan y la estructura de la tabla (mes por subdelegación). El código se escribió por pasos en el</w:t>
-      </w:r>
-      <w:r>
-        <w:t xml:space="preserve"> </w:t>
-      </w:r>
-      <w:r>
-        <w:t xml:space="preserve">notebook 01 y se ejecutó ahí (Sección </w:t>
-      </w:r>
-      <w:hyperlink w:anchor="sec:limpieza">
-        <w:r>
-          <w:rPr>
-            <w:rStyle w:val="Hyperlink"/>
-          </w:rPr>
-          <w:t xml:space="preserve">6</w:t>
-        </w:r>
-      </w:hyperlink>
-      <w:r>
-        <w:t xml:space="preserve">).</w:t>
-      </w:r>
-      <w:r>
-        <w:br/>
-      </w:r>
-      <w:r>
-        <w:rPr>
-          <w:b/>
-          <w:bCs/>
-        </w:rPr>
-        <w:t xml:space="preserve">Criterio de imputación:</w:t>
-      </w:r>
-      <w:r>
-        <w:t xml:space="preserve"> </w:t>
-      </w:r>
-      <w:r>
-        <w:t xml:space="preserve">se decidió imputar solo cuando el dato existió pero no se registró y</w:t>
-      </w:r>
-      <w:r>
-        <w:t xml:space="preserve"> </w:t>
-      </w:r>
-      <w:r>
-        <w:t xml:space="preserve">el hueco es corto. Casos con regresión: el desempleo de la ENOE en 2020-T2 y el backcasting de la</w:t>
-      </w:r>
-      <w:r>
-        <w:t xml:space="preserve"> </w:t>
-      </w:r>
-      <w:r>
-        <w:t xml:space="preserve">ocupación hotelera 2016–2018. Casos con métodos simples: el semáforo, dos días del Metrobús y los</w:t>
-      </w:r>
-      <w:r>
-        <w:t xml:space="preserve"> </w:t>
-      </w:r>
-      <w:r>
-        <w:t xml:space="preserve">meses finales de la FGJ. No se imputan los huecos largos (911 y series que terminan en 2024) ni los</w:t>
-      </w:r>
-      <w:r>
-        <w:t xml:space="preserve"> </w:t>
-      </w:r>
-      <w:r>
-        <w:t xml:space="preserve">datos que no existieron (cierres de líneas, personas sin empleo).</w:t>
-      </w:r>
-      <w:r>
-        <w:br/>
-      </w:r>
-      <w:r>
-        <w:rPr>
-          <w:b/>
-          <w:bCs/>
-        </w:rPr>
-        <w:t xml:space="preserve">Observaciones:</w:t>
-      </w:r>
-      <w:r>
-        <w:t xml:space="preserve"> </w:t>
-      </w:r>
-      <w:r>
-        <w:t xml:space="preserve">el rango de UMA pierde utilidad desde 2023 por el aumento del salario mínimo;</w:t>
-      </w:r>
-      <w:r>
-        <w:t xml:space="preserve"> </w:t>
-      </w:r>
-      <w:r>
-        <w:t xml:space="preserve">se usará el salario promedio deflactado.</w:t>
-      </w:r>
-    </w:p>
-    <w:bookmarkEnd w:id="167"/>
-    <w:bookmarkStart w:id="168" w:name="selección-final-de-ocho-conjuntos"/>
-    <w:p>
-      <w:pPr>
-        <w:pStyle w:val="Heading2"/>
-      </w:pPr>
-      <w:r>
-        <w:t xml:space="preserve">2026-09-26 — Selección final de ocho conjuntos</w:t>
-      </w:r>
-    </w:p>
-    <w:p>
-      <w:pPr>
-        <w:pStyle w:val="FirstParagraph"/>
-      </w:pPr>
-      <w:r>
-        <w:rPr>
-          <w:b/>
-          <w:bCs/>
-        </w:rPr>
-        <w:t xml:space="preserve">Decisión:</w:t>
-      </w:r>
-      <w:r>
-        <w:t xml:space="preserve"> </w:t>
-      </w:r>
-      <w:r>
-        <w:t xml:space="preserve">se redujo la selección de 14 a 8 conjuntos (Sección </w:t>
-      </w:r>
-      <w:hyperlink w:anchor="sec:seleccion_final">
-        <w:r>
-          <w:rPr>
-            <w:rStyle w:val="Hyperlink"/>
-          </w:rPr>
-          <w:t xml:space="preserve">2.1</w:t>
-        </w:r>
-      </w:hyperlink>
-      <w:r>
-        <w:t xml:space="preserve">). Se</w:t>
-      </w:r>
-      <w:r>
-        <w:t xml:space="preserve"> </w:t>
-      </w:r>
-      <w:r>
-        <w:t xml:space="preserve">eligieron los hechos de tránsito en lugar de Ecobici porque complementan las debilidades del Metro:</w:t>
-      </w:r>
-      <w:r>
-        <w:t xml:space="preserve"> </w:t>
-      </w:r>
-      <w:r>
-        <w:t xml:space="preserve">tránsito vehicular y datos por alcaldía. Se descartaron el 911, la ENOE, el SESNSP y el DENUE por su</w:t>
-      </w:r>
-      <w:r>
-        <w:t xml:space="preserve"> </w:t>
-      </w:r>
-      <w:r>
-        <w:t xml:space="preserve">costo de limpieza, su cobertura o su redundancia.</w:t>
-      </w:r>
-      <w:r>
-        <w:br/>
-      </w:r>
-      <w:r>
-        <w:rPr>
-          <w:b/>
-          <w:bCs/>
-        </w:rPr>
-        <w:t xml:space="preserve">Revisión de la ocupación hotelera:</w:t>
-      </w:r>
-      <w:r>
-        <w:t xml:space="preserve"> </w:t>
-      </w:r>
-      <w:r>
-        <w:t xml:space="preserve">no tiene vacíos, meses faltantes ni valores fuera de rango</w:t>
-      </w:r>
-      <w:r>
-        <w:t xml:space="preserve"> </w:t>
-      </w:r>
-      <w:r>
-        <w:t xml:space="preserve">entre octubre de 2018 y julio de 2024. Los valores de abril a junio de 2020 (1.6–3.4 %) son reales:</w:t>
-      </w:r>
-      <w:r>
-        <w:t xml:space="preserve"> </w:t>
-      </w:r>
-      <w:r>
-        <w:t xml:space="preserve">corresponden al confinamiento. La precisión de los datos cambia desde febrero de 2020 (de 2 decimales</w:t>
-      </w:r>
-      <w:r>
-        <w:t xml:space="preserve"> </w:t>
-      </w:r>
-      <w:r>
-        <w:t xml:space="preserve">a muchos), lo que sugiere un cambio en el método de cálculo de la fuente.</w:t>
-      </w:r>
-    </w:p>
-    <w:bookmarkEnd w:id="168"/>
-    <w:bookmarkStart w:id="169" w:name="limpieza-de-la-ocupación-hotelera"/>
-    <w:p>
-      <w:pPr>
-        <w:pStyle w:val="Heading2"/>
-      </w:pPr>
-      <w:r>
-        <w:t xml:space="preserve">2026-09-26 — Limpieza de la ocupación hotelera</w:t>
-      </w:r>
-    </w:p>
-    <w:p>
-      <w:pPr>
-        <w:pStyle w:val="FirstParagraph"/>
-      </w:pPr>
-      <w:r>
-        <w:rPr>
-          <w:b/>
-          <w:bCs/>
-        </w:rPr>
-        <w:t xml:space="preserve">Procedimiento:</w:t>
-      </w:r>
-      <w:r>
-        <w:t xml:space="preserve"> </w:t>
-      </w:r>
-      <w:r>
-        <w:t xml:space="preserve">en el notebook 01 se revisaron los tres tipos de faltantes; no se encontró</w:t>
-      </w:r>
-      <w:r>
-        <w:t xml:space="preserve"> </w:t>
-      </w:r>
-      <w:r>
-        <w:t xml:space="preserve">ninguno. Se redondearon los valores a dos decimales, se pasó la fecha al primer día del mes y se</w:t>
-      </w:r>
-      <w:r>
-        <w:t xml:space="preserve"> </w:t>
-      </w:r>
-      <w:r>
-        <w:t xml:space="preserve">renombró la columna (Sección </w:t>
-      </w:r>
-      <w:hyperlink w:anchor="sec:limpieza">
-        <w:r>
-          <w:rPr>
-            <w:rStyle w:val="Hyperlink"/>
-          </w:rPr>
-          <w:t xml:space="preserve">6</w:t>
-        </w:r>
-      </w:hyperlink>
-      <w:r>
-        <w:t xml:space="preserve">).</w:t>
-      </w:r>
-      <w:r>
-        <w:br/>
-      </w:r>
-      <w:r>
-        <w:rPr>
-          <w:b/>
-          <w:bCs/>
-        </w:rPr>
-        <w:t xml:space="preserve">Resultado:</w:t>
-      </w:r>
-      <w:r>
-        <w:t xml:space="preserve"> </w:t>
-      </w:r>
-      <w:r>
-        <w:rPr>
-          <w:rStyle w:val="VerbatimChar"/>
-        </w:rPr>
-        <w:t xml:space="preserve">hoteles_mes.csv</w:t>
-      </w:r>
-      <w:r>
-        <w:t xml:space="preserve">, con 70 meses. Promedio de 67.7 % en 2019 y de</w:t>
-      </w:r>
-      <w:r>
-        <w:t xml:space="preserve"> </w:t>
-      </w:r>
-      <w:r>
-        <w:t xml:space="preserve">63.6 % en 2023.</w:t>
-      </w:r>
-    </w:p>
-    <w:bookmarkEnd w:id="169"/>
-    <w:bookmarkStart w:id="170" w:name="limpieza-de-los-hechos-de-tránsito"/>
-    <w:p>
-      <w:pPr>
-        <w:pStyle w:val="Heading2"/>
-      </w:pPr>
-      <w:r>
-        <w:t xml:space="preserve">2026-09-26 — Limpieza de los hechos de tránsito</w:t>
-      </w:r>
-    </w:p>
-    <w:p>
-      <w:pPr>
-        <w:pStyle w:val="FirstParagraph"/>
-      </w:pPr>
-      <w:r>
-        <w:rPr>
-          <w:b/>
-          <w:bCs/>
-        </w:rPr>
-        <w:t xml:space="preserve">Procedimiento:</w:t>
-      </w:r>
-      <w:r>
-        <w:t xml:space="preserve"> </w:t>
-      </w:r>
-      <w:r>
-        <w:t xml:space="preserve">se revisaron los folios, los duplicados y los nombres de alcaldía antes de</w:t>
-      </w:r>
-      <w:r>
-        <w:t xml:space="preserve"> </w:t>
-      </w:r>
-      <w:r>
-        <w:t xml:space="preserve">agregar. En el notebook 01 se unificaron las fechas, se unieron las dos series, se asignó la clave</w:t>
-      </w:r>
-      <w:r>
-        <w:t xml:space="preserve"> </w:t>
-      </w:r>
-      <w:r>
-        <w:t xml:space="preserve">INEGI y se agregaron los datos por mes, alcaldía y tipo de accidente. Cada error encontrado se</w:t>
-      </w:r>
-      <w:r>
-        <w:t xml:space="preserve"> </w:t>
-      </w:r>
-      <w:r>
-        <w:t xml:space="preserve">registró en una tabla dentro de la sección.</w:t>
-      </w:r>
-      <w:r>
-        <w:br/>
-      </w:r>
-      <w:r>
-        <w:rPr>
-          <w:b/>
-          <w:bCs/>
-        </w:rPr>
-        <w:t xml:space="preserve">Resultado:</w:t>
-      </w:r>
-      <w:r>
-        <w:t xml:space="preserve"> </w:t>
-      </w:r>
-      <w:r>
-        <w:rPr>
-          <w:rStyle w:val="VerbatimChar"/>
-        </w:rPr>
-        <w:t xml:space="preserve">transito_alcaldia_mes.csv</w:t>
-      </w:r>
-      <w:r>
-        <w:t xml:space="preserve">, con 8,064 filas y 164,706 accidentes.</w:t>
-      </w:r>
-      <w:r>
-        <w:br/>
-      </w:r>
-      <w:r>
-        <w:rPr>
-          <w:b/>
-          <w:bCs/>
-        </w:rPr>
-        <w:t xml:space="preserve">Observaciones:</w:t>
-      </w:r>
-      <w:r>
-        <w:t xml:space="preserve"> </w:t>
-      </w:r>
-      <w:r>
-        <w:t xml:space="preserve">se agregó la errata</w:t>
-      </w:r>
-      <w:r>
-        <w:t xml:space="preserve"> </w:t>
-      </w:r>
-      <w:r>
-        <w:t xml:space="preserve">“CUAHUTEMOC”</w:t>
-      </w:r>
-      <w:r>
-        <w:t xml:space="preserve"> </w:t>
-      </w:r>
-      <w:r>
-        <w:t xml:space="preserve">al catálogo común de alcaldías</w:t>
-      </w:r>
-      <w:r>
-        <w:t xml:space="preserve"> </w:t>
-      </w:r>
-      <w:r>
-        <w:t xml:space="preserve">(</w:t>
-      </w:r>
-      <w:r>
-        <w:rPr>
-          <w:rStyle w:val="VerbatimChar"/>
-        </w:rPr>
-        <w:t xml:space="preserve">src/clean/catalogos.py</w:t>
-      </w:r>
-      <w:r>
-        <w:t xml:space="preserve">).</w:t>
-      </w:r>
-    </w:p>
-    <w:bookmarkEnd w:id="170"/>
-    <w:bookmarkStart w:id="171" w:name="X71846551d6def8f554b75a403de26525361fb08"/>
-    <w:p>
-      <w:pPr>
-        <w:pStyle w:val="Heading2"/>
-      </w:pPr>
-      <w:r>
-        <w:t xml:space="preserve">2026-09-26 — Visualización de hechos de tránsito y hoteles</w:t>
-      </w:r>
-    </w:p>
-    <w:p>
-      <w:pPr>
-        <w:pStyle w:val="FirstParagraph"/>
-      </w:pPr>
-      <w:r>
-        <w:rPr>
-          <w:b/>
-          <w:bCs/>
-        </w:rPr>
-        <w:t xml:space="preserve">Procedimiento:</w:t>
-      </w:r>
-      <w:r>
-        <w:t xml:space="preserve"> </w:t>
-      </w:r>
-      <w:r>
-        <w:t xml:space="preserve">se agregaron al notebook 01 cuatro gráficas de los hechos de tránsito (tipos</w:t>
-      </w:r>
-      <w:r>
-        <w:t xml:space="preserve"> </w:t>
-      </w:r>
-      <w:r>
-        <w:t xml:space="preserve">por mes, peatones y ciclistas, mapa de calor por alcaldía y fallecidos por año) y se guardó la de</w:t>
-      </w:r>
-      <w:r>
-        <w:t xml:space="preserve"> </w:t>
-      </w:r>
-      <w:r>
-        <w:t xml:space="preserve">ocupación hotelera. Las cinco se incorporaron al informe.</w:t>
-      </w:r>
-      <w:r>
-        <w:br/>
-      </w:r>
-      <w:r>
-        <w:rPr>
-          <w:b/>
-          <w:bCs/>
-        </w:rPr>
-        <w:t xml:space="preserve">Problemas detectados al graficar:</w:t>
-      </w:r>
-      <w:r>
-        <w:t xml:space="preserve"> </w:t>
-      </w:r>
-      <w:r>
-        <w:t xml:space="preserve">un corte de registro en las caídas de ciclista en febrero</w:t>
-      </w:r>
-      <w:r>
-        <w:t xml:space="preserve"> </w:t>
-      </w:r>
-      <w:r>
-        <w:t xml:space="preserve">de 2020, previo al confinamiento, y un registro incompleto en el primer semestre de 2018. Ambos se</w:t>
-      </w:r>
-      <w:r>
-        <w:t xml:space="preserve"> </w:t>
-      </w:r>
-      <w:r>
-        <w:t xml:space="preserve">agregaron a la tabla de errores del notebook. Se corrigió una interpretación preliminar que atribuía</w:t>
-      </w:r>
-      <w:r>
-        <w:t xml:space="preserve"> </w:t>
-      </w:r>
-      <w:r>
-        <w:t xml:space="preserve">el aumento de las caídas de ciclista a un mayor uso de la bicicleta.</w:t>
-      </w:r>
-    </w:p>
-    <w:bookmarkEnd w:id="171"/>
-    <w:bookmarkStart w:id="172" w:name="limpieza-de-la-afluencia-del-metro"/>
-    <w:p>
-      <w:pPr>
-        <w:pStyle w:val="Heading2"/>
-      </w:pPr>
-      <w:r>
-        <w:t xml:space="preserve">2026-09-27 — Limpieza de la afluencia del Metro</w:t>
-      </w:r>
-    </w:p>
-    <w:p>
-      <w:pPr>
-        <w:pStyle w:val="FirstParagraph"/>
-      </w:pPr>
-      <w:r>
-        <w:rPr>
-          <w:b/>
-          <w:bCs/>
-        </w:rPr>
-        <w:t xml:space="preserve">Objetivo:</w:t>
-      </w:r>
-      <w:r>
-        <w:t xml:space="preserve"> </w:t>
-      </w:r>
-      <w:r>
-        <w:t xml:space="preserve">dejar lista la serie principal de movilidad y separar el efecto de la pandemia del</w:t>
-      </w:r>
-      <w:r>
-        <w:t xml:space="preserve"> </w:t>
-      </w:r>
-      <w:r>
-        <w:t xml:space="preserve">de los cierres de líneas.</w:t>
-      </w:r>
-      <w:r>
-        <w:br/>
-      </w:r>
-      <w:r>
-        <w:rPr>
-          <w:b/>
-          <w:bCs/>
-        </w:rPr>
-        <w:t xml:space="preserve">Procedimiento:</w:t>
-      </w:r>
-      <w:r>
-        <w:t xml:space="preserve"> </w:t>
-      </w:r>
-      <w:r>
-        <w:t xml:space="preserve">primero se exploró la afluencia por año con los datos crudos. Después, en el</w:t>
-      </w:r>
-      <w:r>
-        <w:t xml:space="preserve"> </w:t>
-      </w:r>
-      <w:r>
-        <w:t xml:space="preserve">notebook 01 se repararon la codificación y los nombres de línea y de estación, se corrigió el duplicado</w:t>
-      </w:r>
-      <w:r>
-        <w:t xml:space="preserve"> </w:t>
-      </w:r>
-      <w:r>
-        <w:t xml:space="preserve">de Oceanía, se validó el calendario y se clasificaron los ceros en cuatro estados. Luego se revisaron</w:t>
-      </w:r>
-      <w:r>
-        <w:t xml:space="preserve"> </w:t>
-      </w:r>
-      <w:r>
-        <w:t xml:space="preserve">los atípicos y se marcaron los cierres de las Líneas 1 y 12. Cada error quedó en una tabla al final de</w:t>
-      </w:r>
-      <w:r>
-        <w:t xml:space="preserve"> </w:t>
-      </w:r>
-      <w:r>
-        <w:t xml:space="preserve">la sección (Tabla </w:t>
-      </w:r>
-      <w:hyperlink w:anchor="tab:limpieza_metro">
-        <w:r>
-          <w:rPr>
-            <w:rStyle w:val="Hyperlink"/>
-          </w:rPr>
-          <w:t xml:space="preserve">14</w:t>
-        </w:r>
-      </w:hyperlink>
-      <w:r>
-        <w:t xml:space="preserve">).</w:t>
-      </w:r>
-      <w:r>
-        <w:br/>
-      </w:r>
-      <w:r>
-        <w:rPr>
-          <w:b/>
-          <w:bCs/>
-        </w:rPr>
-        <w:t xml:space="preserve">Resultado:</w:t>
-      </w:r>
-      <w:r>
-        <w:t xml:space="preserve"> </w:t>
-      </w:r>
-      <w:r>
-        <w:rPr>
-          <w:rStyle w:val="VerbatimChar"/>
-        </w:rPr>
-        <w:t xml:space="preserve">metro_linea_dia</w:t>
-      </w:r>
-      <w:r>
-        <w:t xml:space="preserve">,</w:t>
-      </w:r>
-      <w:r>
-        <w:t xml:space="preserve"> </w:t>
-      </w:r>
-      <w:r>
-        <w:rPr>
-          <w:rStyle w:val="VerbatimChar"/>
-        </w:rPr>
-        <w:t xml:space="preserve">metro_estacion_mes</w:t>
-      </w:r>
-      <w:r>
-        <w:t xml:space="preserve"> </w:t>
-      </w:r>
-      <w:r>
-        <w:t xml:space="preserve">y</w:t>
-      </w:r>
-      <w:r>
-        <w:t xml:space="preserve"> </w:t>
-      </w:r>
-      <w:r>
-        <w:rPr>
-          <w:rStyle w:val="VerbatimChar"/>
-        </w:rPr>
-        <w:t xml:space="preserve">metro_mes</w:t>
-      </w:r>
-      <w:r>
-        <w:t xml:space="preserve"> </w:t>
-      </w:r>
-      <w:r>
-        <w:t xml:space="preserve">en</w:t>
-      </w:r>
-      <w:r>
-        <w:t xml:space="preserve"> </w:t>
-      </w:r>
-      <w:r>
-        <w:rPr>
-          <w:rStyle w:val="VerbatimChar"/>
-        </w:rPr>
-        <w:t xml:space="preserve">data/interim/</w:t>
-      </w:r>
-      <w:r>
-        <w:t xml:space="preserve">, y tres gráficas.</w:t>
-      </w:r>
-      <w:r>
-        <w:br/>
-      </w:r>
-      <w:r>
-        <w:rPr>
-          <w:b/>
-          <w:bCs/>
-        </w:rPr>
-        <w:t xml:space="preserve">Observaciones:</w:t>
-      </w:r>
-      <w:r>
-        <w:t xml:space="preserve"> </w:t>
-      </w:r>
-      <w:r>
-        <w:t xml:space="preserve">la suma anual con los datos crudos no permite comparar años, porque 2017</w:t>
-      </w:r>
-      <w:r>
-        <w:t xml:space="preserve"> </w:t>
-      </w:r>
-      <w:r>
-        <w:t xml:space="preserve">pierde 8 días sin conteo (19-S) y 2026 solo llega a julio. Se usa el promedio diario. Sin las</w:t>
-      </w:r>
-      <w:r>
-        <w:t xml:space="preserve"> </w:t>
-      </w:r>
-      <w:r>
-        <w:t xml:space="preserve">Líneas 1 y 12, el Metro solo recuperó el 83 % de 2019.</w:t>
-      </w:r>
-    </w:p>
-    <w:bookmarkEnd w:id="172"/>
-    <w:bookmarkStart w:id="173" w:name="tabla-diaria-de-hechos-de-tránsito"/>
-    <w:p>
-      <w:pPr>
-        <w:pStyle w:val="Heading2"/>
-      </w:pPr>
-      <w:r>
-        <w:t xml:space="preserve">2026-09-27 — Tabla diaria de hechos de tránsito</w:t>
-      </w:r>
-    </w:p>
-    <w:p>
-      <w:pPr>
-        <w:pStyle w:val="FirstParagraph"/>
-      </w:pPr>
-      <w:r>
-        <w:rPr>
-          <w:b/>
-          <w:bCs/>
-        </w:rPr>
-        <w:t xml:space="preserve">Objetivo:</w:t>
-      </w:r>
-      <w:r>
-        <w:t xml:space="preserve"> </w:t>
-      </w:r>
-      <w:r>
-        <w:t xml:space="preserve">tener los hechos de tránsito también por día, por si el análisis lo requiere.</w:t>
-      </w:r>
-      <w:r>
-        <w:br/>
-      </w:r>
-      <w:r>
-        <w:rPr>
-          <w:b/>
-          <w:bCs/>
-        </w:rPr>
-        <w:t xml:space="preserve">Procedimiento:</w:t>
-      </w:r>
-      <w:r>
-        <w:t xml:space="preserve"> </w:t>
-      </w:r>
-      <w:r>
-        <w:t xml:space="preserve">en el notebook 01 se agregaron los accidentes limpios por día, alcaldía y</w:t>
-      </w:r>
-      <w:r>
-        <w:t xml:space="preserve"> </w:t>
-      </w:r>
-      <w:r>
-        <w:t xml:space="preserve">tipo sobre la cuadrícula completa, con 0 donde no hubo accidentes. Igual que con el Metro, se revisó</w:t>
-      </w:r>
-      <w:r>
-        <w:t xml:space="preserve"> </w:t>
-      </w:r>
-      <w:r>
-        <w:t xml:space="preserve">el total diario contra su mediana móvil.</w:t>
-      </w:r>
-      <w:r>
-        <w:br/>
-      </w:r>
-      <w:r>
-        <w:rPr>
-          <w:b/>
-          <w:bCs/>
-        </w:rPr>
-        <w:t xml:space="preserve">Resultado:</w:t>
-      </w:r>
-      <w:r>
-        <w:t xml:space="preserve"> </w:t>
-      </w:r>
-      <w:r>
-        <w:rPr>
-          <w:rStyle w:val="VerbatimChar"/>
-        </w:rPr>
-        <w:t xml:space="preserve">transito_alcaldia_dia</w:t>
-      </w:r>
-      <w:r>
-        <w:t xml:space="preserve"> </w:t>
-      </w:r>
-      <w:r>
-        <w:t xml:space="preserve">(245,472 filas), que cuadra mes por mes con la</w:t>
-      </w:r>
-      <w:r>
-        <w:t xml:space="preserve"> </w:t>
-      </w:r>
-      <w:r>
-        <w:t xml:space="preserve">tabla mensual.</w:t>
-      </w:r>
-      <w:r>
-        <w:br/>
-      </w:r>
-      <w:r>
-        <w:rPr>
-          <w:b/>
-          <w:bCs/>
-        </w:rPr>
-        <w:t xml:space="preserve">Observaciones:</w:t>
-      </w:r>
-      <w:r>
-        <w:t xml:space="preserve"> </w:t>
-      </w:r>
-      <w:r>
-        <w:t xml:space="preserve">no falta ningún día, pero siete días tienen un registro anormalmente bajo;</w:t>
-      </w:r>
-      <w:r>
-        <w:t xml:space="preserve"> </w:t>
-      </w:r>
-      <w:r>
-        <w:t xml:space="preserve">se marcaron con</w:t>
-      </w:r>
-      <w:r>
-        <w:t xml:space="preserve"> </w:t>
-      </w:r>
-      <w:r>
-        <w:rPr>
-          <w:rStyle w:val="VerbatimChar"/>
-        </w:rPr>
-        <w:t xml:space="preserve">registro_bajo</w:t>
-      </w:r>
-      <w:r>
-        <w:t xml:space="preserve"> </w:t>
-      </w:r>
-      <w:r>
-        <w:t xml:space="preserve">y se agregaron a la tabla de errores.</w:t>
-      </w:r>
-    </w:p>
-    <w:bookmarkEnd w:id="173"/>
-    <w:bookmarkStart w:id="174" w:name="Xd615d10a38387ccff26ef7a47e2a7ffcd134d28"/>
-    <w:p>
-      <w:pPr>
-        <w:pStyle w:val="Heading2"/>
-      </w:pPr>
-      <w:r>
-        <w:t xml:space="preserve">2026-09-27 — Nombre de alcaldía en la FGJ y limpieza de casos COVID</w:t>
-      </w:r>
-    </w:p>
-    <w:p>
-      <w:pPr>
-        <w:pStyle w:val="FirstParagraph"/>
-      </w:pPr>
-      <w:r>
-        <w:rPr>
-          <w:b/>
-          <w:bCs/>
-        </w:rPr>
-        <w:t xml:space="preserve">Procedimiento:</w:t>
-      </w:r>
-      <w:r>
-        <w:t xml:space="preserve"> </w:t>
-      </w:r>
-      <w:r>
-        <w:t xml:space="preserve">se modificó</w:t>
-      </w:r>
-      <w:r>
-        <w:t xml:space="preserve"> </w:t>
-      </w:r>
-      <w:r>
-        <w:rPr>
-          <w:rStyle w:val="VerbatimChar"/>
-        </w:rPr>
-        <w:t xml:space="preserve">src/clean/fgj.py</w:t>
-      </w:r>
-      <w:r>
-        <w:t xml:space="preserve"> </w:t>
-      </w:r>
-      <w:r>
-        <w:t xml:space="preserve">para que la tabla</w:t>
-      </w:r>
-      <w:r>
-        <w:t xml:space="preserve"> </w:t>
-      </w:r>
-      <w:r>
-        <w:rPr>
-          <w:rStyle w:val="VerbatimChar"/>
-        </w:rPr>
-        <w:t xml:space="preserve">fgj_alcaldia_mes</w:t>
-      </w:r>
-      <w:r>
-        <w:t xml:space="preserve"> </w:t>
-      </w:r>
-      <w:r>
-        <w:t xml:space="preserve">incluya el nombre de la alcaldía además de la clave, y se volvió a</w:t>
-      </w:r>
-      <w:r>
-        <w:t xml:space="preserve"> </w:t>
-      </w:r>
-      <w:r>
-        <w:t xml:space="preserve">ejecutar. Se verificó que el resto de la tabla no cambió. Después se limpiaron los casos positivos de</w:t>
-      </w:r>
-      <w:r>
-        <w:t xml:space="preserve"> </w:t>
-      </w:r>
-      <w:r>
-        <w:t xml:space="preserve">COVID-19 en el notebook 01: se completó el calendario, se revisó la consistencia entre columnas, se</w:t>
-      </w:r>
-      <w:r>
-        <w:t xml:space="preserve"> </w:t>
-      </w:r>
-      <w:r>
-        <w:t xml:space="preserve">analizó el efecto del día de la semana y se generaron las tablas diaria, semanal y mensual.</w:t>
-      </w:r>
-      <w:r>
-        <w:br/>
-      </w:r>
-      <w:r>
-        <w:rPr>
-          <w:b/>
-          <w:bCs/>
-        </w:rPr>
-        <w:t xml:space="preserve">Resultado:</w:t>
-      </w:r>
-      <w:r>
-        <w:t xml:space="preserve"> </w:t>
-      </w:r>
-      <w:r>
-        <w:rPr>
-          <w:rStyle w:val="VerbatimChar"/>
-        </w:rPr>
-        <w:t xml:space="preserve">covid_dia</w:t>
-      </w:r>
-      <w:r>
-        <w:t xml:space="preserve">,</w:t>
-      </w:r>
-      <w:r>
-        <w:t xml:space="preserve"> </w:t>
-      </w:r>
-      <w:r>
-        <w:rPr>
-          <w:rStyle w:val="VerbatimChar"/>
-        </w:rPr>
-        <w:t xml:space="preserve">covid_semana</w:t>
-      </w:r>
-      <w:r>
-        <w:t xml:space="preserve"> </w:t>
-      </w:r>
-      <w:r>
-        <w:t xml:space="preserve">y</w:t>
-      </w:r>
-      <w:r>
-        <w:t xml:space="preserve"> </w:t>
-      </w:r>
-      <w:r>
-        <w:rPr>
-          <w:rStyle w:val="VerbatimChar"/>
-        </w:rPr>
-        <w:t xml:space="preserve">covid_mes</w:t>
-      </w:r>
-      <w:r>
-        <w:t xml:space="preserve">, con</w:t>
-      </w:r>
-      <w:r>
-        <w:t xml:space="preserve"> </w:t>
-      </w:r>
-      <w:r>
-        <w:t xml:space="preserve">1,617,973 positivos de residentes, y la gráfica semanal.</w:t>
-      </w:r>
-      <w:r>
-        <w:br/>
-      </w:r>
-      <w:r>
-        <w:rPr>
-          <w:b/>
-          <w:bCs/>
-        </w:rPr>
-        <w:t xml:space="preserve">Observaciones:</w:t>
-      </w:r>
-      <w:r>
-        <w:t xml:space="preserve"> </w:t>
-      </w:r>
-      <w:r>
-        <w:t xml:space="preserve">solo se encontró una fila inconsistente. La semana de los casos usa la misma</w:t>
-      </w:r>
-      <w:r>
-        <w:t xml:space="preserve"> </w:t>
-      </w:r>
-      <w:r>
-        <w:t xml:space="preserve">clave ISO que el semáforo, así que ambas fuentes se pueden unir directamente.</w:t>
-      </w:r>
-    </w:p>
-    <w:bookmarkEnd w:id="174"/>
-    <w:bookmarkStart w:id="175" w:name="X1f7698854777595facc822ef15fe7c8c3e67cb6"/>
-    <w:p>
-      <w:pPr>
-        <w:pStyle w:val="Heading2"/>
-      </w:pPr>
-      <w:r>
-        <w:t xml:space="preserve">2026-10-02 — Corrección de formato del informe y limpieza explícita en el notebook</w:t>
-      </w:r>
-    </w:p>
-    <w:p>
-      <w:pPr>
-        <w:pStyle w:val="FirstParagraph"/>
-      </w:pPr>
-      <w:r>
-        <w:rPr>
-          <w:b/>
-          <w:bCs/>
-        </w:rPr>
-        <w:t xml:space="preserve">Problema:</w:t>
-      </w:r>
-      <w:r>
-        <w:t xml:space="preserve"> </w:t>
-      </w:r>
-      <w:r>
-        <w:t xml:space="preserve">en el PDF los separadores de miles se veían como espacios (por ejemplo,</w:t>
-      </w:r>
-      <w:r>
-        <w:t xml:space="preserve"> </w:t>
-      </w:r>
-      <w:r>
-        <w:t xml:space="preserve">“1 180 920”</w:t>
-      </w:r>
-      <w:r>
-        <w:t xml:space="preserve">) en lugar de comas, y en el notebook 01 no se veía cómo se limpiaron todas las</w:t>
-      </w:r>
-      <w:r>
-        <w:t xml:space="preserve"> </w:t>
-      </w:r>
-      <w:r>
-        <w:t xml:space="preserve">fuentes: la FGJ y el Metrobús solo mostraban el reporte de sus scripts, y el semáforo y el IMSS tenían</w:t>
-      </w:r>
-      <w:r>
-        <w:t xml:space="preserve"> </w:t>
-      </w:r>
-      <w:r>
-        <w:t xml:space="preserve">código sin explicación.</w:t>
-      </w:r>
-      <w:r>
-        <w:br/>
-      </w:r>
-      <w:r>
-        <w:rPr>
-          <w:b/>
-          <w:bCs/>
-        </w:rPr>
-        <w:t xml:space="preserve">Procedimiento:</w:t>
-      </w:r>
-      <w:r>
-        <w:t xml:space="preserve"> </w:t>
-      </w:r>
-      <w:r>
-        <w:t xml:space="preserve">se cambiaron todos los separadores de miles del informe a coma (1,180,920) y se</w:t>
-      </w:r>
-      <w:r>
-        <w:t xml:space="preserve"> </w:t>
-      </w:r>
-      <w:r>
-        <w:t xml:space="preserve">corrigió la escritura</w:t>
-      </w:r>
-      <w:r>
-        <w:t xml:space="preserve"> </w:t>
-      </w:r>
-      <w:r>
-        <w:rPr>
-          <w:rStyle w:val="VerbatimChar"/>
-        </w:rPr>
-        <w:t xml:space="preserve">Línea N</w:t>
-      </w:r>
-      <w:r>
-        <w:t xml:space="preserve">. En el notebook 01 se agregó un índice de secciones y se</w:t>
-      </w:r>
-      <w:r>
-        <w:t xml:space="preserve"> </w:t>
-      </w:r>
-      <w:r>
-        <w:t xml:space="preserve">explicó cada paso del semáforo (incluida la detección de las semanas faltantes contra el calendario</w:t>
-      </w:r>
-      <w:r>
-        <w:t xml:space="preserve"> </w:t>
-      </w:r>
-      <w:r>
-        <w:t xml:space="preserve">completo) y del IMSS. Para la FGJ y el Metrobús se agregaron celdas que repiten a la vista cada paso de</w:t>
-      </w:r>
-      <w:r>
-        <w:t xml:space="preserve"> </w:t>
-      </w:r>
-      <w:r>
-        <w:t xml:space="preserve">sus scripts, con el número de registros afectados, y al final comprueban que el resultado es idéntico</w:t>
-      </w:r>
-      <w:r>
-        <w:t xml:space="preserve"> </w:t>
-      </w:r>
-      <w:r>
-        <w:t xml:space="preserve">a lo que guardó el script. También se corrigió la numeración de los pasos de la ocupación hotelera.</w:t>
-      </w:r>
-      <w:r>
-        <w:br/>
-      </w:r>
-      <w:r>
-        <w:rPr>
-          <w:b/>
-          <w:bCs/>
-        </w:rPr>
-        <w:t xml:space="preserve">Resultado:</w:t>
-      </w:r>
-      <w:r>
-        <w:t xml:space="preserve"> </w:t>
-      </w:r>
-      <w:r>
-        <w:t xml:space="preserve">el notebook se ejecutó completo sin errores y las comprobaciones contra los datos</w:t>
-      </w:r>
-      <w:r>
-        <w:t xml:space="preserve"> </w:t>
-      </w:r>
-      <w:r>
-        <w:t xml:space="preserve">del script dieron resultados idénticos.</w:t>
-      </w:r>
-    </w:p>
-    <w:bookmarkEnd w:id="175"/>
-    <w:bookmarkStart w:id="176" w:name="X75c200a2d1450d6c082baea6dff3b13fac748e8"/>
-    <w:p>
-      <w:pPr>
-        <w:pStyle w:val="Heading2"/>
-      </w:pPr>
-      <w:r>
-        <w:t xml:space="preserve">2026-10-02 — Verificación de cifras, semáforo completo y versión en Word</w:t>
-      </w:r>
-    </w:p>
-    <w:p>
-      <w:pPr>
-        <w:pStyle w:val="FirstParagraph"/>
-      </w:pPr>
-      <w:r>
-        <w:rPr>
-          <w:b/>
-          <w:bCs/>
-        </w:rPr>
-        <w:t xml:space="preserve">Procedimiento:</w:t>
-      </w:r>
-      <w:r>
-        <w:t xml:space="preserve"> </w:t>
-      </w:r>
-      <w:r>
-        <w:t xml:space="preserve">se recalcularon desde los datos limpios todas las cifras que cita el informe</w:t>
-      </w:r>
-      <w:r>
-        <w:t xml:space="preserve"> </w:t>
-      </w:r>
-      <w:r>
-        <w:t xml:space="preserve">(Metro, Metrobús, FGJ, IMSS, ocupación hotelera, hechos de tránsito y casos COVID).</w:t>
-      </w:r>
-      <w:r>
-        <w:br/>
-      </w:r>
-      <w:r>
-        <w:rPr>
-          <w:b/>
-          <w:bCs/>
-        </w:rPr>
-        <w:t xml:space="preserve">Resultado:</w:t>
-      </w:r>
-      <w:r>
-        <w:t xml:space="preserve"> </w:t>
-      </w:r>
-      <w:r>
-        <w:t xml:space="preserve">casi todas coincidieron. Se corrigieron cinco puntos:</w:t>
+        <w:t xml:space="preserve">☑ Metro: codificación, nombres, duplicados, tipos de ceros y cierres de las Líneas 1 y 12 marcados.</w:t>
       </w:r>
     </w:p>
     <w:p>
       <w:pPr>
         <w:numPr>
           <w:ilvl w:val="0"/>
-          <w:numId w:val="1034"/>
+          <w:numId w:val="1028"/>
         </w:numPr>
       </w:pPr>
       <w:r>
-        <w:t xml:space="preserve">FGJ: el percentil 90 del retraso de la denuncia es de 56 días, no de 70. El valor anterior</w:t>
-      </w:r>
-      <w:r>
-        <w:t xml:space="preserve"> </w:t>
-      </w:r>
-      <w:r>
-        <w:t xml:space="preserve">incluía hechos anteriores a 2016, que después se descartan.</w:t>
+        <w:t xml:space="preserve">☐ Metro: usar en la integración el promedio diario y una variante sin las Líneas 1 y 12.</w:t>
       </w:r>
     </w:p>
     <w:p>
       <w:pPr>
         <w:numPr>
           <w:ilvl w:val="0"/>
-          <w:numId w:val="1034"/>
+          <w:numId w:val="1028"/>
         </w:numPr>
       </w:pPr>
       <w:r>
-        <w:t xml:space="preserve">FGJ: los duplicados no tienen la hora de inicio vacía. Todos tienen</w:t>
-      </w:r>
-      <w:r>
-        <w:t xml:space="preserve"> </w:t>
-      </w:r>
-      <w:r>
-        <w:rPr>
-          <w:rStyle w:val="VerbatimChar"/>
-        </w:rPr>
-        <w:t xml:space="preserve">00:00:00</w:t>
-      </w:r>
-      <w:r>
-        <w:t xml:space="preserve">, un</w:t>
-      </w:r>
-      <w:r>
-        <w:t xml:space="preserve"> </w:t>
-      </w:r>
-      <w:r>
-        <w:t xml:space="preserve">valor de relleno.</w:t>
-      </w:r>
-    </w:p>
-    <w:p>
-      <w:pPr>
-        <w:numPr>
-          <w:ilvl w:val="0"/>
-          <w:numId w:val="1034"/>
-        </w:numPr>
-      </w:pPr>
-      <w:r>
-        <w:t xml:space="preserve">IMSS: diciembre de 2020 no es el mínimo. El punto más bajo fue marzo de 2021 (3,213,626</w:t>
-      </w:r>
-      <w:r>
-        <w:t xml:space="preserve"> </w:t>
-      </w:r>
-      <w:r>
-        <w:t xml:space="preserve">puestos). Se completaron en la tabla las mujeres y el salario de ambos meses.</w:t>
-      </w:r>
-    </w:p>
-    <w:p>
-      <w:pPr>
-        <w:numPr>
-          <w:ilvl w:val="0"/>
-          <w:numId w:val="1034"/>
-        </w:numPr>
-      </w:pPr>
-      <w:r>
-        <w:t xml:space="preserve">Hechos de tránsito: se agregaron las excepciones al patrón por alcaldía (Milpa Alta y</w:t>
-      </w:r>
-      <w:r>
-        <w:t xml:space="preserve"> </w:t>
-      </w:r>
-      <w:r>
-        <w:t xml:space="preserve">Venustiano Carranza).</w:t>
-      </w:r>
-    </w:p>
-    <w:p>
-      <w:pPr>
-        <w:numPr>
-          <w:ilvl w:val="0"/>
-          <w:numId w:val="1034"/>
-        </w:numPr>
-      </w:pPr>
-      <w:r>
-        <w:t xml:space="preserve">Metro y COVID: se agregó la Línea B a la lista de líneas rezagadas, y se aclaró que los 323</w:t>
-      </w:r>
-      <w:r>
-        <w:t xml:space="preserve"> </w:t>
-      </w:r>
-      <w:r>
-        <w:t xml:space="preserve">días de la tabla de COVID son fines de semana.</w:t>
-      </w:r>
-    </w:p>
-    <w:p>
-      <w:pPr>
-        <w:pStyle w:val="FirstParagraph"/>
-      </w:pPr>
-      <w:r>
-        <w:t xml:space="preserve">Además, se rellenaron las semanas 2020-W53 y 2022-W01 del semáforo con el color de sus semanas</w:t>
-      </w:r>
-      <w:r>
-        <w:t xml:space="preserve"> </w:t>
-      </w:r>
-      <w:r>
-        <w:t xml:space="preserve">vecinas, que era el mismo antes y después, y se marcaron con</w:t>
+        <w:t xml:space="preserve">☑ Semáforo: rellenar 2020-W53 y 2022-W01 (mismo color que las semanas vecinas, marcadas con</w:t>
       </w:r>
       <w:r>
         <w:t xml:space="preserve"> </w:t>
@@ -22579,491 +19759,25 @@
         <w:t xml:space="preserve">imputado</w:t>
       </w:r>
       <w:r>
-        <w:t xml:space="preserve">. Por último, el informe</w:t>
-      </w:r>
-      <w:r>
-        <w:t xml:space="preserve"> </w:t>
-      </w:r>
-      <w:r>
-        <w:t xml:space="preserve">se exportó a Word (</w:t>
-      </w:r>
-      <w:r>
-        <w:rPr>
-          <w:rStyle w:val="VerbatimChar"/>
-        </w:rPr>
-        <w:t xml:space="preserve">informe/informe.docx</w:t>
-      </w:r>
-      <w:r>
-        <w:t xml:space="preserve">) con el script</w:t>
-      </w:r>
-      <w:r>
-        <w:t xml:space="preserve"> </w:t>
-      </w:r>
-      <w:r>
-        <w:rPr>
-          <w:rStyle w:val="VerbatimChar"/>
-        </w:rPr>
-        <w:t xml:space="preserve">informe/a_word.py</w:t>
-      </w:r>
-      <w:r>
-        <w:t xml:space="preserve">, que usa</w:t>
-      </w:r>
-      <w:r>
-        <w:t xml:space="preserve"> </w:t>
-      </w:r>
-      <w:r>
-        <w:t xml:space="preserve">pandoc y se puede volver a correr después de cualquier cambio.</w:t>
-      </w:r>
-    </w:p>
-    <w:bookmarkEnd w:id="176"/>
-    <w:bookmarkEnd w:id="177"/>
-    <w:bookmarkStart w:id="184" w:name="sec:pendientes"/>
-    <w:p>
-      <w:pPr>
-        <w:pStyle w:val="Heading1"/>
-      </w:pPr>
-      <w:r>
-        <w:t xml:space="preserve">Plan de trabajo y actividades pendientes</w:t>
-      </w:r>
-    </w:p>
-    <w:bookmarkStart w:id="178" w:name="preparación"/>
-    <w:p>
-      <w:pPr>
-        <w:pStyle w:val="Heading2"/>
-      </w:pPr>
-      <w:r>
-        <w:t xml:space="preserve">Preparación</w:t>
+        <w:t xml:space="preserve">).</w:t>
       </w:r>
     </w:p>
     <w:p>
       <w:pPr>
         <w:numPr>
           <w:ilvl w:val="0"/>
-          <w:numId w:val="1035"/>
+          <w:numId w:val="1028"/>
         </w:numPr>
       </w:pPr>
       <w:r>
-        <w:t xml:space="preserve">☑ Definir la pregunta y el problema.</w:t>
+        <w:t xml:space="preserve">☑ Hechos de tránsito (mensual y diario), ocupación hotelera y casos COVID (diario, semanal y mensual).</w:t>
       </w:r>
     </w:p>
     <w:p>
       <w:pPr>
         <w:numPr>
           <w:ilvl w:val="0"/>
-          <w:numId w:val="1035"/>
-        </w:numPr>
-      </w:pPr>
-      <w:r>
-        <w:t xml:space="preserve">☑ Identificar las fuentes de información.</w:t>
-      </w:r>
-    </w:p>
-    <w:p>
-      <w:pPr>
-        <w:numPr>
-          <w:ilvl w:val="0"/>
-          <w:numId w:val="1035"/>
-        </w:numPr>
-      </w:pPr>
-      <w:r>
-        <w:t xml:space="preserve">☑ Crear el entorno de Python (</w:t>
-      </w:r>
-      <w:r>
-        <w:rPr>
-          <w:rStyle w:val="VerbatimChar"/>
-        </w:rPr>
-        <w:t xml:space="preserve">.venv</w:t>
-      </w:r>
-      <w:r>
-        <w:t xml:space="preserve">) y el notebook de contexto (</w:t>
-      </w:r>
-      <w:r>
-        <w:rPr>
-          <w:rStyle w:val="VerbatimChar"/>
-        </w:rPr>
-        <w:t xml:space="preserve">notebooks/00_contexto_y_datasets.ipynb</w:t>
-      </w:r>
-      <w:r>
-        <w:t xml:space="preserve">).</w:t>
-      </w:r>
-    </w:p>
-    <w:p>
-      <w:pPr>
-        <w:numPr>
-          <w:ilvl w:val="0"/>
-          <w:numId w:val="1035"/>
-        </w:numPr>
-      </w:pPr>
-      <w:r>
-        <w:t xml:space="preserve">☐ Completar la estructura de carpetas (</w:t>
-      </w:r>
-      <w:r>
-        <w:rPr>
-          <w:rStyle w:val="VerbatimChar"/>
-        </w:rPr>
-        <w:t xml:space="preserve">src/</w:t>
-      </w:r>
-      <w:r>
-        <w:t xml:space="preserve">,</w:t>
-      </w:r>
-      <w:r>
-        <w:t xml:space="preserve"> </w:t>
-      </w:r>
-      <w:r>
-        <w:rPr>
-          <w:rStyle w:val="VerbatimChar"/>
-        </w:rPr>
-        <w:t xml:space="preserve">docs/</w:t>
-      </w:r>
-      <w:r>
-        <w:t xml:space="preserve">,</w:t>
-      </w:r>
-      <w:r>
-        <w:t xml:space="preserve"> </w:t>
-      </w:r>
-      <w:r>
-        <w:rPr>
-          <w:rStyle w:val="VerbatimChar"/>
-        </w:rPr>
-        <w:t xml:space="preserve">data/interim/</w:t>
-      </w:r>
-      <w:r>
-        <w:t xml:space="preserve">,</w:t>
-      </w:r>
-      <w:r>
-        <w:t xml:space="preserve"> </w:t>
-      </w:r>
-      <w:r>
-        <w:rPr>
-          <w:rStyle w:val="VerbatimChar"/>
-        </w:rPr>
-        <w:t xml:space="preserve">data/processed/</w:t>
-      </w:r>
-      <w:r>
-        <w:t xml:space="preserve">).</w:t>
-      </w:r>
-    </w:p>
-    <w:p>
-      <w:pPr>
-        <w:numPr>
-          <w:ilvl w:val="0"/>
-          <w:numId w:val="1035"/>
-        </w:numPr>
-      </w:pPr>
-      <w:r>
-        <w:t xml:space="preserve">☐ Crear el control de versiones y el archivo</w:t>
-      </w:r>
-      <w:r>
-        <w:t xml:space="preserve"> </w:t>
-      </w:r>
-      <w:r>
-        <w:rPr>
-          <w:rStyle w:val="VerbatimChar"/>
-        </w:rPr>
-        <w:t xml:space="preserve">data/raw/MANIFEST.csv</w:t>
-      </w:r>
-      <w:r>
-        <w:t xml:space="preserve">.</w:t>
-      </w:r>
-    </w:p>
-    <w:p>
-      <w:pPr>
-        <w:numPr>
-          <w:ilvl w:val="0"/>
-          <w:numId w:val="1035"/>
-        </w:numPr>
-      </w:pPr>
-      <w:r>
-        <w:t xml:space="preserve">☐ Confirmar los cortes de los periodos de análisis.</w:t>
-      </w:r>
-    </w:p>
-    <w:bookmarkEnd w:id="178"/>
-    <w:bookmarkStart w:id="179" w:name="descarga-14-conjuntos-seleccionados"/>
-    <w:p>
-      <w:pPr>
-        <w:pStyle w:val="Heading2"/>
-      </w:pPr>
-      <w:r>
-        <w:t xml:space="preserve">Descarga (14 conjuntos seleccionados)</w:t>
-      </w:r>
-    </w:p>
-    <w:p>
-      <w:pPr>
-        <w:numPr>
-          <w:ilvl w:val="0"/>
-          <w:numId w:val="1036"/>
-        </w:numPr>
-      </w:pPr>
-      <w:r>
-        <w:t xml:space="preserve">☑ Seleccionar los conjuntos de datos (Tabla </w:t>
-      </w:r>
-      <w:hyperlink w:anchor="tab:seleccion">
-        <w:r>
-          <w:rPr>
-            <w:rStyle w:val="Hyperlink"/>
-          </w:rPr>
-          <w:t xml:space="preserve">3</w:t>
-        </w:r>
-      </w:hyperlink>
-      <w:r>
-        <w:t xml:space="preserve">).</w:t>
-      </w:r>
-    </w:p>
-    <w:p>
-      <w:pPr>
-        <w:numPr>
-          <w:ilvl w:val="0"/>
-          <w:numId w:val="1036"/>
-        </w:numPr>
-      </w:pPr>
-      <w:r>
-        <w:t xml:space="preserve">☑ Scripts de descarga con MANIFEST (Sección </w:t>
-      </w:r>
-      <w:hyperlink w:anchor="sec:descarga">
-        <w:r>
-          <w:rPr>
-            <w:rStyle w:val="Hyperlink"/>
-          </w:rPr>
-          <w:t xml:space="preserve">5</w:t>
-        </w:r>
-      </w:hyperlink>
-      <w:r>
-        <w:t xml:space="preserve">).</w:t>
-      </w:r>
-    </w:p>
-    <w:p>
-      <w:pPr>
-        <w:numPr>
-          <w:ilvl w:val="0"/>
-          <w:numId w:val="1036"/>
-        </w:numPr>
-      </w:pPr>
-      <w:r>
-        <w:t xml:space="preserve">☑ Movilidad: Metro, Metrobús, Ecobici, hechos de tránsito (comparable, ampliada y 2024).</w:t>
-      </w:r>
-    </w:p>
-    <w:p>
-      <w:pPr>
-        <w:numPr>
-          <w:ilvl w:val="0"/>
-          <w:numId w:val="1036"/>
-        </w:numPr>
-      </w:pPr>
-      <w:r>
-        <w:t xml:space="preserve">☑ Seguridad: carpetas FGJ 2016–2024, llamadas al 911 2019–2022.</w:t>
-      </w:r>
-    </w:p>
-    <w:p>
-      <w:pPr>
-        <w:numPr>
-          <w:ilvl w:val="0"/>
-          <w:numId w:val="1036"/>
-        </w:numPr>
-      </w:pPr>
-      <w:r>
-        <w:t xml:space="preserve">☐ Seguridad: SESNSP municipal (descarga manual).</w:t>
-      </w:r>
-    </w:p>
-    <w:p>
-      <w:pPr>
-        <w:numPr>
-          <w:ilvl w:val="0"/>
-          <w:numId w:val="1036"/>
-        </w:numPr>
-      </w:pPr>
-      <w:r>
-        <w:t xml:space="preserve">☑ Economía: DENUE, ocupación hotelera, ENOE (35 trimestres), IMSS (128 meses).</w:t>
-      </w:r>
-    </w:p>
-    <w:p>
-      <w:pPr>
-        <w:numPr>
-          <w:ilvl w:val="0"/>
-          <w:numId w:val="1036"/>
-        </w:numPr>
-      </w:pPr>
-      <w:r>
-        <w:t xml:space="preserve">☑ Pandemia y referencia: casos COVID, semáforo federal, Censo 2020, Marco Geoestadístico.</w:t>
-      </w:r>
-    </w:p>
-    <w:bookmarkEnd w:id="179"/>
-    <w:bookmarkStart w:id="180" w:name="tareas-surgidas-en-la-descarga"/>
-    <w:p>
-      <w:pPr>
-        <w:pStyle w:val="Heading2"/>
-      </w:pPr>
-      <w:r>
-        <w:t xml:space="preserve">Tareas surgidas en la descarga</w:t>
-      </w:r>
-    </w:p>
-    <w:p>
-      <w:pPr>
-        <w:numPr>
-          <w:ilvl w:val="0"/>
-          <w:numId w:val="1037"/>
-        </w:numPr>
-      </w:pPr>
-      <w:r>
-        <w:t xml:space="preserve">☐ Unificar los formatos de fecha del 911 y revisar los traslapes entre semestres.</w:t>
-      </w:r>
-    </w:p>
-    <w:p>
-      <w:pPr>
-        <w:numPr>
-          <w:ilvl w:val="0"/>
-          <w:numId w:val="1037"/>
-        </w:numPr>
-      </w:pPr>
-      <w:r>
-        <w:t xml:space="preserve">☐ Documentar el cambio de registro de los hechos de tránsito (2021–2022).</w:t>
-      </w:r>
-    </w:p>
-    <w:p>
-      <w:pPr>
-        <w:numPr>
-          <w:ilvl w:val="0"/>
-          <w:numId w:val="1037"/>
-        </w:numPr>
-      </w:pPr>
-      <w:r>
-        <w:t xml:space="preserve">☐ Fijar la ventana post-pandemia común (2023-01 – 2024-07).</w:t>
-      </w:r>
-    </w:p>
-    <w:p>
-      <w:pPr>
-        <w:numPr>
-          <w:ilvl w:val="0"/>
-          <w:numId w:val="1037"/>
-        </w:numPr>
-      </w:pPr>
-      <w:r>
-        <w:t xml:space="preserve">☑ Rellenar las semanas 2020-W53 y 2022-W01 del semáforo.</w:t>
-      </w:r>
-    </w:p>
-    <w:bookmarkEnd w:id="180"/>
-    <w:bookmarkStart w:id="181" w:name="exploración"/>
-    <w:p>
-      <w:pPr>
-        <w:pStyle w:val="Heading2"/>
-      </w:pPr>
-      <w:r>
-        <w:t xml:space="preserve">Exploración</w:t>
-      </w:r>
-    </w:p>
-    <w:p>
-      <w:pPr>
-        <w:numPr>
-          <w:ilvl w:val="0"/>
-          <w:numId w:val="1038"/>
-        </w:numPr>
-      </w:pPr>
-      <w:r>
-        <w:t xml:space="preserve">Obtener el perfil de cada conjunto: filas, columnas, rango de fechas, % de nulos, tipos y categorías.</w:t>
-      </w:r>
-    </w:p>
-    <w:p>
-      <w:pPr>
-        <w:numPr>
-          <w:ilvl w:val="0"/>
-          <w:numId w:val="1039"/>
-        </w:numPr>
-      </w:pPr>
-      <w:r>
-        <w:t xml:space="preserve">Documentar los cambios metodológicos de cada fuente.</w:t>
-      </w:r>
-    </w:p>
-    <w:bookmarkEnd w:id="181"/>
-    <w:bookmarkStart w:id="182" w:name="limpieza-selección-final"/>
-    <w:p>
-      <w:pPr>
-        <w:pStyle w:val="Heading2"/>
-      </w:pPr>
-      <w:r>
-        <w:t xml:space="preserve">Limpieza (selección final)</w:t>
-      </w:r>
-    </w:p>
-    <w:p>
-      <w:pPr>
-        <w:numPr>
-          <w:ilvl w:val="0"/>
-          <w:numId w:val="1040"/>
-        </w:numPr>
-      </w:pPr>
-      <w:r>
-        <w:t xml:space="preserve">☑ Catálogo de alcaldías (clave INEGI y polígonos) y normalización de texto.</w:t>
-      </w:r>
-    </w:p>
-    <w:p>
-      <w:pPr>
-        <w:numPr>
-          <w:ilvl w:val="0"/>
-          <w:numId w:val="1040"/>
-        </w:numPr>
-      </w:pPr>
-      <w:r>
-        <w:t xml:space="preserve">☑ Carpetas FGJ, Metrobús e IMSS.</w:t>
-      </w:r>
-    </w:p>
-    <w:p>
-      <w:pPr>
-        <w:numPr>
-          <w:ilvl w:val="0"/>
-          <w:numId w:val="1040"/>
-        </w:numPr>
-      </w:pPr>
-      <w:r>
-        <w:t xml:space="preserve">☑ Metro: codificación, nombres, duplicados, tipos de ceros y cierres de las Líneas 1 y 12 marcados.</w:t>
-      </w:r>
-    </w:p>
-    <w:p>
-      <w:pPr>
-        <w:numPr>
-          <w:ilvl w:val="0"/>
-          <w:numId w:val="1040"/>
-        </w:numPr>
-      </w:pPr>
-      <w:r>
-        <w:t xml:space="preserve">☐ Metro: usar en la integración el promedio diario y una variante sin las Líneas 1 y 12.</w:t>
-      </w:r>
-    </w:p>
-    <w:p>
-      <w:pPr>
-        <w:numPr>
-          <w:ilvl w:val="0"/>
-          <w:numId w:val="1040"/>
-        </w:numPr>
-      </w:pPr>
-      <w:r>
-        <w:t xml:space="preserve">☑ Semáforo: rellenar 2020-W53 y 2022-W01 (mismo color que las semanas vecinas, marcadas con</w:t>
-      </w:r>
-      <w:r>
-        <w:t xml:space="preserve"> </w:t>
-      </w:r>
-      <w:r>
-        <w:rPr>
-          <w:rStyle w:val="VerbatimChar"/>
-        </w:rPr>
-        <w:t xml:space="preserve">imputado</w:t>
-      </w:r>
-      <w:r>
-        <w:t xml:space="preserve">).</w:t>
-      </w:r>
-    </w:p>
-    <w:p>
-      <w:pPr>
-        <w:numPr>
-          <w:ilvl w:val="0"/>
-          <w:numId w:val="1040"/>
-        </w:numPr>
-      </w:pPr>
-      <w:r>
-        <w:t xml:space="preserve">☑ Hechos de tránsito (mensual y diario), ocupación hotelera y casos COVID (diario, semanal y mensual).</w:t>
-      </w:r>
-    </w:p>
-    <w:p>
-      <w:pPr>
-        <w:numPr>
-          <w:ilvl w:val="0"/>
-          <w:numId w:val="1040"/>
+          <w:numId w:val="1028"/>
         </w:numPr>
       </w:pPr>
       <w:r>
@@ -23090,15 +19804,15 @@
       <w:pPr>
         <w:numPr>
           <w:ilvl w:val="0"/>
-          <w:numId w:val="1040"/>
+          <w:numId w:val="1028"/>
         </w:numPr>
       </w:pPr>
       <w:r>
         <w:t xml:space="preserve">☐ Población por alcaldía (Censo 2020) para calcular tasas.</w:t>
       </w:r>
     </w:p>
-    <w:bookmarkEnd w:id="182"/>
-    <w:bookmarkStart w:id="183" w:name="integración-y-entrega"/>
+    <w:bookmarkEnd w:id="166"/>
+    <w:bookmarkStart w:id="167" w:name="integración-y-entrega"/>
     <w:p>
       <w:pPr>
         <w:pStyle w:val="Heading2"/>
@@ -23111,7 +19825,7 @@
       <w:pPr>
         <w:numPr>
           <w:ilvl w:val="0"/>
-          <w:numId w:val="1041"/>
+          <w:numId w:val="1029"/>
         </w:numPr>
       </w:pPr>
       <w:r>
@@ -23149,7 +19863,7 @@
       <w:pPr>
         <w:numPr>
           <w:ilvl w:val="0"/>
-          <w:numId w:val="1042"/>
+          <w:numId w:val="1030"/>
         </w:numPr>
       </w:pPr>
       <w:r>
@@ -23160,7 +19874,7 @@
       <w:pPr>
         <w:numPr>
           <w:ilvl w:val="0"/>
-          <w:numId w:val="1043"/>
+          <w:numId w:val="1031"/>
         </w:numPr>
       </w:pPr>
       <w:r>
@@ -23171,16 +19885,16 @@
       <w:pPr>
         <w:numPr>
           <w:ilvl w:val="0"/>
-          <w:numId w:val="1044"/>
+          <w:numId w:val="1032"/>
         </w:numPr>
       </w:pPr>
       <w:r>
         <w:t xml:space="preserve">Hacer un análisis descriptivo con gráficas antes, durante y después de la pandemia.</w:t>
       </w:r>
     </w:p>
-    <w:bookmarkEnd w:id="183"/>
-    <w:bookmarkEnd w:id="184"/>
-    <w:bookmarkStart w:id="219" w:name="app:enlaces"/>
+    <w:bookmarkEnd w:id="167"/>
+    <w:bookmarkEnd w:id="168"/>
+    <w:bookmarkStart w:id="203" w:name="app:enlaces"/>
     <w:p>
       <w:pPr>
         <w:pStyle w:val="Heading1"/>
@@ -23189,7 +19903,7 @@
         <w:t xml:space="preserve">Enlaces a las fuentes</w:t>
       </w:r>
     </w:p>
-    <w:bookmarkStart w:id="195" w:name="movilidad-1"/>
+    <w:bookmarkStart w:id="179" w:name="movilidad-1"/>
     <w:p>
       <w:pPr>
         <w:pStyle w:val="Heading2"/>
@@ -23202,7 +19916,7 @@
       <w:pPr>
         <w:numPr>
           <w:ilvl w:val="0"/>
-          <w:numId w:val="1045"/>
+          <w:numId w:val="1033"/>
         </w:numPr>
       </w:pPr>
       <w:r>
@@ -23211,7 +19925,7 @@
       <w:r>
         <w:t xml:space="preserve"> </w:t>
       </w:r>
-      <w:hyperlink r:id="rId185">
+      <w:hyperlink r:id="rId169">
         <w:r>
           <w:rPr>
             <w:rStyle w:val="Hyperlink"/>
@@ -23224,7 +19938,7 @@
       <w:pPr>
         <w:numPr>
           <w:ilvl w:val="0"/>
-          <w:numId w:val="1045"/>
+          <w:numId w:val="1033"/>
         </w:numPr>
       </w:pPr>
       <w:r>
@@ -23233,7 +19947,7 @@
       <w:r>
         <w:t xml:space="preserve"> </w:t>
       </w:r>
-      <w:hyperlink r:id="rId186">
+      <w:hyperlink r:id="rId170">
         <w:r>
           <w:rPr>
             <w:rStyle w:val="Hyperlink"/>
@@ -23246,7 +19960,7 @@
       <w:pPr>
         <w:numPr>
           <w:ilvl w:val="0"/>
-          <w:numId w:val="1045"/>
+          <w:numId w:val="1033"/>
         </w:numPr>
       </w:pPr>
       <w:r>
@@ -23255,7 +19969,7 @@
       <w:r>
         <w:t xml:space="preserve"> </w:t>
       </w:r>
-      <w:hyperlink r:id="rId187">
+      <w:hyperlink r:id="rId171">
         <w:r>
           <w:rPr>
             <w:rStyle w:val="Hyperlink"/>
@@ -23268,7 +19982,7 @@
       <w:pPr>
         <w:numPr>
           <w:ilvl w:val="0"/>
-          <w:numId w:val="1045"/>
+          <w:numId w:val="1033"/>
         </w:numPr>
       </w:pPr>
       <w:r>
@@ -23277,7 +19991,7 @@
       <w:r>
         <w:t xml:space="preserve"> </w:t>
       </w:r>
-      <w:hyperlink r:id="rId188">
+      <w:hyperlink r:id="rId172">
         <w:r>
           <w:rPr>
             <w:rStyle w:val="Hyperlink"/>
@@ -23290,7 +20004,7 @@
       <w:pPr>
         <w:numPr>
           <w:ilvl w:val="0"/>
-          <w:numId w:val="1045"/>
+          <w:numId w:val="1033"/>
         </w:numPr>
       </w:pPr>
       <w:r>
@@ -23299,7 +20013,7 @@
       <w:r>
         <w:t xml:space="preserve"> </w:t>
       </w:r>
-      <w:hyperlink r:id="rId189">
+      <w:hyperlink r:id="rId173">
         <w:r>
           <w:rPr>
             <w:rStyle w:val="Hyperlink"/>
@@ -23312,7 +20026,7 @@
       <w:pPr>
         <w:numPr>
           <w:ilvl w:val="0"/>
-          <w:numId w:val="1045"/>
+          <w:numId w:val="1033"/>
         </w:numPr>
       </w:pPr>
       <w:r>
@@ -23321,7 +20035,7 @@
       <w:r>
         <w:t xml:space="preserve"> </w:t>
       </w:r>
-      <w:hyperlink r:id="rId190">
+      <w:hyperlink r:id="rId174">
         <w:r>
           <w:rPr>
             <w:rStyle w:val="Hyperlink"/>
@@ -23334,7 +20048,7 @@
       <w:pPr>
         <w:numPr>
           <w:ilvl w:val="0"/>
-          <w:numId w:val="1045"/>
+          <w:numId w:val="1033"/>
         </w:numPr>
       </w:pPr>
       <w:r>
@@ -23343,7 +20057,7 @@
       <w:r>
         <w:t xml:space="preserve"> </w:t>
       </w:r>
-      <w:hyperlink r:id="rId191">
+      <w:hyperlink r:id="rId175">
         <w:r>
           <w:rPr>
             <w:rStyle w:val="Hyperlink"/>
@@ -23356,7 +20070,7 @@
       <w:pPr>
         <w:numPr>
           <w:ilvl w:val="0"/>
-          <w:numId w:val="1045"/>
+          <w:numId w:val="1033"/>
         </w:numPr>
       </w:pPr>
       <w:r>
@@ -23365,7 +20079,7 @@
       <w:r>
         <w:t xml:space="preserve"> </w:t>
       </w:r>
-      <w:hyperlink r:id="rId192">
+      <w:hyperlink r:id="rId176">
         <w:r>
           <w:rPr>
             <w:rStyle w:val="Hyperlink"/>
@@ -23378,16 +20092,38 @@
       <w:pPr>
         <w:numPr>
           <w:ilvl w:val="0"/>
-          <w:numId w:val="1045"/>
+          <w:numId w:val="1033"/>
         </w:numPr>
       </w:pPr>
       <w:r>
+        <w:t xml:space="preserve">Hechos de tránsito usados en el proyecto (Google Drive):</w:t>
+      </w:r>
+      <w:r>
+        <w:t xml:space="preserve"> </w:t>
+      </w:r>
+      <w:hyperlink r:id="rId67">
+        <w:r>
+          <w:rPr>
+            <w:rStyle w:val="Hyperlink"/>
+          </w:rPr>
+          <w:t xml:space="preserve">https://drive.google.com/drive/folders/1_Ih0f-9izLZPIRkHpHvWx1OMLO0lkmAK</w:t>
+        </w:r>
+      </w:hyperlink>
+    </w:p>
+    <w:p>
+      <w:pPr>
+        <w:numPr>
+          <w:ilvl w:val="0"/>
+          <w:numId w:val="1033"/>
+        </w:numPr>
+      </w:pPr>
+      <w:r>
         <w:t xml:space="preserve">Google Mobility:</w:t>
       </w:r>
       <w:r>
         <w:t xml:space="preserve"> </w:t>
       </w:r>
-      <w:hyperlink r:id="rId193">
+      <w:hyperlink r:id="rId177">
         <w:r>
           <w:rPr>
             <w:rStyle w:val="Hyperlink"/>
@@ -23400,7 +20136,7 @@
       <w:pPr>
         <w:numPr>
           <w:ilvl w:val="0"/>
-          <w:numId w:val="1045"/>
+          <w:numId w:val="1033"/>
         </w:numPr>
       </w:pPr>
       <w:r>
@@ -23409,7 +20145,7 @@
       <w:r>
         <w:t xml:space="preserve"> </w:t>
       </w:r>
-      <w:hyperlink r:id="rId194">
+      <w:hyperlink r:id="rId178">
         <w:r>
           <w:rPr>
             <w:rStyle w:val="Hyperlink"/>
@@ -23418,8 +20154,8 @@
         </w:r>
       </w:hyperlink>
     </w:p>
-    <w:bookmarkEnd w:id="195"/>
-    <w:bookmarkStart w:id="202" w:name="seguridad-1"/>
+    <w:bookmarkEnd w:id="179"/>
+    <w:bookmarkStart w:id="186" w:name="seguridad-1"/>
     <w:p>
       <w:pPr>
         <w:pStyle w:val="Heading2"/>
@@ -23432,7 +20168,7 @@
       <w:pPr>
         <w:numPr>
           <w:ilvl w:val="0"/>
-          <w:numId w:val="1046"/>
+          <w:numId w:val="1034"/>
         </w:numPr>
       </w:pPr>
       <w:r>
@@ -23441,7 +20177,7 @@
       <w:r>
         <w:t xml:space="preserve"> </w:t>
       </w:r>
-      <w:hyperlink r:id="rId196">
+      <w:hyperlink r:id="rId180">
         <w:r>
           <w:rPr>
             <w:rStyle w:val="Hyperlink"/>
@@ -23454,7 +20190,7 @@
       <w:pPr>
         <w:numPr>
           <w:ilvl w:val="0"/>
-          <w:numId w:val="1046"/>
+          <w:numId w:val="1034"/>
         </w:numPr>
       </w:pPr>
       <w:r>
@@ -23463,7 +20199,7 @@
       <w:r>
         <w:t xml:space="preserve"> </w:t>
       </w:r>
-      <w:hyperlink r:id="rId197">
+      <w:hyperlink r:id="rId181">
         <w:r>
           <w:rPr>
             <w:rStyle w:val="Hyperlink"/>
@@ -23476,7 +20212,7 @@
       <w:pPr>
         <w:numPr>
           <w:ilvl w:val="0"/>
-          <w:numId w:val="1046"/>
+          <w:numId w:val="1034"/>
         </w:numPr>
       </w:pPr>
       <w:r>
@@ -23485,7 +20221,7 @@
       <w:r>
         <w:t xml:space="preserve"> </w:t>
       </w:r>
-      <w:hyperlink r:id="rId198">
+      <w:hyperlink r:id="rId182">
         <w:r>
           <w:rPr>
             <w:rStyle w:val="Hyperlink"/>
@@ -23498,7 +20234,7 @@
       <w:pPr>
         <w:numPr>
           <w:ilvl w:val="0"/>
-          <w:numId w:val="1046"/>
+          <w:numId w:val="1034"/>
         </w:numPr>
       </w:pPr>
       <w:r>
@@ -23507,7 +20243,7 @@
       <w:r>
         <w:t xml:space="preserve"> </w:t>
       </w:r>
-      <w:hyperlink r:id="rId199">
+      <w:hyperlink r:id="rId183">
         <w:r>
           <w:rPr>
             <w:rStyle w:val="Hyperlink"/>
@@ -23520,7 +20256,7 @@
       <w:pPr>
         <w:numPr>
           <w:ilvl w:val="0"/>
-          <w:numId w:val="1046"/>
+          <w:numId w:val="1034"/>
         </w:numPr>
       </w:pPr>
       <w:r>
@@ -23529,7 +20265,7 @@
       <w:r>
         <w:t xml:space="preserve"> </w:t>
       </w:r>
-      <w:hyperlink r:id="rId200">
+      <w:hyperlink r:id="rId184">
         <w:r>
           <w:rPr>
             <w:rStyle w:val="Hyperlink"/>
@@ -23542,7 +20278,7 @@
       <w:pPr>
         <w:numPr>
           <w:ilvl w:val="0"/>
-          <w:numId w:val="1046"/>
+          <w:numId w:val="1034"/>
         </w:numPr>
       </w:pPr>
       <w:r>
@@ -23551,7 +20287,7 @@
       <w:r>
         <w:t xml:space="preserve"> </w:t>
       </w:r>
-      <w:hyperlink r:id="rId201">
+      <w:hyperlink r:id="rId185">
         <w:r>
           <w:rPr>
             <w:rStyle w:val="Hyperlink"/>
@@ -23560,8 +20296,8 @@
         </w:r>
       </w:hyperlink>
     </w:p>
-    <w:bookmarkEnd w:id="202"/>
-    <w:bookmarkStart w:id="211" w:name="actividad-económica-1"/>
+    <w:bookmarkEnd w:id="186"/>
+    <w:bookmarkStart w:id="195" w:name="actividad-económica-1"/>
     <w:p>
       <w:pPr>
         <w:pStyle w:val="Heading2"/>
@@ -23574,7 +20310,7 @@
       <w:pPr>
         <w:numPr>
           <w:ilvl w:val="0"/>
-          <w:numId w:val="1047"/>
+          <w:numId w:val="1035"/>
         </w:numPr>
       </w:pPr>
       <w:r>
@@ -23583,7 +20319,7 @@
       <w:r>
         <w:t xml:space="preserve"> </w:t>
       </w:r>
-      <w:hyperlink r:id="rId203">
+      <w:hyperlink r:id="rId187">
         <w:r>
           <w:rPr>
             <w:rStyle w:val="Hyperlink"/>
@@ -23596,7 +20332,7 @@
       <w:pPr>
         <w:numPr>
           <w:ilvl w:val="0"/>
-          <w:numId w:val="1047"/>
+          <w:numId w:val="1035"/>
         </w:numPr>
       </w:pPr>
       <w:r>
@@ -23605,7 +20341,7 @@
       <w:r>
         <w:t xml:space="preserve"> </w:t>
       </w:r>
-      <w:hyperlink r:id="rId204">
+      <w:hyperlink r:id="rId188">
         <w:r>
           <w:rPr>
             <w:rStyle w:val="Hyperlink"/>
@@ -23618,7 +20354,7 @@
       <w:pPr>
         <w:numPr>
           <w:ilvl w:val="0"/>
-          <w:numId w:val="1047"/>
+          <w:numId w:val="1035"/>
         </w:numPr>
       </w:pPr>
       <w:r>
@@ -23627,7 +20363,7 @@
       <w:r>
         <w:t xml:space="preserve"> </w:t>
       </w:r>
-      <w:hyperlink r:id="rId205">
+      <w:hyperlink r:id="rId189">
         <w:r>
           <w:rPr>
             <w:rStyle w:val="Hyperlink"/>
@@ -23640,7 +20376,7 @@
       <w:pPr>
         <w:numPr>
           <w:ilvl w:val="0"/>
-          <w:numId w:val="1047"/>
+          <w:numId w:val="1035"/>
         </w:numPr>
       </w:pPr>
       <w:r>
@@ -23649,7 +20385,7 @@
       <w:r>
         <w:t xml:space="preserve"> </w:t>
       </w:r>
-      <w:hyperlink r:id="rId206">
+      <w:hyperlink r:id="rId190">
         <w:r>
           <w:rPr>
             <w:rStyle w:val="Hyperlink"/>
@@ -23662,7 +20398,7 @@
       <w:pPr>
         <w:numPr>
           <w:ilvl w:val="0"/>
-          <w:numId w:val="1047"/>
+          <w:numId w:val="1035"/>
         </w:numPr>
       </w:pPr>
       <w:r>
@@ -23671,7 +20407,7 @@
       <w:r>
         <w:t xml:space="preserve"> </w:t>
       </w:r>
-      <w:hyperlink r:id="rId207">
+      <w:hyperlink r:id="rId191">
         <w:r>
           <w:rPr>
             <w:rStyle w:val="Hyperlink"/>
@@ -23684,7 +20420,7 @@
       <w:pPr>
         <w:numPr>
           <w:ilvl w:val="0"/>
-          <w:numId w:val="1047"/>
+          <w:numId w:val="1035"/>
         </w:numPr>
       </w:pPr>
       <w:r>
@@ -23693,7 +20429,7 @@
       <w:r>
         <w:t xml:space="preserve"> </w:t>
       </w:r>
-      <w:hyperlink r:id="rId208">
+      <w:hyperlink r:id="rId192">
         <w:r>
           <w:rPr>
             <w:rStyle w:val="Hyperlink"/>
@@ -23706,7 +20442,7 @@
       <w:pPr>
         <w:numPr>
           <w:ilvl w:val="0"/>
-          <w:numId w:val="1047"/>
+          <w:numId w:val="1035"/>
         </w:numPr>
       </w:pPr>
       <w:r>
@@ -23715,7 +20451,7 @@
       <w:r>
         <w:t xml:space="preserve"> </w:t>
       </w:r>
-      <w:hyperlink r:id="rId209">
+      <w:hyperlink r:id="rId193">
         <w:r>
           <w:rPr>
             <w:rStyle w:val="Hyperlink"/>
@@ -23728,7 +20464,7 @@
       <w:pPr>
         <w:numPr>
           <w:ilvl w:val="0"/>
-          <w:numId w:val="1047"/>
+          <w:numId w:val="1035"/>
         </w:numPr>
       </w:pPr>
       <w:r>
@@ -23737,7 +20473,7 @@
       <w:r>
         <w:t xml:space="preserve"> </w:t>
       </w:r>
-      <w:hyperlink r:id="rId210">
+      <w:hyperlink r:id="rId194">
         <w:r>
           <w:rPr>
             <w:rStyle w:val="Hyperlink"/>
@@ -23746,8 +20482,8 @@
         </w:r>
       </w:hyperlink>
     </w:p>
-    <w:bookmarkEnd w:id="211"/>
-    <w:bookmarkStart w:id="218" w:name="pandemia"/>
+    <w:bookmarkEnd w:id="195"/>
+    <w:bookmarkStart w:id="202" w:name="pandemia"/>
     <w:p>
       <w:pPr>
         <w:pStyle w:val="Heading2"/>
@@ -23760,7 +20496,7 @@
       <w:pPr>
         <w:numPr>
           <w:ilvl w:val="0"/>
-          <w:numId w:val="1048"/>
+          <w:numId w:val="1036"/>
         </w:numPr>
       </w:pPr>
       <w:r>
@@ -23769,7 +20505,7 @@
       <w:r>
         <w:t xml:space="preserve"> </w:t>
       </w:r>
-      <w:hyperlink r:id="rId212">
+      <w:hyperlink r:id="rId196">
         <w:r>
           <w:rPr>
             <w:rStyle w:val="Hyperlink"/>
@@ -23782,7 +20518,7 @@
       <w:pPr>
         <w:numPr>
           <w:ilvl w:val="0"/>
-          <w:numId w:val="1048"/>
+          <w:numId w:val="1036"/>
         </w:numPr>
       </w:pPr>
       <w:r>
@@ -23791,7 +20527,7 @@
       <w:r>
         <w:t xml:space="preserve"> </w:t>
       </w:r>
-      <w:hyperlink r:id="rId213">
+      <w:hyperlink r:id="rId197">
         <w:r>
           <w:rPr>
             <w:rStyle w:val="Hyperlink"/>
@@ -23804,7 +20540,7 @@
       <w:pPr>
         <w:numPr>
           <w:ilvl w:val="0"/>
-          <w:numId w:val="1048"/>
+          <w:numId w:val="1036"/>
         </w:numPr>
       </w:pPr>
       <w:r>
@@ -23813,7 +20549,7 @@
       <w:r>
         <w:t xml:space="preserve"> </w:t>
       </w:r>
-      <w:hyperlink r:id="rId214">
+      <w:hyperlink r:id="rId198">
         <w:r>
           <w:rPr>
             <w:rStyle w:val="Hyperlink"/>
@@ -23826,7 +20562,7 @@
       <w:pPr>
         <w:numPr>
           <w:ilvl w:val="0"/>
-          <w:numId w:val="1048"/>
+          <w:numId w:val="1036"/>
         </w:numPr>
       </w:pPr>
       <w:r>
@@ -23835,7 +20571,7 @@
       <w:r>
         <w:t xml:space="preserve"> </w:t>
       </w:r>
-      <w:hyperlink r:id="rId215">
+      <w:hyperlink r:id="rId199">
         <w:r>
           <w:rPr>
             <w:rStyle w:val="Hyperlink"/>
@@ -23848,7 +20584,7 @@
       <w:pPr>
         <w:numPr>
           <w:ilvl w:val="0"/>
-          <w:numId w:val="1048"/>
+          <w:numId w:val="1036"/>
         </w:numPr>
       </w:pPr>
       <w:r>
@@ -23857,7 +20593,7 @@
       <w:r>
         <w:t xml:space="preserve"> </w:t>
       </w:r>
-      <w:hyperlink r:id="rId216">
+      <w:hyperlink r:id="rId200">
         <w:r>
           <w:rPr>
             <w:rStyle w:val="Hyperlink"/>
@@ -23870,7 +20606,7 @@
       <w:pPr>
         <w:numPr>
           <w:ilvl w:val="0"/>
-          <w:numId w:val="1048"/>
+          <w:numId w:val="1036"/>
         </w:numPr>
       </w:pPr>
       <w:r>
@@ -23879,7 +20615,7 @@
       <w:r>
         <w:t xml:space="preserve"> </w:t>
       </w:r>
-      <w:hyperlink r:id="rId217">
+      <w:hyperlink r:id="rId201">
         <w:r>
           <w:rPr>
             <w:rStyle w:val="Hyperlink"/>
@@ -23888,8 +20624,8 @@
         </w:r>
       </w:hyperlink>
     </w:p>
-    <w:bookmarkEnd w:id="218"/>
-    <w:bookmarkEnd w:id="219"/>
+    <w:bookmarkEnd w:id="202"/>
+    <w:bookmarkEnd w:id="203"/>
     <w:sectPr>
       <w:footnotePr>
         <w:numRestart w:val="eachSect"/>
@@ -24532,52 +21268,25 @@
     <w:abstractNumId w:val="991"/>
   </w:num>
   <w:num w:numId="1026">
-    <w:abstractNumId w:val="991"/>
+    <w:abstractNumId w:val="992"/>
   </w:num>
   <w:num w:numId="1027">
-    <w:abstractNumId w:val="99201"/>
-    <w:lvlOverride w:ilvl="0">
-      <w:startOverride w:val="1"/>
-    </w:lvlOverride>
-    <w:lvlOverride w:ilvl="1">
-      <w:startOverride w:val="1"/>
-    </w:lvlOverride>
-    <w:lvlOverride w:ilvl="2">
-      <w:startOverride w:val="1"/>
-    </w:lvlOverride>
-    <w:lvlOverride w:ilvl="3">
-      <w:startOverride w:val="1"/>
-    </w:lvlOverride>
-    <w:lvlOverride w:ilvl="4">
-      <w:startOverride w:val="1"/>
-    </w:lvlOverride>
-    <w:lvlOverride w:ilvl="5">
-      <w:startOverride w:val="1"/>
-    </w:lvlOverride>
-    <w:lvlOverride w:ilvl="6">
-      <w:startOverride w:val="1"/>
-    </w:lvlOverride>
-    <w:lvlOverride w:ilvl="7">
-      <w:startOverride w:val="1"/>
-    </w:lvlOverride>
-    <w:lvlOverride w:ilvl="8">
-      <w:startOverride w:val="1"/>
-    </w:lvlOverride>
+    <w:abstractNumId w:val="992"/>
   </w:num>
   <w:num w:numId="1028">
     <w:abstractNumId w:val="991"/>
   </w:num>
   <w:num w:numId="1029">
-    <w:abstractNumId w:val="991"/>
+    <w:abstractNumId w:val="992"/>
   </w:num>
   <w:num w:numId="1030">
-    <w:abstractNumId w:val="991"/>
+    <w:abstractNumId w:val="992"/>
   </w:num>
   <w:num w:numId="1031">
-    <w:abstractNumId w:val="991"/>
+    <w:abstractNumId w:val="992"/>
   </w:num>
   <w:num w:numId="1032">
-    <w:abstractNumId w:val="991"/>
+    <w:abstractNumId w:val="992"/>
   </w:num>
   <w:num w:numId="1033">
     <w:abstractNumId w:val="991"/>
@@ -24589,42 +21298,6 @@
     <w:abstractNumId w:val="991"/>
   </w:num>
   <w:num w:numId="1036">
-    <w:abstractNumId w:val="991"/>
-  </w:num>
-  <w:num w:numId="1037">
-    <w:abstractNumId w:val="991"/>
-  </w:num>
-  <w:num w:numId="1038">
-    <w:abstractNumId w:val="992"/>
-  </w:num>
-  <w:num w:numId="1039">
-    <w:abstractNumId w:val="992"/>
-  </w:num>
-  <w:num w:numId="1040">
-    <w:abstractNumId w:val="991"/>
-  </w:num>
-  <w:num w:numId="1041">
-    <w:abstractNumId w:val="992"/>
-  </w:num>
-  <w:num w:numId="1042">
-    <w:abstractNumId w:val="992"/>
-  </w:num>
-  <w:num w:numId="1043">
-    <w:abstractNumId w:val="992"/>
-  </w:num>
-  <w:num w:numId="1044">
-    <w:abstractNumId w:val="992"/>
-  </w:num>
-  <w:num w:numId="1045">
-    <w:abstractNumId w:val="991"/>
-  </w:num>
-  <w:num w:numId="1046">
-    <w:abstractNumId w:val="991"/>
-  </w:num>
-  <w:num w:numId="1047">
-    <w:abstractNumId w:val="991"/>
-  </w:num>
-  <w:num w:numId="1048">
     <w:abstractNumId w:val="991"/>
   </w:num>
 </w:numbering>

--- a/informe/informe.docx
+++ b/informe/informe.docx
@@ -12302,6 +12302,56 @@
               <w:jc w:val="left"/>
             </w:pPr>
             <w:r>
+              <w:t xml:space="preserve">Estaciones del Metro</w:t>
+            </w:r>
+          </w:p>
+        </w:tc>
+        <w:tc>
+          <w:tcPr/>
+          <w:p>
+            <w:pPr>
+              <w:pStyle w:val="Compact"/>
+              <w:jc w:val="left"/>
+            </w:pPr>
+            <w:r>
+              <w:t xml:space="preserve">2021</w:t>
+            </w:r>
+          </w:p>
+        </w:tc>
+        <w:tc>
+          <w:tcPr/>
+          <w:p>
+            <w:pPr>
+              <w:pStyle w:val="Compact"/>
+              <w:jc w:val="right"/>
+            </w:pPr>
+            <w:r>
+              <w:t xml:space="preserve">195 estaciones</w:t>
+            </w:r>
+          </w:p>
+        </w:tc>
+        <w:tc>
+          <w:tcPr/>
+          <w:p>
+            <w:pPr>
+              <w:pStyle w:val="Compact"/>
+              <w:jc w:val="left"/>
+            </w:pPr>
+            <w:r>
+              <w:t xml:space="preserve">Coordenadas para asignar la alcaldía</w:t>
+            </w:r>
+          </w:p>
+        </w:tc>
+      </w:tr>
+      <w:tr>
+        <w:tc>
+          <w:tcPr/>
+          <w:p>
+            <w:pPr>
+              <w:pStyle w:val="Compact"/>
+              <w:jc w:val="left"/>
+            </w:pPr>
+            <w:r>
               <w:t xml:space="preserve">Semáforo federal</w:t>
             </w:r>
           </w:p>
@@ -12927,7 +12977,7 @@
     </w:p>
     <w:bookmarkEnd w:id="68"/>
     <w:bookmarkEnd w:id="69"/>
-    <w:bookmarkStart w:id="161" w:name="sec:limpieza"/>
+    <w:bookmarkStart w:id="162" w:name="sec:limpieza"/>
     <w:p>
       <w:pPr>
         <w:pStyle w:val="Heading1"/>
@@ -13367,25 +13417,19 @@
         <w:t xml:space="preserve"> </w:t>
       </w:r>
       <w:r>
-        <w:t xml:space="preserve">no</w:t>
-      </w:r>
-      <w:r>
-        <w:t xml:space="preserve"> </w:t>
-      </w:r>
-      <w:r>
-        <w:t xml:space="preserve">traen coordenadas, así que se conservan para el total de la ciudad con la clave</w:t>
-      </w:r>
-      <w:r>
-        <w:t xml:space="preserve"> </w:t>
-      </w:r>
-      <w:r>
-        <w:rPr>
-          <w:rStyle w:val="VerbatimChar"/>
-        </w:rPr>
-        <w:t xml:space="preserve">09000</w:t>
-      </w:r>
-      <w:r>
-        <w:t xml:space="preserve">.</w:t>
+        <w:t xml:space="preserve">y los</w:t>
+      </w:r>
+      <w:r>
+        <w:t xml:space="preserve"> </w:t>
+      </w:r>
+      <w:r>
+        <w:t xml:space="preserve">que vienen vacíos no traen coordenadas, así que no se pueden asignar a ninguna alcaldía y se</w:t>
+      </w:r>
+      <w:r>
+        <w:t xml:space="preserve"> </w:t>
+      </w:r>
+      <w:r>
+        <w:t xml:space="preserve">descartan (18,595, menos del 1 %). Así todas las tablas del proyecto usan las mismas 16 alcaldías.</w:t>
       </w:r>
     </w:p>
     <w:p>
@@ -13837,7 +13881,7 @@
               <w:jc w:val="left"/>
             </w:pPr>
             <w:r>
-              <w:t xml:space="preserve">se conservan (clave 09000)</w:t>
+              <w:t xml:space="preserve">se descartan</w:t>
             </w:r>
           </w:p>
         </w:tc>
@@ -13863,7 +13907,7 @@
               <w:jc w:val="right"/>
             </w:pPr>
             <w:r>
-              <w:t xml:space="preserve">66,960</w:t>
+              <w:t xml:space="preserve">65,430</w:t>
             </w:r>
           </w:p>
         </w:tc>
@@ -13901,7 +13945,7 @@
               <w:jc w:val="right"/>
             </w:pPr>
             <w:r>
-              <w:t xml:space="preserve">30,814</w:t>
+              <w:t xml:space="preserve">29,600</w:t>
             </w:r>
           </w:p>
         </w:tc>
@@ -13947,19 +13991,19 @@
                 <w:b/>
                 <w:bCs/>
               </w:rPr>
-              <w:t xml:space="preserve">1,937,812</w:t>
-            </w:r>
-          </w:p>
-        </w:tc>
-        <w:tc>
-          <w:tcPr/>
-          <w:p>
-            <w:pPr>
-              <w:pStyle w:val="Compact"/>
-              <w:jc w:val="left"/>
-            </w:pPr>
-            <w:r>
-              <w:t xml:space="preserve">97.5 % del original</w:t>
+              <w:t xml:space="preserve">1,919,217</w:t>
+            </w:r>
+          </w:p>
+        </w:tc>
+        <w:tc>
+          <w:tcPr/>
+          <w:p>
+            <w:pPr>
+              <w:pStyle w:val="Compact"/>
+              <w:jc w:val="left"/>
+            </w:pPr>
+            <w:r>
+              <w:t xml:space="preserve">96.6 % del original</w:t>
             </w:r>
           </w:p>
         </w:tc>
@@ -14005,22 +14049,13 @@
         <w:t xml:space="preserve"> </w:t>
       </w:r>
       <w:r>
-        <w:t xml:space="preserve">(34,683 filas). Esta tabla incluye la clave INEGI y el nombre de la alcaldía; las carpetas sin</w:t>
-      </w:r>
-      <w:r>
-        <w:t xml:space="preserve"> </w:t>
-      </w:r>
-      <w:r>
-        <w:t xml:space="preserve">alcaldía identificable aparecen con la clave 09000 y el nombre</w:t>
-      </w:r>
-      <w:r>
-        <w:t xml:space="preserve"> </w:t>
-      </w:r>
-      <w:r>
-        <w:t xml:space="preserve">“CDMX (sin alcaldía)”</w:t>
-      </w:r>
-      <w:r>
-        <w:t xml:space="preserve">.</w:t>
+        <w:t xml:space="preserve">(33,478 filas). Esta tabla incluye la clave INEGI y el nombre de la alcaldía, y todas sus filas</w:t>
+      </w:r>
+      <w:r>
+        <w:t xml:space="preserve"> </w:t>
+      </w:r>
+      <w:r>
+        <w:t xml:space="preserve">corresponden a una de las 16 alcaldías.</w:t>
       </w:r>
     </w:p>
     <w:bookmarkEnd w:id="73"/>
@@ -14085,7 +14120,7 @@
         <w:t xml:space="preserve"> </w:t>
       </w:r>
       <w:r>
-        <w:t xml:space="preserve">carpetas en 2019, 12,306 en 2020 y 10,682 en 2023). Sin embargo,</w:t>
+        <w:t xml:space="preserve">carpetas en 2019, 12,304 en 2020 y 10,579 en 2023). Sin embargo,</w:t>
       </w:r>
       <w:r>
         <w:t xml:space="preserve"> </w:t>
@@ -14139,7 +14174,7 @@
         <w:t xml:space="preserve"> </w:t>
       </w:r>
       <w:r>
-        <w:t xml:space="preserve">dificultó denunciar, y después subió con fuerza (25,802 en 2019, 28,340 en 2020 y 37,310</w:t>
+        <w:t xml:space="preserve">dificultó denunciar, y después subió con fuerza (25,780 en 2019, 28,311 en 2020 y 36,686</w:t>
       </w:r>
       <w:r>
         <w:t xml:space="preserve"> </w:t>
@@ -14416,19 +14451,19 @@
               <w:jc w:val="left"/>
             </w:pPr>
             <w:r>
-              <w:t xml:space="preserve">Vacíos antes de la inauguración de cada línea</w:t>
-            </w:r>
-          </w:p>
-        </w:tc>
-        <w:tc>
-          <w:tcPr/>
-          <w:p>
-            <w:pPr>
-              <w:pStyle w:val="Compact"/>
-              <w:jc w:val="left"/>
-            </w:pPr>
-            <w:r>
-              <w:t xml:space="preserve">17,227; no son faltantes, se marcan</w:t>
+              <w:t xml:space="preserve">Filas antes de la inauguración de cada línea</w:t>
+            </w:r>
+          </w:p>
+        </w:tc>
+        <w:tc>
+          <w:tcPr/>
+          <w:p>
+            <w:pPr>
+              <w:pStyle w:val="Compact"/>
+              <w:jc w:val="left"/>
+            </w:pPr>
+            <w:r>
+              <w:t xml:space="preserve">17,227; no son faltantes, se eliminan</w:t>
             </w:r>
           </w:p>
         </w:tc>
@@ -14532,7 +14567,7 @@
               <w:jc w:val="left"/>
             </w:pPr>
             <w:r>
-              <w:t xml:space="preserve">2; se anulan</w:t>
+              <w:t xml:space="preserve">2; se anulan y se rellenan con el mismo día de la semana anterior y siguiente</w:t>
             </w:r>
           </w:p>
         </w:tc>
@@ -14626,6 +14661,56 @@
       </w:pPr>
       <w:r>
         <w:t xml:space="preserve">20 de septiembre de 2017, Línea 2: 9 pasajeros.</w:t>
+      </w:r>
+    </w:p>
+    <w:p>
+      <w:pPr>
+        <w:pStyle w:val="FirstParagraph"/>
+      </w:pPr>
+      <w:r>
+        <w:t xml:space="preserve">Para no dejar huecos, ambos se rellenaron con el promedio del mismo día de la semana, una semana antes</w:t>
+      </w:r>
+      <w:r>
+        <w:t xml:space="preserve"> </w:t>
+      </w:r>
+      <w:r>
+        <w:t xml:space="preserve">y una después (231,380 y 173,858 viajes; en el primer caso solo existe la semana siguiente, porque es</w:t>
+      </w:r>
+      <w:r>
+        <w:t xml:space="preserve"> </w:t>
+      </w:r>
+      <w:r>
+        <w:t xml:space="preserve">el día de la inauguración), y se marcaron con la columna</w:t>
+      </w:r>
+      <w:r>
+        <w:t xml:space="preserve"> </w:t>
+      </w:r>
+      <w:r>
+        <w:rPr>
+          <w:rStyle w:val="VerbatimChar"/>
+        </w:rPr>
+        <w:t xml:space="preserve">imputado</w:t>
+      </w:r>
+      <w:r>
+        <w:t xml:space="preserve">. Las filas anteriores a la</w:t>
+      </w:r>
+      <w:r>
+        <w:t xml:space="preserve"> </w:t>
+      </w:r>
+      <w:r>
+        <w:t xml:space="preserve">inauguración de cada línea se eliminaron de la tabla diaria, porque la línea no existía; en la tabla</w:t>
+      </w:r>
+      <w:r>
+        <w:t xml:space="preserve"> </w:t>
+      </w:r>
+      <w:r>
+        <w:t xml:space="preserve">mensual, la afluencia de una línea en los meses previos a su apertura es 0. Así, ninguna de las dos</w:t>
+      </w:r>
+      <w:r>
+        <w:t xml:space="preserve"> </w:t>
+      </w:r>
+      <w:r>
+        <w:t xml:space="preserve">tablas tiene vacíos.</w:t>
       </w:r>
     </w:p>
     <w:bookmarkEnd w:id="81"/>
@@ -17542,7 +17627,7 @@
     <w:bookmarkEnd w:id="130"/>
     <w:bookmarkEnd w:id="131"/>
     <w:bookmarkEnd w:id="132"/>
-    <w:bookmarkStart w:id="151" w:name="afluencia-del-metro"/>
+    <w:bookmarkStart w:id="152" w:name="afluencia-del-metro"/>
     <w:p>
       <w:pPr>
         <w:pStyle w:val="Heading2"/>
@@ -18343,7 +18428,148 @@
       </w:r>
     </w:p>
     <w:bookmarkEnd w:id="136"/>
-    <w:bookmarkStart w:id="137" w:name="cierres-de-líneas.-1"/>
+    <w:bookmarkStart w:id="137" w:name="clave-de-alcaldía-por-estación."/>
+    <w:p>
+      <w:pPr>
+        <w:pStyle w:val="Heading4"/>
+      </w:pPr>
+      <w:r>
+        <w:t xml:space="preserve">Clave de alcaldía por estación.</w:t>
+      </w:r>
+    </w:p>
+    <w:p>
+      <w:pPr>
+        <w:pStyle w:val="FirstParagraph"/>
+      </w:pPr>
+      <w:r>
+        <w:t xml:space="preserve">La afluencia del Metro no trae alcaldía. Para poder unirla</w:t>
+      </w:r>
+      <w:r>
+        <w:t xml:space="preserve"> </w:t>
+      </w:r>
+      <w:r>
+        <w:t xml:space="preserve">con las demás fuentes se descargó el conjunto</w:t>
+      </w:r>
+      <w:r>
+        <w:t xml:space="preserve"> </w:t>
+      </w:r>
+      <w:r>
+        <w:t xml:space="preserve">“Líneas y Estaciones del STC Metro”</w:t>
+      </w:r>
+      <w:r>
+        <w:t xml:space="preserve"> </w:t>
+      </w:r>
+      <w:r>
+        <w:t xml:space="preserve">del portal de</w:t>
+      </w:r>
+      <w:r>
+        <w:t xml:space="preserve"> </w:t>
+      </w:r>
+      <w:r>
+        <w:t xml:space="preserve">la CDMX, con las coordenadas de las 195 estaciones. La alcaldía se asignó por coordenadas (punto en</w:t>
+      </w:r>
+      <w:r>
+        <w:t xml:space="preserve"> </w:t>
+      </w:r>
+      <w:r>
+        <w:t xml:space="preserve">polígono), porque 15 estaciones que están en el límite traen dos alcaldías en el nombre. Tres</w:t>
+      </w:r>
+      <w:r>
+        <w:t xml:space="preserve"> </w:t>
+      </w:r>
+      <w:r>
+        <w:t xml:space="preserve">estaciones se escriben distinto en los dos archivos y se emparejaron a mano. Las 11 estaciones del</w:t>
+      </w:r>
+      <w:r>
+        <w:t xml:space="preserve"> </w:t>
+      </w:r>
+      <w:r>
+        <w:t xml:space="preserve">Estado de México (Líneas 2, A y B) recibieron la clave INEGI de su municipio, así que ninguna estación</w:t>
+      </w:r>
+      <w:r>
+        <w:t xml:space="preserve"> </w:t>
+      </w:r>
+      <w:r>
+        <w:t xml:space="preserve">quedó sin clave. Con esto,</w:t>
+      </w:r>
+      <w:r>
+        <w:t xml:space="preserve"> </w:t>
+      </w:r>
+      <w:r>
+        <w:rPr>
+          <w:rStyle w:val="VerbatimChar"/>
+        </w:rPr>
+        <w:t xml:space="preserve">metro_estacion_mes</w:t>
+      </w:r>
+      <w:r>
+        <w:t xml:space="preserve"> </w:t>
+      </w:r>
+      <w:r>
+        <w:t xml:space="preserve">incluye</w:t>
+      </w:r>
+      <w:r>
+        <w:t xml:space="preserve"> </w:t>
+      </w:r>
+      <w:r>
+        <w:rPr>
+          <w:rStyle w:val="VerbatimChar"/>
+        </w:rPr>
+        <w:t xml:space="preserve">cve_alcaldia</w:t>
+      </w:r>
+      <w:r>
+        <w:t xml:space="preserve"> </w:t>
+      </w:r>
+      <w:r>
+        <w:t xml:space="preserve">y</w:t>
+      </w:r>
+      <w:r>
+        <w:t xml:space="preserve"> </w:t>
+      </w:r>
+      <w:r>
+        <w:rPr>
+          <w:rStyle w:val="VerbatimChar"/>
+        </w:rPr>
+        <w:t xml:space="preserve">alcaldia</w:t>
+      </w:r>
+      <w:r>
+        <w:t xml:space="preserve">, y se generó</w:t>
+      </w:r>
+      <w:r>
+        <w:t xml:space="preserve"> </w:t>
+      </w:r>
+      <w:r>
+        <w:rPr>
+          <w:rStyle w:val="VerbatimChar"/>
+        </w:rPr>
+        <w:t xml:space="preserve">metro_alcaldia_mes</w:t>
+      </w:r>
+      <w:r>
+        <w:t xml:space="preserve"> </w:t>
+      </w:r>
+      <w:r>
+        <w:t xml:space="preserve">(2,155 filas): la afluencia mensual de las</w:t>
+      </w:r>
+      <w:r>
+        <w:t xml:space="preserve"> </w:t>
+      </w:r>
+      <w:r>
+        <w:t xml:space="preserve">11 alcaldías de la CDMX con Metro. Cuajimalpa, La Magdalena Contreras, Milpa Alta, Tlalpan y</w:t>
+      </w:r>
+      <w:r>
+        <w:t xml:space="preserve"> </w:t>
+      </w:r>
+      <w:r>
+        <w:t xml:space="preserve">Xochimilco no tienen estaciones. En 2019, Cuauhtémoc concentró 370 millones de viajes, casi el doble</w:t>
+      </w:r>
+      <w:r>
+        <w:t xml:space="preserve"> </w:t>
+      </w:r>
+      <w:r>
+        <w:t xml:space="preserve">que Venustiano Carranza (199 millones).</w:t>
+      </w:r>
+    </w:p>
+    <w:bookmarkEnd w:id="137"/>
+    <w:bookmarkStart w:id="138" w:name="cierres-de-líneas.-1"/>
     <w:p>
       <w:pPr>
         <w:pStyle w:val="Heading4"/>
@@ -18395,8 +18621,8 @@
         <w:t xml:space="preserve">la falta de recuperación de la demanda.</w:t>
       </w:r>
     </w:p>
-    <w:bookmarkEnd w:id="137"/>
-    <w:bookmarkStart w:id="150" w:name="primeros-resultados.-3"/>
+    <w:bookmarkEnd w:id="138"/>
+    <w:bookmarkStart w:id="151" w:name="primeros-resultados.-3"/>
     <w:p>
       <w:pPr>
         <w:pStyle w:val="Heading4"/>
@@ -18471,7 +18697,7 @@
         <w:t xml:space="preserve">buena parte del año, llegó a 51.</w:t>
       </w:r>
     </w:p>
-    <w:bookmarkStart w:id="141" w:name="fig:metro_mensual"/>
+    <w:bookmarkStart w:id="142" w:name="fig:metro_mensual"/>
     <w:p>
       <w:pPr>
         <w:pStyle w:val="CaptionedFigure"/>
@@ -18481,18 +18707,18 @@
           <wp:inline>
             <wp:extent cx="5334000" cy="2000250"/>
             <wp:effectExtent b="0" l="0" r="0" t="0"/>
-            <wp:docPr descr="" title="" id="139" name="Picture"/>
+            <wp:docPr descr="" title="" id="140" name="Picture"/>
             <a:graphic>
               <a:graphicData uri="http://schemas.openxmlformats.org/drawingml/2006/picture">
                 <pic:pic>
                   <pic:nvPicPr>
-                    <pic:cNvPr descr="figuras/metro_limpio_mensual.png" id="140" name="Picture"/>
+                    <pic:cNvPr descr="figuras/metro_limpio_mensual.png" id="141" name="Picture"/>
                     <pic:cNvPicPr>
                       <a:picLocks noChangeArrowheads="1" noChangeAspect="1"/>
                     </pic:cNvPicPr>
                   </pic:nvPicPr>
                   <pic:blipFill>
-                    <a:blip r:embed="rId138"/>
+                    <a:blip r:embed="rId139"/>
                     <a:stretch>
                       <a:fillRect/>
                     </a:stretch>
@@ -18527,8 +18753,8 @@
         <w:t xml:space="preserve">Afluencia diaria promedio mensual del Metro, completo y sin las Líneas 1 y 12. Las bandas marcan los periodos de choque, transición y post-pandemia.</w:t>
       </w:r>
     </w:p>
-    <w:bookmarkEnd w:id="141"/>
-    <w:bookmarkStart w:id="145" w:name="fig:metro_lineas"/>
+    <w:bookmarkEnd w:id="142"/>
+    <w:bookmarkStart w:id="146" w:name="fig:metro_lineas"/>
     <w:p>
       <w:pPr>
         <w:pStyle w:val="CaptionedFigure"/>
@@ -18538,18 +18764,18 @@
           <wp:inline>
             <wp:extent cx="5334000" cy="3259666"/>
             <wp:effectExtent b="0" l="0" r="0" t="0"/>
-            <wp:docPr descr="" title="" id="143" name="Picture"/>
+            <wp:docPr descr="" title="" id="144" name="Picture"/>
             <a:graphic>
               <a:graphicData uri="http://schemas.openxmlformats.org/drawingml/2006/picture">
                 <pic:pic>
                   <pic:nvPicPr>
-                    <pic:cNvPr descr="figuras/metro_lineas_indice.png" id="144" name="Picture"/>
+                    <pic:cNvPr descr="figuras/metro_lineas_indice.png" id="145" name="Picture"/>
                     <pic:cNvPicPr>
                       <a:picLocks noChangeArrowheads="1" noChangeAspect="1"/>
                     </pic:cNvPicPr>
                   </pic:nvPicPr>
                   <pic:blipFill>
-                    <a:blip r:embed="rId142"/>
+                    <a:blip r:embed="rId143"/>
                     <a:stretch>
                       <a:fillRect/>
                     </a:stretch>
@@ -18584,8 +18810,8 @@
         <w:t xml:space="preserve">Afluencia diaria promedio por línea y año, índice 2019 = 100.</w:t>
       </w:r>
     </w:p>
-    <w:bookmarkEnd w:id="145"/>
-    <w:bookmarkStart w:id="149" w:name="fig:metro_cierres"/>
+    <w:bookmarkEnd w:id="146"/>
+    <w:bookmarkStart w:id="150" w:name="fig:metro_cierres"/>
     <w:p>
       <w:pPr>
         <w:pStyle w:val="CaptionedFigure"/>
@@ -18595,18 +18821,18 @@
           <wp:inline>
             <wp:extent cx="5334000" cy="1778000"/>
             <wp:effectExtent b="0" l="0" r="0" t="0"/>
-            <wp:docPr descr="" title="" id="147" name="Picture"/>
+            <wp:docPr descr="" title="" id="148" name="Picture"/>
             <a:graphic>
               <a:graphicData uri="http://schemas.openxmlformats.org/drawingml/2006/picture">
                 <pic:pic>
                   <pic:nvPicPr>
-                    <pic:cNvPr descr="figuras/metro_cierres.png" id="148" name="Picture"/>
+                    <pic:cNvPr descr="figuras/metro_cierres.png" id="149" name="Picture"/>
                     <pic:cNvPicPr>
                       <a:picLocks noChangeArrowheads="1" noChangeAspect="1"/>
                     </pic:cNvPicPr>
                   </pic:nvPicPr>
                   <pic:blipFill>
-                    <a:blip r:embed="rId146"/>
+                    <a:blip r:embed="rId147"/>
                     <a:stretch>
                       <a:fillRect/>
                     </a:stretch>
@@ -18641,10 +18867,10 @@
         <w:t xml:space="preserve">Estaciones del Metro cerradas por día. El pico de enero de 2021 corresponde al incendio del Puesto Central de Control.</w:t>
       </w:r>
     </w:p>
-    <w:bookmarkEnd w:id="149"/>
     <w:bookmarkEnd w:id="150"/>
     <w:bookmarkEnd w:id="151"/>
-    <w:bookmarkStart w:id="159" w:name="casos-positivos-de-covid-19"/>
+    <w:bookmarkEnd w:id="152"/>
+    <w:bookmarkStart w:id="160" w:name="casos-positivos-de-covid-19"/>
     <w:p>
       <w:pPr>
         <w:pStyle w:val="Heading2"/>
@@ -18696,7 +18922,7 @@
         <w:t xml:space="preserve">).</w:t>
       </w:r>
     </w:p>
-    <w:bookmarkStart w:id="152" w:name="tab:limpieza_covid"/>
+    <w:bookmarkStart w:id="153" w:name="tab:limpieza_covid"/>
     <w:p>
       <w:pPr>
         <w:pStyle w:val="TableCaption"/>
@@ -18928,8 +19154,8 @@
         </w:tc>
       </w:tr>
     </w:tbl>
-    <w:bookmarkEnd w:id="152"/>
-    <w:bookmarkStart w:id="153" w:name="salidas.-2"/>
+    <w:bookmarkEnd w:id="153"/>
+    <w:bookmarkStart w:id="154" w:name="salidas.-2"/>
     <w:p>
       <w:pPr>
         <w:pStyle w:val="Heading4"/>
@@ -19000,17 +19226,29 @@
         <w:t xml:space="preserve"> </w:t>
       </w:r>
       <w:r>
-        <w:t xml:space="preserve">primera y la última semana y el primer y el último mes están incompletos y se marcan. Después de</w:t>
-      </w:r>
-      <w:r>
-        <w:t xml:space="preserve"> </w:t>
-      </w:r>
-      <w:r>
-        <w:t xml:space="preserve">abril de 2023 no hay dato: al integrar se debe dejar vacío, no en 0.</w:t>
-      </w:r>
-    </w:p>
-    <w:bookmarkEnd w:id="153"/>
-    <w:bookmarkStart w:id="158" w:name="primeros-resultados.-4"/>
+        <w:t xml:space="preserve">primera y la última semana y el primer y el último mes están incompletos y se marcan. Las tablas no</w:t>
+      </w:r>
+      <w:r>
+        <w:t xml:space="preserve"> </w:t>
+      </w:r>
+      <w:r>
+        <w:t xml:space="preserve">tienen vacíos: en los 17 días agregados de marzo de 2020 no hubo pruebas ni positivos, así que su tasa</w:t>
+      </w:r>
+      <w:r>
+        <w:t xml:space="preserve"> </w:t>
+      </w:r>
+      <w:r>
+        <w:t xml:space="preserve">de positividad es 0, y en los primeros 6 días el promedio móvil se calcula con los días disponibles.</w:t>
+      </w:r>
+      <w:r>
+        <w:t xml:space="preserve"> </w:t>
+      </w:r>
+      <w:r>
+        <w:t xml:space="preserve">Después de abril de 2023 no hay dato: al integrar se debe dejar vacío, no en 0.</w:t>
+      </w:r>
+    </w:p>
+    <w:bookmarkEnd w:id="154"/>
+    <w:bookmarkStart w:id="159" w:name="primeros-resultados.-4"/>
     <w:p>
       <w:pPr>
         <w:pStyle w:val="Heading4"/>
@@ -19068,7 +19306,7 @@
         <w:t xml:space="preserve">positividad junto con los positivos.</w:t>
       </w:r>
     </w:p>
-    <w:bookmarkStart w:id="157" w:name="fig:covid"/>
+    <w:bookmarkStart w:id="158" w:name="fig:covid"/>
     <w:p>
       <w:pPr>
         <w:pStyle w:val="CaptionedFigure"/>
@@ -19078,18 +19316,18 @@
           <wp:inline>
             <wp:extent cx="5334000" cy="2889250"/>
             <wp:effectExtent b="0" l="0" r="0" t="0"/>
-            <wp:docPr descr="" title="" id="155" name="Picture"/>
+            <wp:docPr descr="" title="" id="156" name="Picture"/>
             <a:graphic>
               <a:graphicData uri="http://schemas.openxmlformats.org/drawingml/2006/picture">
                 <pic:pic>
                   <pic:nvPicPr>
-                    <pic:cNvPr descr="figuras/covid_semanal.png" id="156" name="Picture"/>
+                    <pic:cNvPr descr="figuras/covid_semanal.png" id="157" name="Picture"/>
                     <pic:cNvPicPr>
                       <a:picLocks noChangeArrowheads="1" noChangeAspect="1"/>
                     </pic:cNvPicPr>
                   </pic:nvPicPr>
                   <pic:blipFill>
-                    <a:blip r:embed="rId154"/>
+                    <a:blip r:embed="rId155"/>
                     <a:stretch>
                       <a:fillRect/>
                     </a:stretch>
@@ -19124,10 +19362,10 @@
         <w:t xml:space="preserve">Casos positivos de COVID-19 por semana y tasa de positividad (residentes de la CDMX).</w:t>
       </w:r>
     </w:p>
-    <w:bookmarkEnd w:id="157"/>
     <w:bookmarkEnd w:id="158"/>
     <w:bookmarkEnd w:id="159"/>
-    <w:bookmarkStart w:id="160" w:name="semáforo-epidemiológico"/>
+    <w:bookmarkEnd w:id="160"/>
+    <w:bookmarkStart w:id="161" w:name="semáforo-epidemiológico"/>
     <w:p>
       <w:pPr>
         <w:pStyle w:val="Heading2"/>
@@ -19329,9 +19567,9 @@
         <w:t xml:space="preserve">rojo, 42 en naranja, 20 en amarillo y 83 en verde.</w:t>
       </w:r>
     </w:p>
-    <w:bookmarkEnd w:id="160"/>
     <w:bookmarkEnd w:id="161"/>
-    <w:bookmarkStart w:id="168" w:name="sec:pendientes"/>
+    <w:bookmarkEnd w:id="162"/>
+    <w:bookmarkStart w:id="169" w:name="sec:pendientes"/>
     <w:p>
       <w:pPr>
         <w:pStyle w:val="Heading1"/>
@@ -19340,7 +19578,7 @@
         <w:t xml:space="preserve">Plan de trabajo y actividades pendientes</w:t>
       </w:r>
     </w:p>
-    <w:bookmarkStart w:id="162" w:name="preparación"/>
+    <w:bookmarkStart w:id="163" w:name="preparación"/>
     <w:p>
       <w:pPr>
         <w:pStyle w:val="Heading2"/>
@@ -19490,8 +19728,8 @@
         <w:t xml:space="preserve">☐ Confirmar los cortes de los periodos de análisis.</w:t>
       </w:r>
     </w:p>
-    <w:bookmarkEnd w:id="162"/>
-    <w:bookmarkStart w:id="163" w:name="descarga-14-conjuntos-seleccionados"/>
+    <w:bookmarkEnd w:id="163"/>
+    <w:bookmarkStart w:id="164" w:name="descarga-14-conjuntos-seleccionados"/>
     <w:p>
       <w:pPr>
         <w:pStyle w:val="Heading2"/>
@@ -19599,8 +19837,8 @@
         <w:t xml:space="preserve">☑ Pandemia y referencia: casos COVID, semáforo federal, Censo 2020, Marco Geoestadístico.</w:t>
       </w:r>
     </w:p>
-    <w:bookmarkEnd w:id="163"/>
-    <w:bookmarkStart w:id="164" w:name="tareas-surgidas-en-la-descarga"/>
+    <w:bookmarkEnd w:id="164"/>
+    <w:bookmarkStart w:id="165" w:name="tareas-surgidas-en-la-descarga"/>
     <w:p>
       <w:pPr>
         <w:pStyle w:val="Heading2"/>
@@ -19653,8 +19891,8 @@
         <w:t xml:space="preserve">☑ Rellenar las semanas 2020-W53 y 2022-W01 del semáforo.</w:t>
       </w:r>
     </w:p>
-    <w:bookmarkEnd w:id="164"/>
-    <w:bookmarkStart w:id="165" w:name="exploración"/>
+    <w:bookmarkEnd w:id="165"/>
+    <w:bookmarkStart w:id="166" w:name="exploración"/>
     <w:p>
       <w:pPr>
         <w:pStyle w:val="Heading2"/>
@@ -19685,8 +19923,8 @@
         <w:t xml:space="preserve">Documentar los cambios metodológicos de cada fuente.</w:t>
       </w:r>
     </w:p>
-    <w:bookmarkEnd w:id="165"/>
-    <w:bookmarkStart w:id="166" w:name="limpieza-selección-final"/>
+    <w:bookmarkEnd w:id="166"/>
+    <w:bookmarkStart w:id="167" w:name="limpieza-selección-final"/>
     <w:p>
       <w:pPr>
         <w:pStyle w:val="Heading2"/>
@@ -19811,8 +20049,8 @@
         <w:t xml:space="preserve">☐ Población por alcaldía (Censo 2020) para calcular tasas.</w:t>
       </w:r>
     </w:p>
-    <w:bookmarkEnd w:id="166"/>
-    <w:bookmarkStart w:id="167" w:name="integración-y-entrega"/>
+    <w:bookmarkEnd w:id="167"/>
+    <w:bookmarkStart w:id="168" w:name="integración-y-entrega"/>
     <w:p>
       <w:pPr>
         <w:pStyle w:val="Heading2"/>
@@ -19892,9 +20130,9 @@
         <w:t xml:space="preserve">Hacer un análisis descriptivo con gráficas antes, durante y después de la pandemia.</w:t>
       </w:r>
     </w:p>
-    <w:bookmarkEnd w:id="167"/>
     <w:bookmarkEnd w:id="168"/>
-    <w:bookmarkStart w:id="203" w:name="app:enlaces"/>
+    <w:bookmarkEnd w:id="169"/>
+    <w:bookmarkStart w:id="204" w:name="app:enlaces"/>
     <w:p>
       <w:pPr>
         <w:pStyle w:val="Heading1"/>
@@ -19903,7 +20141,7 @@
         <w:t xml:space="preserve">Enlaces a las fuentes</w:t>
       </w:r>
     </w:p>
-    <w:bookmarkStart w:id="179" w:name="movilidad-1"/>
+    <w:bookmarkStart w:id="180" w:name="movilidad-1"/>
     <w:p>
       <w:pPr>
         <w:pStyle w:val="Heading2"/>
@@ -19925,7 +20163,7 @@
       <w:r>
         <w:t xml:space="preserve"> </w:t>
       </w:r>
-      <w:hyperlink r:id="rId169">
+      <w:hyperlink r:id="rId170">
         <w:r>
           <w:rPr>
             <w:rStyle w:val="Hyperlink"/>
@@ -19947,7 +20185,7 @@
       <w:r>
         <w:t xml:space="preserve"> </w:t>
       </w:r>
-      <w:hyperlink r:id="rId170">
+      <w:hyperlink r:id="rId171">
         <w:r>
           <w:rPr>
             <w:rStyle w:val="Hyperlink"/>
@@ -19969,7 +20207,7 @@
       <w:r>
         <w:t xml:space="preserve"> </w:t>
       </w:r>
-      <w:hyperlink r:id="rId171">
+      <w:hyperlink r:id="rId172">
         <w:r>
           <w:rPr>
             <w:rStyle w:val="Hyperlink"/>
@@ -19991,7 +20229,7 @@
       <w:r>
         <w:t xml:space="preserve"> </w:t>
       </w:r>
-      <w:hyperlink r:id="rId172">
+      <w:hyperlink r:id="rId173">
         <w:r>
           <w:rPr>
             <w:rStyle w:val="Hyperlink"/>
@@ -20013,7 +20251,7 @@
       <w:r>
         <w:t xml:space="preserve"> </w:t>
       </w:r>
-      <w:hyperlink r:id="rId173">
+      <w:hyperlink r:id="rId174">
         <w:r>
           <w:rPr>
             <w:rStyle w:val="Hyperlink"/>
@@ -20035,7 +20273,7 @@
       <w:r>
         <w:t xml:space="preserve"> </w:t>
       </w:r>
-      <w:hyperlink r:id="rId174">
+      <w:hyperlink r:id="rId175">
         <w:r>
           <w:rPr>
             <w:rStyle w:val="Hyperlink"/>
@@ -20057,7 +20295,7 @@
       <w:r>
         <w:t xml:space="preserve"> </w:t>
       </w:r>
-      <w:hyperlink r:id="rId175">
+      <w:hyperlink r:id="rId176">
         <w:r>
           <w:rPr>
             <w:rStyle w:val="Hyperlink"/>
@@ -20079,7 +20317,7 @@
       <w:r>
         <w:t xml:space="preserve"> </w:t>
       </w:r>
-      <w:hyperlink r:id="rId176">
+      <w:hyperlink r:id="rId177">
         <w:r>
           <w:rPr>
             <w:rStyle w:val="Hyperlink"/>
@@ -20123,7 +20361,7 @@
       <w:r>
         <w:t xml:space="preserve"> </w:t>
       </w:r>
-      <w:hyperlink r:id="rId177">
+      <w:hyperlink r:id="rId178">
         <w:r>
           <w:rPr>
             <w:rStyle w:val="Hyperlink"/>
@@ -20145,7 +20383,7 @@
       <w:r>
         <w:t xml:space="preserve"> </w:t>
       </w:r>
-      <w:hyperlink r:id="rId178">
+      <w:hyperlink r:id="rId179">
         <w:r>
           <w:rPr>
             <w:rStyle w:val="Hyperlink"/>
@@ -20154,8 +20392,8 @@
         </w:r>
       </w:hyperlink>
     </w:p>
-    <w:bookmarkEnd w:id="179"/>
-    <w:bookmarkStart w:id="186" w:name="seguridad-1"/>
+    <w:bookmarkEnd w:id="180"/>
+    <w:bookmarkStart w:id="187" w:name="seguridad-1"/>
     <w:p>
       <w:pPr>
         <w:pStyle w:val="Heading2"/>
@@ -20177,7 +20415,7 @@
       <w:r>
         <w:t xml:space="preserve"> </w:t>
       </w:r>
-      <w:hyperlink r:id="rId180">
+      <w:hyperlink r:id="rId181">
         <w:r>
           <w:rPr>
             <w:rStyle w:val="Hyperlink"/>
@@ -20199,7 +20437,7 @@
       <w:r>
         <w:t xml:space="preserve"> </w:t>
       </w:r>
-      <w:hyperlink r:id="rId181">
+      <w:hyperlink r:id="rId182">
         <w:r>
           <w:rPr>
             <w:rStyle w:val="Hyperlink"/>
@@ -20221,7 +20459,7 @@
       <w:r>
         <w:t xml:space="preserve"> </w:t>
       </w:r>
-      <w:hyperlink r:id="rId182">
+      <w:hyperlink r:id="rId183">
         <w:r>
           <w:rPr>
             <w:rStyle w:val="Hyperlink"/>
@@ -20243,7 +20481,7 @@
       <w:r>
         <w:t xml:space="preserve"> </w:t>
       </w:r>
-      <w:hyperlink r:id="rId183">
+      <w:hyperlink r:id="rId184">
         <w:r>
           <w:rPr>
             <w:rStyle w:val="Hyperlink"/>
@@ -20265,7 +20503,7 @@
       <w:r>
         <w:t xml:space="preserve"> </w:t>
       </w:r>
-      <w:hyperlink r:id="rId184">
+      <w:hyperlink r:id="rId185">
         <w:r>
           <w:rPr>
             <w:rStyle w:val="Hyperlink"/>
@@ -20287,7 +20525,7 @@
       <w:r>
         <w:t xml:space="preserve"> </w:t>
       </w:r>
-      <w:hyperlink r:id="rId185">
+      <w:hyperlink r:id="rId186">
         <w:r>
           <w:rPr>
             <w:rStyle w:val="Hyperlink"/>
@@ -20296,8 +20534,8 @@
         </w:r>
       </w:hyperlink>
     </w:p>
-    <w:bookmarkEnd w:id="186"/>
-    <w:bookmarkStart w:id="195" w:name="actividad-económica-1"/>
+    <w:bookmarkEnd w:id="187"/>
+    <w:bookmarkStart w:id="196" w:name="actividad-económica-1"/>
     <w:p>
       <w:pPr>
         <w:pStyle w:val="Heading2"/>
@@ -20319,7 +20557,7 @@
       <w:r>
         <w:t xml:space="preserve"> </w:t>
       </w:r>
-      <w:hyperlink r:id="rId187">
+      <w:hyperlink r:id="rId188">
         <w:r>
           <w:rPr>
             <w:rStyle w:val="Hyperlink"/>
@@ -20341,7 +20579,7 @@
       <w:r>
         <w:t xml:space="preserve"> </w:t>
       </w:r>
-      <w:hyperlink r:id="rId188">
+      <w:hyperlink r:id="rId189">
         <w:r>
           <w:rPr>
             <w:rStyle w:val="Hyperlink"/>
@@ -20363,7 +20601,7 @@
       <w:r>
         <w:t xml:space="preserve"> </w:t>
       </w:r>
-      <w:hyperlink r:id="rId189">
+      <w:hyperlink r:id="rId190">
         <w:r>
           <w:rPr>
             <w:rStyle w:val="Hyperlink"/>
@@ -20385,7 +20623,7 @@
       <w:r>
         <w:t xml:space="preserve"> </w:t>
       </w:r>
-      <w:hyperlink r:id="rId190">
+      <w:hyperlink r:id="rId191">
         <w:r>
           <w:rPr>
             <w:rStyle w:val="Hyperlink"/>
@@ -20407,7 +20645,7 @@
       <w:r>
         <w:t xml:space="preserve"> </w:t>
       </w:r>
-      <w:hyperlink r:id="rId191">
+      <w:hyperlink r:id="rId192">
         <w:r>
           <w:rPr>
             <w:rStyle w:val="Hyperlink"/>
@@ -20429,7 +20667,7 @@
       <w:r>
         <w:t xml:space="preserve"> </w:t>
       </w:r>
-      <w:hyperlink r:id="rId192">
+      <w:hyperlink r:id="rId193">
         <w:r>
           <w:rPr>
             <w:rStyle w:val="Hyperlink"/>
@@ -20451,7 +20689,7 @@
       <w:r>
         <w:t xml:space="preserve"> </w:t>
       </w:r>
-      <w:hyperlink r:id="rId193">
+      <w:hyperlink r:id="rId194">
         <w:r>
           <w:rPr>
             <w:rStyle w:val="Hyperlink"/>
@@ -20473,7 +20711,7 @@
       <w:r>
         <w:t xml:space="preserve"> </w:t>
       </w:r>
-      <w:hyperlink r:id="rId194">
+      <w:hyperlink r:id="rId195">
         <w:r>
           <w:rPr>
             <w:rStyle w:val="Hyperlink"/>
@@ -20482,8 +20720,8 @@
         </w:r>
       </w:hyperlink>
     </w:p>
-    <w:bookmarkEnd w:id="195"/>
-    <w:bookmarkStart w:id="202" w:name="pandemia"/>
+    <w:bookmarkEnd w:id="196"/>
+    <w:bookmarkStart w:id="203" w:name="pandemia"/>
     <w:p>
       <w:pPr>
         <w:pStyle w:val="Heading2"/>
@@ -20505,7 +20743,7 @@
       <w:r>
         <w:t xml:space="preserve"> </w:t>
       </w:r>
-      <w:hyperlink r:id="rId196">
+      <w:hyperlink r:id="rId197">
         <w:r>
           <w:rPr>
             <w:rStyle w:val="Hyperlink"/>
@@ -20527,7 +20765,7 @@
       <w:r>
         <w:t xml:space="preserve"> </w:t>
       </w:r>
-      <w:hyperlink r:id="rId197">
+      <w:hyperlink r:id="rId198">
         <w:r>
           <w:rPr>
             <w:rStyle w:val="Hyperlink"/>
@@ -20549,7 +20787,7 @@
       <w:r>
         <w:t xml:space="preserve"> </w:t>
       </w:r>
-      <w:hyperlink r:id="rId198">
+      <w:hyperlink r:id="rId199">
         <w:r>
           <w:rPr>
             <w:rStyle w:val="Hyperlink"/>
@@ -20571,7 +20809,7 @@
       <w:r>
         <w:t xml:space="preserve"> </w:t>
       </w:r>
-      <w:hyperlink r:id="rId199">
+      <w:hyperlink r:id="rId200">
         <w:r>
           <w:rPr>
             <w:rStyle w:val="Hyperlink"/>
@@ -20593,7 +20831,7 @@
       <w:r>
         <w:t xml:space="preserve"> </w:t>
       </w:r>
-      <w:hyperlink r:id="rId200">
+      <w:hyperlink r:id="rId201">
         <w:r>
           <w:rPr>
             <w:rStyle w:val="Hyperlink"/>
@@ -20615,7 +20853,7 @@
       <w:r>
         <w:t xml:space="preserve"> </w:t>
       </w:r>
-      <w:hyperlink r:id="rId201">
+      <w:hyperlink r:id="rId202">
         <w:r>
           <w:rPr>
             <w:rStyle w:val="Hyperlink"/>
@@ -20624,8 +20862,8 @@
         </w:r>
       </w:hyperlink>
     </w:p>
-    <w:bookmarkEnd w:id="202"/>
     <w:bookmarkEnd w:id="203"/>
+    <w:bookmarkEnd w:id="204"/>
     <w:sectPr>
       <w:footnotePr>
         <w:numRestart w:val="eachSect"/>
